--- a/guides/Guide-Coach-EduWeb.docx
+++ b/guides/Guide-Coach-EduWeb.docx
@@ -92,7 +92,7 @@
           <w:sz w:val="16"/>
           <w:szCs w:val="16"/>
         </w:rPr>
-        <w:t xml:space="preserve">Version du 12 juin 2026</w:t>
+        <w:t xml:space="preserve">Version du 13 juin 2026</w:t>
       </w:r>
     </w:p>
     <w:p>
@@ -104,7 +104,7 @@
           <w:sz w:val="22"/>
           <w:szCs w:val="22"/>
         </w:rPr>
-        <w:t xml:space="preserve">En tant que coach EduWeb, vous créez un profil complet, le soumettez à validation, recevez des demandes de mission de la part des parents, les acceptez ou les refusez, suivez vos revenus (vous percevez 80 % de chaque mission) et échangez avec les familles. Ce guide détaille chaque étape.</w:t>
+        <w:t xml:space="preserve">En tant que coach EduWeb, vous créez un profil complet, le soumettez à validation, recevez des demandes de mission, les acceptez ou les refusez, suivez vos revenus (vous percevez 80 % de chaque mission) et échangez avec les familles. Ce guide détaille chaque étape, y compris les nouveautés : tarif libre, priorité de vos disciplines, photo recadrée automatiquement et enregistrement global du profil.</w:t>
       </w:r>
     </w:p>
     <w:p>
@@ -146,23 +146,6 @@
           <w:sz w:val="22"/>
           <w:szCs w:val="22"/>
         </w:rPr>
-        <w:t xml:space="preserve">Renseignez vos informations et validez.</w:t>
-      </w:r>
-    </w:p>
-    <w:p>
-      <w:pPr>
-        <w:pStyle w:val="ListParagraph"/>
-        <w:numPr>
-          <w:ilvl w:val="0"/>
-          <w:numId w:val="2"/>
-        </w:numPr>
-        <w:spacing w:after="40"/>
-      </w:pPr>
-      <w:r>
-        <w:rPr>
-          <w:sz w:val="22"/>
-          <w:szCs w:val="22"/>
-        </w:rPr>
         <w:t xml:space="preserve">Activez votre compte via le lien reçu par email, puis connectez-vous.</w:t>
       </w:r>
     </w:p>
@@ -171,6 +154,63 @@
         <w:pStyle w:val="Heading1"/>
       </w:pPr>
       <w:r>
+        <w:t xml:space="preserve">Langue de lecture</w:t>
+      </w:r>
+    </w:p>
+    <w:p>
+      <w:pPr>
+        <w:spacing w:after="120"/>
+      </w:pPr>
+      <w:r>
+        <w:rPr>
+          <w:sz w:val="22"/>
+          <w:szCs w:val="22"/>
+        </w:rPr>
+        <w:t xml:space="preserve">L'application est disponible en 14 langues. Sur votre tableau de bord, la carte « Langue de lecture » permet de choisir la langue d'affichage ; votre choix est mémorisé pour vos prochaines visites.</w:t>
+      </w:r>
+    </w:p>
+    <w:p>
+      <w:pPr>
+        <w:pStyle w:val="ListParagraph"/>
+        <w:numPr>
+          <w:ilvl w:val="0"/>
+          <w:numId w:val="3"/>
+        </w:numPr>
+        <w:spacing w:after="40"/>
+      </w:pPr>
+      <w:r>
+        <w:rPr>
+          <w:sz w:val="22"/>
+          <w:szCs w:val="22"/>
+        </w:rPr>
+        <w:t xml:space="preserve">Français, Anglais, Arabe, Espagnol, Coréen, Mandarin (chinois), Russe, Ukrainien, Allemand, Portugais, Italien, Turc, Wolof, Swahili.</w:t>
+      </w:r>
+    </w:p>
+    <w:p>
+      <w:pPr>
+        <w:pStyle w:val="Heading1"/>
+      </w:pPr>
+      <w:r>
+        <w:t xml:space="preserve">Besoin d'aide ?</w:t>
+      </w:r>
+    </w:p>
+    <w:p>
+      <w:pPr>
+        <w:spacing w:after="120"/>
+      </w:pPr>
+      <w:r>
+        <w:rPr>
+          <w:sz w:val="22"/>
+          <w:szCs w:val="22"/>
+        </w:rPr>
+        <w:t xml:space="preserve">Une carte « Besoin d'aide ? » figure sur votre tableau de bord, et un bouton flottant « Aide » (en bas à droite de l'écran) vous permet d'ouvrir ce guide à tout moment.</w:t>
+      </w:r>
+    </w:p>
+    <w:p>
+      <w:pPr>
+        <w:pStyle w:val="Heading1"/>
+      </w:pPr>
+      <w:r>
         <w:t xml:space="preserve">2. Votre tableau de bord</w:t>
       </w:r>
     </w:p>
@@ -188,7 +228,7 @@
           <w:sz w:val="22"/>
           <w:szCs w:val="22"/>
         </w:rPr>
-        <w:t xml:space="preserve">Vue d'ensemble : missions reçues, revenus du mois et revenus totaux, taux de complétion de votre profil.</w:t>
+        <w:t xml:space="preserve">Vue d'ensemble : missions reçues, revenus du mois et totaux, taux de complétion du profil.</w:t>
       </w:r>
     </w:p>
     <w:p>
@@ -243,7 +283,7 @@
           <w:sz w:val="21"/>
           <w:szCs w:val="21"/>
         </w:rPr>
-        <w:t xml:space="preserve">Le bouton « Enregistrer » d'une section enregistre l'ensemble de la page : vos modifications de toutes les sections sont sauvegardées en une seule fois.</w:t>
+        <w:t xml:space="preserve">Le bouton « Enregistrer » d'une section enregistre l'ensemble de la page : toutes vos modifications sont sauvegardées en une fois.</w:t>
       </w:r>
     </w:p>
     <w:p>
@@ -263,7 +303,37 @@
           <w:sz w:val="22"/>
           <w:szCs w:val="22"/>
         </w:rPr>
-        <w:t xml:space="preserve">Pays, NOM et prénom(s), genre, téléphone (indicatif automatique). Ajoutez votre photo de profil depuis la barre latérale.</w:t>
+        <w:t xml:space="preserve">Pays, NOM et prénom(s), genre, téléphone. Ajoutez votre photo de profil depuis la barre latérale.</w:t>
+      </w:r>
+    </w:p>
+    <w:p>
+      <w:pPr>
+        <w:pBdr>
+          <w:top w:val="single" w:color="B8DCC6" w:sz="2" w:space="6"/>
+          <w:bottom w:val="single" w:color="B8DCC6" w:sz="2" w:space="6"/>
+          <w:left w:val="single" w:color="1E9E57" w:sz="18" w:space="10"/>
+          <w:right w:val="single" w:color="B8DCC6" w:sz="2" w:space="6"/>
+        </w:pBdr>
+        <w:shd w:fill="E8F5EC" w:val="clear"/>
+        <w:spacing w:after="140" w:before="80"/>
+      </w:pPr>
+      <w:r>
+        <w:rPr>
+          <w:b/>
+          <w:bCs/>
+          <w:color w:val="0E6B3A"/>
+          <w:sz w:val="21"/>
+          <w:szCs w:val="21"/>
+        </w:rPr>
+        <w:t xml:space="preserve">À noter — </w:t>
+      </w:r>
+      <w:r>
+        <w:rPr>
+          <w:color w:val="1A3A28"/>
+          <w:sz w:val="21"/>
+          <w:szCs w:val="21"/>
+        </w:rPr>
+        <w:t xml:space="preserve">Photo de profil : au dépôt, votre image est automatiquement recadrée au format carré et redimensionnée (512 × 512), orientation corrigée. Inutile de la préparer : un simple cliché convient.</w:t>
       </w:r>
     </w:p>
     <w:p>
@@ -303,7 +373,7 @@
           <w:sz w:val="22"/>
           <w:szCs w:val="22"/>
         </w:rPr>
-        <w:t xml:space="preserve">Sélectionnez les niveaux que vous enseignez et vos modes d'intervention (présentiel, visio, hybride).</w:t>
+        <w:t xml:space="preserve">Sélectionnez les niveaux enseignés et vos modes d'intervention (présentiel, visio, hybride).</w:t>
       </w:r>
     </w:p>
     <w:p>
@@ -328,7 +398,7 @@
           <w:sz w:val="22"/>
           <w:szCs w:val="22"/>
         </w:rPr>
-        <w:t xml:space="preserve">Choisissez vos disciplines et fixez librement votre tarif horaire (en FCFA, avec l'équivalent en euros affiché).</w:t>
+        <w:t xml:space="preserve">Choisissez vos disciplines et fixez librement votre tarif horaire (en FCFA, équivalent € affiché).</w:t>
       </w:r>
     </w:p>
     <w:p>
@@ -362,7 +432,7 @@
           <w:sz w:val="22"/>
           <w:szCs w:val="22"/>
         </w:rPr>
-        <w:t xml:space="preserve">La facture mensuelle = tarif horaire × engagement (12 h au préscolaire/primaire, 16 h au secondaire). Vous percevez 80 % du montant.</w:t>
+        <w:t xml:space="preserve">Facture mensuelle = tarif horaire × engagement (12 h préscolaire/primaire, 16 h secondaire). Vous percevez 80 %.</w:t>
       </w:r>
     </w:p>
     <w:p>
@@ -370,6 +440,26 @@
         <w:pStyle w:val="Heading2"/>
       </w:pPr>
       <w:r>
+        <w:t xml:space="preserve">Priorité de vos disciplines (nouveauté)</w:t>
+      </w:r>
+    </w:p>
+    <w:p>
+      <w:pPr>
+        <w:spacing w:after="120"/>
+      </w:pPr>
+      <w:r>
+        <w:rPr>
+          <w:sz w:val="22"/>
+          <w:szCs w:val="22"/>
+        </w:rPr>
+        <w:t xml:space="preserve">Sous la liste des disciplines, un panneau « Priorité de vos disciplines » vous permet de les classer avec les boutons monter/descendre. La discipline classée n°1 est celle affichée comme votre spécialité sur la page d'accueil (rubrique « Des coachs disponibles près de chez vous »). Cliquez « Enregistrer la priorité ». L'ordre est conservé même si vous modifiez ensuite vos tarifs.</w:t>
+      </w:r>
+    </w:p>
+    <w:p>
+      <w:pPr>
+        <w:pStyle w:val="Heading2"/>
+      </w:pPr>
+      <w:r>
         <w:t xml:space="preserve">5. Documents</w:t>
       </w:r>
     </w:p>
@@ -382,7 +472,7 @@
           <w:sz w:val="22"/>
           <w:szCs w:val="22"/>
         </w:rPr>
-        <w:t xml:space="preserve">Cliquez directement sur une ligne (« Diplôme(s) », « Pièce d'identité (CNI / passeport) », « CV », « Certificat / Attestation ») pour importer le fichier correspondant (PDF, image ou Word — 25 Mo maximum). Le statut de la ligne passe alors à « Fourni ». Ces pièces permettent la validation de votre profil.</w:t>
+        <w:t xml:space="preserve">Cliquez directement sur une ligne (« Diplôme(s) », « Pièce d'identité », « CV », « Certificat / Attestation ») pour importer le fichier correspondant (PDF, image ou Word — 25 Mo max). Le statut passe à « Fourni ». Ces pièces permettent la validation de votre profil.</w:t>
       </w:r>
     </w:p>
     <w:p>
@@ -402,7 +492,7 @@
           <w:sz w:val="22"/>
           <w:szCs w:val="22"/>
         </w:rPr>
-        <w:t xml:space="preserve">Un texte est généré automatiquement à partir de votre profil. Modifiez-le librement ou cliquez sur « Régénérer ».</w:t>
+        <w:t xml:space="preserve">Un texte est généré automatiquement à partir de votre profil. Modifiez-le librement ou cliquez « Régénérer ».</w:t>
       </w:r>
     </w:p>
     <w:p>
@@ -486,7 +576,7 @@
           <w:sz w:val="22"/>
           <w:szCs w:val="22"/>
         </w:rPr>
-        <w:t xml:space="preserve">Vos demandes de mission apparaissent dans « Missions reçues ».</w:t>
+        <w:t xml:space="preserve">Vos demandes apparaissent dans « Missions reçues ». Cliquez « Accepter » ou « Refuser ».</w:t>
       </w:r>
     </w:p>
     <w:p>
@@ -503,7 +593,35 @@
           <w:sz w:val="22"/>
           <w:szCs w:val="22"/>
         </w:rPr>
-        <w:t xml:space="preserve">Cliquez sur « Accepter » ou « Refuser ». Le parent est notifié de votre décision par SMS.</w:t>
+        <w:t xml:space="preserve">Le parent est notifié de votre décision par SMS. Une mission acceptée devient « active ».</w:t>
+      </w:r>
+    </w:p>
+    <w:p>
+      <w:pPr>
+        <w:pStyle w:val="Heading1"/>
+      </w:pPr>
+      <w:r>
+        <w:t xml:space="preserve">6. Vos revenus</w:t>
+      </w:r>
+    </w:p>
+    <w:p>
+      <w:pPr>
+        <w:spacing w:after="120"/>
+      </w:pPr>
+      <w:r>
+        <w:rPr>
+          <w:sz w:val="22"/>
+          <w:szCs w:val="22"/>
+        </w:rPr>
+        <w:t xml:space="preserve">Vous percevez 80 % du montant de chaque mission (la plateforme conserve 20 %). Le tableau de bord affiche vos revenus du mois et vos revenus totaux.</w:t>
+      </w:r>
+    </w:p>
+    <w:p>
+      <w:pPr>
+        <w:pStyle w:val="Heading1"/>
+      </w:pPr>
+      <w:r>
+        <w:t xml:space="preserve">7. Messagerie</w:t>
       </w:r>
     </w:p>
     <w:p>
@@ -520,52 +638,7 @@
           <w:sz w:val="22"/>
           <w:szCs w:val="22"/>
         </w:rPr>
-        <w:t xml:space="preserve">Une mission acceptée devient « active ».</w:t>
-      </w:r>
-    </w:p>
-    <w:p>
-      <w:pPr>
-        <w:pStyle w:val="Heading1"/>
-      </w:pPr>
-      <w:r>
-        <w:t xml:space="preserve">6. Vos revenus</w:t>
-      </w:r>
-    </w:p>
-    <w:p>
-      <w:pPr>
-        <w:spacing w:after="120"/>
-      </w:pPr>
-      <w:r>
-        <w:rPr>
-          <w:sz w:val="22"/>
-          <w:szCs w:val="22"/>
-        </w:rPr>
-        <w:t xml:space="preserve">Vous percevez 80 % du montant de chaque mission (la plateforme conserve 20 %). Le tableau de bord affiche vos revenus du mois et vos revenus totaux.</w:t>
-      </w:r>
-    </w:p>
-    <w:p>
-      <w:pPr>
-        <w:pStyle w:val="Heading1"/>
-      </w:pPr>
-      <w:r>
-        <w:t xml:space="preserve">7. Messagerie</w:t>
-      </w:r>
-    </w:p>
-    <w:p>
-      <w:pPr>
-        <w:pStyle w:val="ListParagraph"/>
-        <w:numPr>
-          <w:ilvl w:val="0"/>
-          <w:numId w:val="3"/>
-        </w:numPr>
-        <w:spacing w:after="40"/>
-      </w:pPr>
-      <w:r>
-        <w:rPr>
-          <w:sz w:val="22"/>
-          <w:szCs w:val="22"/>
-        </w:rPr>
-        <w:t xml:space="preserve">Échangez avec les parents avec qui vous partagez une mission, ainsi qu'avec le Support EduWeb.</w:t>
+        <w:t xml:space="preserve">Échangez avec les parents avec qui vous partagez une mission, et avec le Support EduWeb.</w:t>
       </w:r>
     </w:p>
     <w:p>

--- a/guides/Guide-Coach-EduWeb.docx
+++ b/guides/Guide-Coach-EduWeb.docx
@@ -204,6 +204,245 @@
           <w:szCs w:val="22"/>
         </w:rPr>
         <w:t xml:space="preserve">Une carte « Besoin d'aide ? » figure sur votre tableau de bord, et un bouton flottant « Aide » (en bas à droite de l'écran) vous permet d'ouvrir ce guide à tout moment.</w:t>
+      </w:r>
+    </w:p>
+    <w:p>
+      <w:pPr>
+        <w:pStyle w:val="Heading1"/>
+      </w:pPr>
+      <w:r>
+        <w:t xml:space="preserve">Installer l'application sur votre appareil</w:t>
+      </w:r>
+    </w:p>
+    <w:p>
+      <w:pPr>
+        <w:spacing w:after="120"/>
+      </w:pPr>
+      <w:r>
+        <w:rPr>
+          <w:sz w:val="22"/>
+          <w:szCs w:val="22"/>
+        </w:rPr>
+        <w:t xml:space="preserve">EduWeb est une application web installable : vous pouvez l'ajouter à l'écran d'accueil de votre téléphone ou au bureau de votre ordinateur, puis l'ouvrir comme une application classique — en plein écran, sans la barre du navigateur, avec l'icône EduWeb. L'installation est gratuite, rapide et ne passe par aucun magasin d'applications.</w:t>
+      </w:r>
+    </w:p>
+    <w:p>
+      <w:pPr>
+        <w:pStyle w:val="Heading2"/>
+      </w:pPr>
+      <w:r>
+        <w:t xml:space="preserve">Android (Chrome)</w:t>
+      </w:r>
+    </w:p>
+    <w:p>
+      <w:pPr>
+        <w:pStyle w:val="ListParagraph"/>
+        <w:numPr>
+          <w:ilvl w:val="0"/>
+          <w:numId w:val="4"/>
+        </w:numPr>
+        <w:spacing w:after="40"/>
+      </w:pPr>
+      <w:r>
+        <w:rPr>
+          <w:sz w:val="22"/>
+          <w:szCs w:val="22"/>
+        </w:rPr>
+        <w:t xml:space="preserve">Ouvrez family.eduweb.ci dans Chrome.</w:t>
+      </w:r>
+    </w:p>
+    <w:p>
+      <w:pPr>
+        <w:pStyle w:val="ListParagraph"/>
+        <w:numPr>
+          <w:ilvl w:val="0"/>
+          <w:numId w:val="4"/>
+        </w:numPr>
+        <w:spacing w:after="40"/>
+      </w:pPr>
+      <w:r>
+        <w:rPr>
+          <w:sz w:val="22"/>
+          <w:szCs w:val="22"/>
+        </w:rPr>
+        <w:t xml:space="preserve">Touchez la bannière « Installer l'application » si elle apparaît ; sinon, ouvrez le menu ⋮ (en haut à droite).</w:t>
+      </w:r>
+    </w:p>
+    <w:p>
+      <w:pPr>
+        <w:pStyle w:val="ListParagraph"/>
+        <w:numPr>
+          <w:ilvl w:val="0"/>
+          <w:numId w:val="4"/>
+        </w:numPr>
+        <w:spacing w:after="40"/>
+      </w:pPr>
+      <w:r>
+        <w:rPr>
+          <w:sz w:val="22"/>
+          <w:szCs w:val="22"/>
+        </w:rPr>
+        <w:t xml:space="preserve">Choisissez « Installer l'application » (ou « Ajouter à l'écran d'accueil »), puis confirmez.</w:t>
+      </w:r>
+    </w:p>
+    <w:p>
+      <w:pPr>
+        <w:pStyle w:val="Heading2"/>
+      </w:pPr>
+      <w:r>
+        <w:t xml:space="preserve">iPhone / iPad (Safari)</w:t>
+      </w:r>
+    </w:p>
+    <w:p>
+      <w:pPr>
+        <w:pStyle w:val="ListParagraph"/>
+        <w:numPr>
+          <w:ilvl w:val="0"/>
+          <w:numId w:val="5"/>
+        </w:numPr>
+        <w:spacing w:after="40"/>
+      </w:pPr>
+      <w:r>
+        <w:rPr>
+          <w:sz w:val="22"/>
+          <w:szCs w:val="22"/>
+        </w:rPr>
+        <w:t xml:space="preserve">Ouvrez family.eduweb.ci dans Safari.</w:t>
+      </w:r>
+    </w:p>
+    <w:p>
+      <w:pPr>
+        <w:pStyle w:val="ListParagraph"/>
+        <w:numPr>
+          <w:ilvl w:val="0"/>
+          <w:numId w:val="5"/>
+        </w:numPr>
+        <w:spacing w:after="40"/>
+      </w:pPr>
+      <w:r>
+        <w:rPr>
+          <w:sz w:val="22"/>
+          <w:szCs w:val="22"/>
+        </w:rPr>
+        <w:t xml:space="preserve">Touchez le bouton Partager (le carré surmonté d'une flèche vers le haut).</w:t>
+      </w:r>
+    </w:p>
+    <w:p>
+      <w:pPr>
+        <w:pStyle w:val="ListParagraph"/>
+        <w:numPr>
+          <w:ilvl w:val="0"/>
+          <w:numId w:val="5"/>
+        </w:numPr>
+        <w:spacing w:after="40"/>
+      </w:pPr>
+      <w:r>
+        <w:rPr>
+          <w:sz w:val="22"/>
+          <w:szCs w:val="22"/>
+        </w:rPr>
+        <w:t xml:space="preserve">Faites défiler, choisissez « Sur l'écran d'accueil », puis « Ajouter ».</w:t>
+      </w:r>
+    </w:p>
+    <w:p>
+      <w:pPr>
+        <w:pStyle w:val="Heading2"/>
+      </w:pPr>
+      <w:r>
+        <w:t xml:space="preserve">Ordinateur (Chrome ou Edge)</w:t>
+      </w:r>
+    </w:p>
+    <w:p>
+      <w:pPr>
+        <w:pStyle w:val="ListParagraph"/>
+        <w:numPr>
+          <w:ilvl w:val="0"/>
+          <w:numId w:val="6"/>
+        </w:numPr>
+        <w:spacing w:after="40"/>
+      </w:pPr>
+      <w:r>
+        <w:rPr>
+          <w:sz w:val="22"/>
+          <w:szCs w:val="22"/>
+        </w:rPr>
+        <w:t xml:space="preserve">Ouvrez family.eduweb.ci.</w:t>
+      </w:r>
+    </w:p>
+    <w:p>
+      <w:pPr>
+        <w:pStyle w:val="ListParagraph"/>
+        <w:numPr>
+          <w:ilvl w:val="0"/>
+          <w:numId w:val="6"/>
+        </w:numPr>
+        <w:spacing w:after="40"/>
+      </w:pPr>
+      <w:r>
+        <w:rPr>
+          <w:sz w:val="22"/>
+          <w:szCs w:val="22"/>
+        </w:rPr>
+        <w:t xml:space="preserve">Cliquez sur l'icône d'installation (un écran avec une flèche, ou ⊕) à droite de la barre d'adresse.</w:t>
+      </w:r>
+    </w:p>
+    <w:p>
+      <w:pPr>
+        <w:pStyle w:val="ListParagraph"/>
+        <w:numPr>
+          <w:ilvl w:val="0"/>
+          <w:numId w:val="6"/>
+        </w:numPr>
+        <w:spacing w:after="40"/>
+      </w:pPr>
+      <w:r>
+        <w:rPr>
+          <w:sz w:val="22"/>
+          <w:szCs w:val="22"/>
+        </w:rPr>
+        <w:t xml:space="preserve">Cliquez sur « Installer ».</w:t>
+      </w:r>
+    </w:p>
+    <w:p>
+      <w:pPr>
+        <w:spacing w:after="120"/>
+      </w:pPr>
+      <w:r>
+        <w:rPr>
+          <w:sz w:val="22"/>
+          <w:szCs w:val="22"/>
+        </w:rPr>
+        <w:t xml:space="preserve">Une fois installée, l'icône EduWeb apparaît sur votre écran d'accueil (ou votre bureau) et l'application se met à jour automatiquement à chaque connexion à Internet.</w:t>
+      </w:r>
+    </w:p>
+    <w:p>
+      <w:pPr>
+        <w:pBdr>
+          <w:top w:val="single" w:color="B8DCC6" w:sz="2" w:space="6"/>
+          <w:bottom w:val="single" w:color="B8DCC6" w:sz="2" w:space="6"/>
+          <w:left w:val="single" w:color="1E9E57" w:sz="18" w:space="10"/>
+          <w:right w:val="single" w:color="B8DCC6" w:sz="2" w:space="6"/>
+        </w:pBdr>
+        <w:shd w:fill="E8F5EC" w:val="clear"/>
+        <w:spacing w:after="140" w:before="80"/>
+      </w:pPr>
+      <w:r>
+        <w:rPr>
+          <w:b/>
+          <w:bCs/>
+          <w:color w:val="0E6B3A"/>
+          <w:sz w:val="21"/>
+          <w:szCs w:val="21"/>
+        </w:rPr>
+        <w:t xml:space="preserve">À noter — </w:t>
+      </w:r>
+      <w:r>
+        <w:rPr>
+          <w:color w:val="1A3A28"/>
+          <w:sz w:val="21"/>
+          <w:szCs w:val="21"/>
+        </w:rPr>
+        <w:t xml:space="preserve">En cas de coupure d'Internet, l'application affiche une page d'attente claire et se recharge automatiquement dès le retour de la connexion. La consultation des pages nécessite une connexion active.</w:t>
       </w:r>
     </w:p>
     <w:p>
@@ -968,6 +1207,42 @@
       </w:pPr>
     </w:lvl>
   </w:abstractNum>
+  <w:abstractNum w:abstractNumId="4" w15:restartNumberingAfterBreak="0">
+    <w:multiLevelType w:val="hybridMultilevel"/>
+    <w:lvl w:ilvl="0" w15:tentative="1">
+      <w:start w:val="1"/>
+      <w:numFmt w:val="decimal"/>
+      <w:lvlText w:val="%1."/>
+      <w:lvlJc w:val="left"/>
+      <w:pPr>
+        <w:ind w:left="540" w:hanging="300"/>
+      </w:pPr>
+    </w:lvl>
+  </w:abstractNum>
+  <w:abstractNum w:abstractNumId="5" w15:restartNumberingAfterBreak="0">
+    <w:multiLevelType w:val="hybridMultilevel"/>
+    <w:lvl w:ilvl="0" w15:tentative="1">
+      <w:start w:val="1"/>
+      <w:numFmt w:val="decimal"/>
+      <w:lvlText w:val="%1."/>
+      <w:lvlJc w:val="left"/>
+      <w:pPr>
+        <w:ind w:left="540" w:hanging="300"/>
+      </w:pPr>
+    </w:lvl>
+  </w:abstractNum>
+  <w:abstractNum w:abstractNumId="6" w15:restartNumberingAfterBreak="0">
+    <w:multiLevelType w:val="hybridMultilevel"/>
+    <w:lvl w:ilvl="0" w15:tentative="1">
+      <w:start w:val="1"/>
+      <w:numFmt w:val="decimal"/>
+      <w:lvlText w:val="%1."/>
+      <w:lvlJc w:val="left"/>
+      <w:pPr>
+        <w:ind w:left="540" w:hanging="300"/>
+      </w:pPr>
+    </w:lvl>
+  </w:abstractNum>
   <w:num w:numId="1">
     <w:abstractNumId w:val="1"/>
     <w:lvlOverride w:ilvl="0">
@@ -982,6 +1257,24 @@
   </w:num>
   <w:num w:numId="3">
     <w:abstractNumId w:val="2"/>
+    <w:lvlOverride w:ilvl="0">
+      <w:startOverride w:val="1"/>
+    </w:lvlOverride>
+  </w:num>
+  <w:num w:numId="4">
+    <w:abstractNumId w:val="4"/>
+    <w:lvlOverride w:ilvl="0">
+      <w:startOverride w:val="1"/>
+    </w:lvlOverride>
+  </w:num>
+  <w:num w:numId="5">
+    <w:abstractNumId w:val="5"/>
+    <w:lvlOverride w:ilvl="0">
+      <w:startOverride w:val="1"/>
+    </w:lvlOverride>
+  </w:num>
+  <w:num w:numId="6">
+    <w:abstractNumId w:val="6"/>
     <w:lvlOverride w:ilvl="0">
       <w:startOverride w:val="1"/>
     </w:lvlOverride>

--- a/guides/Guide-Coach-EduWeb.docx
+++ b/guides/Guide-Coach-EduWeb.docx
@@ -92,7 +92,7 @@
           <w:sz w:val="16"/>
           <w:szCs w:val="16"/>
         </w:rPr>
-        <w:t xml:space="preserve">Version du 13 juin 2026</w:t>
+        <w:t xml:space="preserve">Version du 15 juin 2026</w:t>
       </w:r>
     </w:p>
     <w:p>
@@ -672,6 +672,38 @@
           <w:szCs w:val="22"/>
         </w:rPr>
         <w:t xml:space="preserve">Facture mensuelle = tarif horaire × engagement (12 h préscolaire/primaire, 16 h secondaire). Vous percevez 80 %.</w:t>
+      </w:r>
+    </w:p>
+    <w:p>
+      <w:pPr>
+        <w:pStyle w:val="Heading2"/>
+      </w:pPr>
+      <w:r>
+        <w:t xml:space="preserve">Connaissances générales (valable aussi pour les parents)</w:t>
+      </w:r>
+    </w:p>
+    <w:p>
+      <w:pPr>
+        <w:spacing w:after="120"/>
+      </w:pPr>
+      <w:r>
+        <w:rPr>
+          <w:sz w:val="22"/>
+          <w:szCs w:val="22"/>
+        </w:rPr>
+        <w:t xml:space="preserve">En plus des cycles scolaires, un niveau transversal « Connaissances générales » regroupe, par rubrique, des spécialités utiles aux élèves ET aux parents : développement personnel, méthodes &amp; réussite, numérique (initiation informatique, bureautique, codage &amp; développement web, robotique, IA), langues &amp; communication, parentalité, finances &amp; entrepreneuriat, santé &amp; bien-être, arts &amp; créativité…</w:t>
+      </w:r>
+    </w:p>
+    <w:p>
+      <w:pPr>
+        <w:spacing w:after="120"/>
+      </w:pPr>
+      <w:r>
+        <w:rPr>
+          <w:sz w:val="22"/>
+          <w:szCs w:val="22"/>
+        </w:rPr>
+        <w:t xml:space="preserve">Cochez les spécialités que vous proposez dans la section « Compétences » (sous-rubrique Connaissances générales), puis fixez leur tarif ici, comme pour toute discipline. Elles deviennent recherchables par les parents (y compris pour eux-mêmes).</w:t>
       </w:r>
     </w:p>
     <w:p>

--- a/guides/Guide-Coach-EduWeb.docx
+++ b/guides/Guide-Coach-EduWeb.docx
@@ -4,7 +4,7 @@
   <w:body>
     <w:p>
       <w:pPr>
-        <w:spacing w:after="0"/>
+        <w:spacing w:after="0" w:before="1400"/>
         <w:jc w:val="center"/>
       </w:pPr>
       <w:r>
@@ -12,425 +12,508 @@
           <w:b/>
           <w:bCs/>
           <w:color w:val="0E6B3A"/>
-          <w:sz w:val="56"/>
-          <w:szCs w:val="56"/>
+          <w:sz w:val="64"/>
+          <w:szCs w:val="64"/>
         </w:rPr>
         <w:t xml:space="preserve">EduWeb</w:t>
       </w:r>
     </w:p>
     <w:p>
       <w:pPr>
-        <w:spacing w:after="200"/>
+        <w:spacing w:after="700"/>
         <w:jc w:val="center"/>
       </w:pPr>
       <w:r>
         <w:rPr>
           <w:color w:val="1E9E57"/>
+          <w:spacing w:val="30"/>
+          <w:sz w:val="18"/>
+          <w:szCs w:val="18"/>
+        </w:rPr>
+        <w:t xml:space="preserve">FAMILY &amp; COACHING</w:t>
+      </w:r>
+    </w:p>
+    <w:p>
+      <w:pPr>
+        <w:spacing w:after="120"/>
+        <w:jc w:val="center"/>
+      </w:pPr>
+      <w:r>
+        <w:rPr>
+          <w:color w:val="1E9E57"/>
+          <w:spacing w:val="40"/>
+          <w:sz w:val="22"/>
+          <w:szCs w:val="22"/>
+        </w:rPr>
+        <w:t xml:space="preserve">GUIDE DE L'UTILISATEUR</w:t>
+      </w:r>
+    </w:p>
+    <w:p>
+      <w:pPr>
+        <w:shd w:fill="0E6B3A" w:color="auto" w:val="clear"/>
+        <w:spacing w:after="200" w:before="120"/>
+        <w:jc w:val="center"/>
+      </w:pPr>
+      <w:r>
+        <w:rPr>
+          <w:b/>
+          <w:bCs/>
+          <w:color w:val="FFFFFF"/>
+          <w:sz w:val="44"/>
+          <w:szCs w:val="44"/>
+        </w:rPr>
+        <w:t xml:space="preserve">  Coach  </w:t>
+      </w:r>
+    </w:p>
+    <w:p>
+      <w:pPr>
+        <w:spacing w:after="80"/>
+        <w:jc w:val="center"/>
+      </w:pPr>
+      <w:r>
+        <w:rPr>
+          <w:i/>
+          <w:iCs/>
+          <w:color w:val="666666"/>
+          <w:sz w:val="24"/>
+          <w:szCs w:val="24"/>
+        </w:rPr>
+        <w:t xml:space="preserve">Constituez votre profil, recevez des missions et suivez vos revenus</w:t>
+      </w:r>
+    </w:p>
+    <w:p>
+      <w:pPr>
+        <w:pBdr>
+          <w:top w:val="single" w:color="1E9E57" w:sz="6" w:space="8"/>
+        </w:pBdr>
+        <w:spacing w:after="0" w:before="200"/>
+        <w:jc w:val="center"/>
+      </w:pPr>
+      <w:r>
+        <w:rPr>
+          <w:color w:val="999999"/>
+          <w:sz w:val="18"/>
+          <w:szCs w:val="18"/>
+        </w:rPr>
+        <w:t xml:space="preserve">Document de formation</w:t>
+      </w:r>
+    </w:p>
+    <w:p>
+      <w:pPr>
+        <w:spacing w:after="0"/>
+        <w:jc w:val="center"/>
+      </w:pPr>
+      <w:r>
+        <w:rPr>
+          <w:color w:val="999999"/>
           <w:sz w:val="16"/>
           <w:szCs w:val="16"/>
         </w:rPr>
-        <w:t xml:space="preserve">FAMILY &amp; COACHING</w:t>
-      </w:r>
-    </w:p>
-    <w:p>
-      <w:pPr>
-        <w:spacing w:after="40"/>
-        <w:jc w:val="center"/>
-      </w:pPr>
-      <w:r>
-        <w:rPr>
-          <w:color w:val="555555"/>
-          <w:sz w:val="26"/>
-          <w:szCs w:val="26"/>
-        </w:rPr>
-        <w:t xml:space="preserve">Guide de l'utilisateur</w:t>
-      </w:r>
-    </w:p>
-    <w:p>
-      <w:pPr>
-        <w:spacing w:after="60"/>
-        <w:jc w:val="center"/>
+        <w:t xml:space="preserve">family.eduweb.ci · Version du 20 juin 2026</w:t>
+      </w:r>
+    </w:p>
+    <w:p>
+      <w:r>
+        <w:br w:type="page"/>
+      </w:r>
+    </w:p>
+    <w:p>
+      <w:pPr>
+        <w:pBdr>
+          <w:bottom w:val="single" w:color="1E9E57" w:sz="8" w:space="6"/>
+        </w:pBdr>
+        <w:spacing w:after="160"/>
       </w:pPr>
       <w:r>
         <w:rPr>
           <w:b/>
           <w:bCs/>
           <w:color w:val="0E6B3A"/>
-          <w:sz w:val="44"/>
-          <w:szCs w:val="44"/>
-        </w:rPr>
-        <w:t xml:space="preserve">Coach</w:t>
-      </w:r>
-    </w:p>
-    <w:p>
-      <w:pPr>
-        <w:spacing w:after="40"/>
-        <w:jc w:val="center"/>
-      </w:pPr>
-      <w:r>
-        <w:rPr>
-          <w:i/>
-          <w:iCs/>
-          <w:color w:val="666666"/>
-          <w:sz w:val="22"/>
-          <w:szCs w:val="22"/>
-        </w:rPr>
-        <w:t xml:space="preserve">Constituez votre profil, recevez des missions et suivez vos revenus</w:t>
-      </w:r>
-    </w:p>
-    <w:p>
-      <w:pPr>
-        <w:pBdr>
-          <w:bottom w:val="single" w:color="1E9E57" w:sz="6" w:space="8"/>
-        </w:pBdr>
-        <w:spacing w:after="160"/>
-        <w:jc w:val="center"/>
-      </w:pPr>
-      <w:r>
-        <w:rPr>
-          <w:color w:val="999999"/>
-          <w:sz w:val="16"/>
-          <w:szCs w:val="16"/>
-        </w:rPr>
-        <w:t xml:space="preserve">Version du 15 juin 2026</w:t>
-      </w:r>
-    </w:p>
-    <w:p>
-      <w:pPr>
-        <w:spacing w:after="200"/>
-      </w:pPr>
-      <w:r>
-        <w:rPr>
-          <w:sz w:val="22"/>
-          <w:szCs w:val="22"/>
-        </w:rPr>
-        <w:t xml:space="preserve">En tant que coach EduWeb, vous créez un profil complet, le soumettez à validation, recevez des demandes de mission, les acceptez ou les refusez, suivez vos revenus (vous percevez 80 % de chaque mission) et échangez avec les familles. Ce guide détaille chaque étape, y compris les nouveautés : tarif libre, priorité de vos disciplines, photo recadrée automatiquement et enregistrement global du profil.</w:t>
-      </w:r>
-    </w:p>
-    <w:p>
-      <w:pPr>
-        <w:pStyle w:val="Heading1"/>
-      </w:pPr>
-      <w:r>
-        <w:t xml:space="preserve">1. Créer votre compte</w:t>
-      </w:r>
-    </w:p>
-    <w:p>
-      <w:pPr>
-        <w:pStyle w:val="ListParagraph"/>
-        <w:numPr>
-          <w:ilvl w:val="0"/>
-          <w:numId w:val="2"/>
-        </w:numPr>
-        <w:spacing w:after="40"/>
-      </w:pPr>
-      <w:r>
-        <w:rPr>
-          <w:sz w:val="22"/>
-          <w:szCs w:val="22"/>
-        </w:rPr>
-        <w:t xml:space="preserve">Cliquez sur « Créer un compte » et choisissez le rôle « Coach ».</w:t>
-      </w:r>
-    </w:p>
-    <w:p>
-      <w:pPr>
-        <w:pStyle w:val="ListParagraph"/>
-        <w:numPr>
-          <w:ilvl w:val="0"/>
-          <w:numId w:val="2"/>
-        </w:numPr>
-        <w:spacing w:after="40"/>
-      </w:pPr>
-      <w:r>
-        <w:rPr>
-          <w:sz w:val="22"/>
-          <w:szCs w:val="22"/>
-        </w:rPr>
-        <w:t xml:space="preserve">Activez votre compte via le lien reçu par email, puis connectez-vous.</w:t>
-      </w:r>
-    </w:p>
-    <w:p>
-      <w:pPr>
-        <w:pStyle w:val="Heading1"/>
-      </w:pPr>
-      <w:r>
-        <w:t xml:space="preserve">Langue de lecture</w:t>
-      </w:r>
-    </w:p>
-    <w:p>
-      <w:pPr>
-        <w:spacing w:after="120"/>
-      </w:pPr>
-      <w:r>
-        <w:rPr>
-          <w:sz w:val="22"/>
-          <w:szCs w:val="22"/>
-        </w:rPr>
-        <w:t xml:space="preserve">L'application est disponible en 14 langues. Sur votre tableau de bord, la carte « Langue de lecture » permet de choisir la langue d'affichage ; votre choix est mémorisé pour vos prochaines visites.</w:t>
-      </w:r>
-    </w:p>
-    <w:p>
-      <w:pPr>
-        <w:pStyle w:val="ListParagraph"/>
-        <w:numPr>
-          <w:ilvl w:val="0"/>
-          <w:numId w:val="3"/>
-        </w:numPr>
-        <w:spacing w:after="40"/>
-      </w:pPr>
-      <w:r>
-        <w:rPr>
-          <w:sz w:val="22"/>
-          <w:szCs w:val="22"/>
-        </w:rPr>
-        <w:t xml:space="preserve">Français, Anglais, Arabe, Espagnol, Coréen, Mandarin (chinois), Russe, Ukrainien, Allemand, Portugais, Italien, Turc, Wolof, Swahili.</w:t>
-      </w:r>
-    </w:p>
-    <w:p>
-      <w:pPr>
-        <w:pStyle w:val="Heading1"/>
-      </w:pPr>
-      <w:r>
-        <w:t xml:space="preserve">Besoin d'aide ?</w:t>
-      </w:r>
-    </w:p>
-    <w:p>
-      <w:pPr>
-        <w:spacing w:after="120"/>
-      </w:pPr>
-      <w:r>
-        <w:rPr>
-          <w:sz w:val="22"/>
-          <w:szCs w:val="22"/>
-        </w:rPr>
-        <w:t xml:space="preserve">Une carte « Besoin d'aide ? » figure sur votre tableau de bord, et un bouton flottant « Aide » (en bas à droite de l'écran) vous permet d'ouvrir ce guide à tout moment.</w:t>
-      </w:r>
-    </w:p>
-    <w:p>
-      <w:pPr>
-        <w:pStyle w:val="Heading1"/>
-      </w:pPr>
-      <w:r>
-        <w:t xml:space="preserve">Installer l'application sur votre appareil</w:t>
-      </w:r>
-    </w:p>
-    <w:p>
-      <w:pPr>
-        <w:spacing w:after="120"/>
-      </w:pPr>
-      <w:r>
-        <w:rPr>
-          <w:sz w:val="22"/>
-          <w:szCs w:val="22"/>
-        </w:rPr>
-        <w:t xml:space="preserve">EduWeb est une application web installable : vous pouvez l'ajouter à l'écran d'accueil de votre téléphone ou au bureau de votre ordinateur, puis l'ouvrir comme une application classique — en plein écran, sans la barre du navigateur, avec l'icône EduWeb. L'installation est gratuite, rapide et ne passe par aucun magasin d'applications.</w:t>
-      </w:r>
-    </w:p>
-    <w:p>
-      <w:pPr>
-        <w:pStyle w:val="Heading2"/>
-      </w:pPr>
-      <w:r>
-        <w:t xml:space="preserve">Android (Chrome)</w:t>
-      </w:r>
-    </w:p>
-    <w:p>
-      <w:pPr>
-        <w:pStyle w:val="ListParagraph"/>
-        <w:numPr>
-          <w:ilvl w:val="0"/>
-          <w:numId w:val="4"/>
-        </w:numPr>
-        <w:spacing w:after="40"/>
-      </w:pPr>
-      <w:r>
-        <w:rPr>
-          <w:sz w:val="22"/>
-          <w:szCs w:val="22"/>
-        </w:rPr>
-        <w:t xml:space="preserve">Ouvrez family.eduweb.ci dans Chrome.</w:t>
-      </w:r>
-    </w:p>
-    <w:p>
-      <w:pPr>
-        <w:pStyle w:val="ListParagraph"/>
-        <w:numPr>
-          <w:ilvl w:val="0"/>
-          <w:numId w:val="4"/>
-        </w:numPr>
-        <w:spacing w:after="40"/>
-      </w:pPr>
-      <w:r>
-        <w:rPr>
-          <w:sz w:val="22"/>
-          <w:szCs w:val="22"/>
-        </w:rPr>
-        <w:t xml:space="preserve">Touchez la bannière « Installer l'application » si elle apparaît ; sinon, ouvrez le menu ⋮ (en haut à droite).</w:t>
-      </w:r>
-    </w:p>
-    <w:p>
-      <w:pPr>
-        <w:pStyle w:val="ListParagraph"/>
-        <w:numPr>
-          <w:ilvl w:val="0"/>
-          <w:numId w:val="4"/>
-        </w:numPr>
-        <w:spacing w:after="40"/>
-      </w:pPr>
-      <w:r>
-        <w:rPr>
-          <w:sz w:val="22"/>
-          <w:szCs w:val="22"/>
-        </w:rPr>
-        <w:t xml:space="preserve">Choisissez « Installer l'application » (ou « Ajouter à l'écran d'accueil »), puis confirmez.</w:t>
-      </w:r>
-    </w:p>
-    <w:p>
-      <w:pPr>
-        <w:pStyle w:val="Heading2"/>
-      </w:pPr>
-      <w:r>
-        <w:t xml:space="preserve">iPhone / iPad (Safari)</w:t>
-      </w:r>
-    </w:p>
-    <w:p>
-      <w:pPr>
-        <w:pStyle w:val="ListParagraph"/>
-        <w:numPr>
-          <w:ilvl w:val="0"/>
-          <w:numId w:val="5"/>
-        </w:numPr>
-        <w:spacing w:after="40"/>
-      </w:pPr>
-      <w:r>
-        <w:rPr>
-          <w:sz w:val="22"/>
-          <w:szCs w:val="22"/>
-        </w:rPr>
-        <w:t xml:space="preserve">Ouvrez family.eduweb.ci dans Safari.</w:t>
-      </w:r>
-    </w:p>
-    <w:p>
-      <w:pPr>
-        <w:pStyle w:val="ListParagraph"/>
-        <w:numPr>
-          <w:ilvl w:val="0"/>
-          <w:numId w:val="5"/>
-        </w:numPr>
-        <w:spacing w:after="40"/>
-      </w:pPr>
-      <w:r>
-        <w:rPr>
-          <w:sz w:val="22"/>
-          <w:szCs w:val="22"/>
-        </w:rPr>
-        <w:t xml:space="preserve">Touchez le bouton Partager (le carré surmonté d'une flèche vers le haut).</w:t>
-      </w:r>
-    </w:p>
-    <w:p>
-      <w:pPr>
-        <w:pStyle w:val="ListParagraph"/>
-        <w:numPr>
-          <w:ilvl w:val="0"/>
-          <w:numId w:val="5"/>
-        </w:numPr>
-        <w:spacing w:after="40"/>
-      </w:pPr>
-      <w:r>
-        <w:rPr>
-          <w:sz w:val="22"/>
-          <w:szCs w:val="22"/>
-        </w:rPr>
-        <w:t xml:space="preserve">Faites défiler, choisissez « Sur l'écran d'accueil », puis « Ajouter ».</w:t>
-      </w:r>
-    </w:p>
-    <w:p>
-      <w:pPr>
-        <w:pStyle w:val="Heading2"/>
-      </w:pPr>
-      <w:r>
-        <w:t xml:space="preserve">Ordinateur (Chrome ou Edge)</w:t>
-      </w:r>
-    </w:p>
-    <w:p>
-      <w:pPr>
-        <w:pStyle w:val="ListParagraph"/>
-        <w:numPr>
-          <w:ilvl w:val="0"/>
-          <w:numId w:val="6"/>
-        </w:numPr>
-        <w:spacing w:after="40"/>
-      </w:pPr>
-      <w:r>
-        <w:rPr>
-          <w:sz w:val="22"/>
-          <w:szCs w:val="22"/>
-        </w:rPr>
-        <w:t xml:space="preserve">Ouvrez family.eduweb.ci.</w:t>
-      </w:r>
-    </w:p>
-    <w:p>
-      <w:pPr>
-        <w:pStyle w:val="ListParagraph"/>
-        <w:numPr>
-          <w:ilvl w:val="0"/>
-          <w:numId w:val="6"/>
-        </w:numPr>
-        <w:spacing w:after="40"/>
-      </w:pPr>
-      <w:r>
-        <w:rPr>
-          <w:sz w:val="22"/>
-          <w:szCs w:val="22"/>
-        </w:rPr>
-        <w:t xml:space="preserve">Cliquez sur l'icône d'installation (un écran avec une flèche, ou ⊕) à droite de la barre d'adresse.</w:t>
-      </w:r>
-    </w:p>
-    <w:p>
-      <w:pPr>
-        <w:pStyle w:val="ListParagraph"/>
-        <w:numPr>
-          <w:ilvl w:val="0"/>
-          <w:numId w:val="6"/>
-        </w:numPr>
-        <w:spacing w:after="40"/>
-      </w:pPr>
-      <w:r>
-        <w:rPr>
-          <w:sz w:val="22"/>
-          <w:szCs w:val="22"/>
-        </w:rPr>
-        <w:t xml:space="preserve">Cliquez sur « Installer ».</w:t>
-      </w:r>
-    </w:p>
-    <w:p>
-      <w:pPr>
-        <w:spacing w:after="120"/>
-      </w:pPr>
-      <w:r>
-        <w:rPr>
-          <w:sz w:val="22"/>
-          <w:szCs w:val="22"/>
-        </w:rPr>
-        <w:t xml:space="preserve">Une fois installée, l'icône EduWeb apparaît sur votre écran d'accueil (ou votre bureau) et l'application se met à jour automatiquement à chaque connexion à Internet.</w:t>
-      </w:r>
-    </w:p>
-    <w:p>
-      <w:pPr>
-        <w:pBdr>
-          <w:top w:val="single" w:color="B8DCC6" w:sz="2" w:space="6"/>
-          <w:bottom w:val="single" w:color="B8DCC6" w:sz="2" w:space="6"/>
-          <w:left w:val="single" w:color="1E9E57" w:sz="18" w:space="10"/>
-          <w:right w:val="single" w:color="B8DCC6" w:sz="2" w:space="6"/>
-        </w:pBdr>
-        <w:shd w:fill="E8F5EC" w:val="clear"/>
-        <w:spacing w:after="140" w:before="80"/>
+          <w:sz w:val="36"/>
+          <w:szCs w:val="36"/>
+        </w:rPr>
+        <w:t xml:space="preserve">Sommaire</w:t>
+      </w:r>
+    </w:p>
+    <w:sdt>
+      <w:sdtPr>
+        <w:alias w:val="Sommaire"/>
+      </w:sdtPr>
+      <w:sdtContent>
+        <w:p>
+          <w:r>
+            <w:fldChar w:fldCharType="begin" w:dirty="true"/>
+            <w:instrText xml:space="preserve">TOC \h \o "1-1"</w:instrText>
+            <w:fldChar w:fldCharType="separate"/>
+          </w:r>
+        </w:p>
+        <w:p>
+          <w:r>
+            <w:fldChar w:fldCharType="end"/>
+          </w:r>
+        </w:p>
+      </w:sdtContent>
+    </w:sdt>
+    <w:p>
+      <w:r>
+        <w:br w:type="page"/>
+      </w:r>
+    </w:p>
+    <w:p>
+      <w:pPr>
+        <w:spacing w:after="80"/>
       </w:pPr>
       <w:r>
         <w:rPr>
           <w:b/>
           <w:bCs/>
-          <w:color w:val="0E6B3A"/>
+          <w:color w:val="1E9E57"/>
+          <w:spacing w:val="20"/>
+          <w:sz w:val="18"/>
+          <w:szCs w:val="18"/>
+        </w:rPr>
+        <w:t xml:space="preserve">À PROPOS DE CE GUIDE</w:t>
+      </w:r>
+    </w:p>
+    <w:p>
+      <w:pPr>
+        <w:pBdr>
+          <w:left w:val="single" w:color="1E9E57" w:sz="18" w:space="14"/>
+        </w:pBdr>
+        <w:spacing w:after="260"/>
+      </w:pPr>
+      <w:r>
+        <w:rPr>
+          <w:sz w:val="22"/>
+          <w:szCs w:val="22"/>
+        </w:rPr>
+        <w:t xml:space="preserve">En tant que coach EduWeb, vous créez un profil complet, le soumettez à validation, recevez des demandes de mission, les acceptez ou les refusez, suivez vos revenus (vous percevez 80 % de chaque mission) et échangez avec les familles. Ce guide détaille chaque étape, y compris les nouveautés : tarif libre, priorité de vos disciplines, photo recadrée automatiquement et enregistrement global du profil.</w:t>
+      </w:r>
+    </w:p>
+    <w:p>
+      <w:pPr>
+        <w:pStyle w:val="Heading1"/>
+      </w:pPr>
+      <w:r>
+        <w:t xml:space="preserve">1.  Créer votre compte</w:t>
+      </w:r>
+    </w:p>
+    <w:p>
+      <w:pPr>
+        <w:pStyle w:val="ListParagraph"/>
+        <w:numPr>
+          <w:ilvl w:val="0"/>
+          <w:numId w:val="2"/>
+        </w:numPr>
+        <w:spacing w:after="40"/>
+      </w:pPr>
+      <w:r>
+        <w:rPr>
+          <w:sz w:val="22"/>
+          <w:szCs w:val="22"/>
+        </w:rPr>
+        <w:t xml:space="preserve">Cliquez sur « Créer un compte » et choisissez le rôle « Coach ».</w:t>
+      </w:r>
+    </w:p>
+    <w:p>
+      <w:pPr>
+        <w:pStyle w:val="ListParagraph"/>
+        <w:numPr>
+          <w:ilvl w:val="0"/>
+          <w:numId w:val="2"/>
+        </w:numPr>
+        <w:spacing w:after="40"/>
+      </w:pPr>
+      <w:r>
+        <w:rPr>
+          <w:sz w:val="22"/>
+          <w:szCs w:val="22"/>
+        </w:rPr>
+        <w:t xml:space="preserve">Activez votre compte via le lien reçu par email, puis connectez-vous.</w:t>
+      </w:r>
+    </w:p>
+    <w:p>
+      <w:pPr>
+        <w:pStyle w:val="Heading1"/>
+      </w:pPr>
+      <w:r>
+        <w:t xml:space="preserve">2.  Langue de lecture</w:t>
+      </w:r>
+    </w:p>
+    <w:p>
+      <w:pPr>
+        <w:spacing w:after="120"/>
+      </w:pPr>
+      <w:r>
+        <w:rPr>
+          <w:sz w:val="22"/>
+          <w:szCs w:val="22"/>
+        </w:rPr>
+        <w:t xml:space="preserve">L'application est disponible en 14 langues. Sur votre tableau de bord, la carte « Langue de lecture » permet de choisir la langue d'affichage ; votre choix est mémorisé pour vos prochaines visites.</w:t>
+      </w:r>
+    </w:p>
+    <w:p>
+      <w:pPr>
+        <w:pStyle w:val="ListParagraph"/>
+        <w:numPr>
+          <w:ilvl w:val="0"/>
+          <w:numId w:val="3"/>
+        </w:numPr>
+        <w:spacing w:after="40"/>
+      </w:pPr>
+      <w:r>
+        <w:rPr>
+          <w:sz w:val="22"/>
+          <w:szCs w:val="22"/>
+        </w:rPr>
+        <w:t xml:space="preserve">Français, Anglais, Arabe, Espagnol, Coréen, Mandarin (chinois), Russe, Ukrainien, Allemand, Portugais, Italien, Turc, Wolof, Swahili.</w:t>
+      </w:r>
+    </w:p>
+    <w:p>
+      <w:pPr>
+        <w:pStyle w:val="Heading1"/>
+      </w:pPr>
+      <w:r>
+        <w:t xml:space="preserve">3.  Besoin d'aide ?</w:t>
+      </w:r>
+    </w:p>
+    <w:p>
+      <w:pPr>
+        <w:spacing w:after="120"/>
+      </w:pPr>
+      <w:r>
+        <w:rPr>
+          <w:sz w:val="22"/>
+          <w:szCs w:val="22"/>
+        </w:rPr>
+        <w:t xml:space="preserve">Une carte « Besoin d'aide ? » figure sur votre tableau de bord, et un bouton flottant « Aide » (en bas à droite de l'écran) vous permet d'ouvrir ce guide à tout moment.</w:t>
+      </w:r>
+    </w:p>
+    <w:p>
+      <w:pPr>
+        <w:pStyle w:val="Heading1"/>
+      </w:pPr>
+      <w:r>
+        <w:t xml:space="preserve">4.  Installer l'application sur votre appareil</w:t>
+      </w:r>
+    </w:p>
+    <w:p>
+      <w:pPr>
+        <w:spacing w:after="120"/>
+      </w:pPr>
+      <w:r>
+        <w:rPr>
+          <w:sz w:val="22"/>
+          <w:szCs w:val="22"/>
+        </w:rPr>
+        <w:t xml:space="preserve">EduWeb est une application web installable : vous pouvez l'ajouter à l'écran d'accueil de votre téléphone ou au bureau de votre ordinateur, puis l'ouvrir comme une application classique — en plein écran, sans la barre du navigateur, avec l'icône EduWeb. L'installation est gratuite, rapide et ne passe par aucun magasin d'applications.</w:t>
+      </w:r>
+    </w:p>
+    <w:p>
+      <w:pPr>
+        <w:pStyle w:val="Heading2"/>
+      </w:pPr>
+      <w:r>
+        <w:t xml:space="preserve">Android (Chrome)</w:t>
+      </w:r>
+    </w:p>
+    <w:p>
+      <w:pPr>
+        <w:pStyle w:val="ListParagraph"/>
+        <w:numPr>
+          <w:ilvl w:val="0"/>
+          <w:numId w:val="4"/>
+        </w:numPr>
+        <w:spacing w:after="40"/>
+      </w:pPr>
+      <w:r>
+        <w:rPr>
+          <w:sz w:val="22"/>
+          <w:szCs w:val="22"/>
+        </w:rPr>
+        <w:t xml:space="preserve">Ouvrez family.eduweb.ci dans Chrome.</w:t>
+      </w:r>
+    </w:p>
+    <w:p>
+      <w:pPr>
+        <w:pStyle w:val="ListParagraph"/>
+        <w:numPr>
+          <w:ilvl w:val="0"/>
+          <w:numId w:val="4"/>
+        </w:numPr>
+        <w:spacing w:after="40"/>
+      </w:pPr>
+      <w:r>
+        <w:rPr>
+          <w:sz w:val="22"/>
+          <w:szCs w:val="22"/>
+        </w:rPr>
+        <w:t xml:space="preserve">Touchez la bannière « Installer l'application » si elle apparaît ; sinon, ouvrez le menu ⋮ (en haut à droite).</w:t>
+      </w:r>
+    </w:p>
+    <w:p>
+      <w:pPr>
+        <w:pStyle w:val="ListParagraph"/>
+        <w:numPr>
+          <w:ilvl w:val="0"/>
+          <w:numId w:val="4"/>
+        </w:numPr>
+        <w:spacing w:after="40"/>
+      </w:pPr>
+      <w:r>
+        <w:rPr>
+          <w:sz w:val="22"/>
+          <w:szCs w:val="22"/>
+        </w:rPr>
+        <w:t xml:space="preserve">Choisissez « Installer l'application » (ou « Ajouter à l'écran d'accueil »), puis confirmez.</w:t>
+      </w:r>
+    </w:p>
+    <w:p>
+      <w:pPr>
+        <w:pStyle w:val="Heading2"/>
+      </w:pPr>
+      <w:r>
+        <w:t xml:space="preserve">iPhone / iPad (Safari)</w:t>
+      </w:r>
+    </w:p>
+    <w:p>
+      <w:pPr>
+        <w:pStyle w:val="ListParagraph"/>
+        <w:numPr>
+          <w:ilvl w:val="0"/>
+          <w:numId w:val="5"/>
+        </w:numPr>
+        <w:spacing w:after="40"/>
+      </w:pPr>
+      <w:r>
+        <w:rPr>
+          <w:sz w:val="22"/>
+          <w:szCs w:val="22"/>
+        </w:rPr>
+        <w:t xml:space="preserve">Ouvrez family.eduweb.ci dans Safari.</w:t>
+      </w:r>
+    </w:p>
+    <w:p>
+      <w:pPr>
+        <w:pStyle w:val="ListParagraph"/>
+        <w:numPr>
+          <w:ilvl w:val="0"/>
+          <w:numId w:val="5"/>
+        </w:numPr>
+        <w:spacing w:after="40"/>
+      </w:pPr>
+      <w:r>
+        <w:rPr>
+          <w:sz w:val="22"/>
+          <w:szCs w:val="22"/>
+        </w:rPr>
+        <w:t xml:space="preserve">Touchez le bouton Partager (le carré surmonté d'une flèche vers le haut).</w:t>
+      </w:r>
+    </w:p>
+    <w:p>
+      <w:pPr>
+        <w:pStyle w:val="ListParagraph"/>
+        <w:numPr>
+          <w:ilvl w:val="0"/>
+          <w:numId w:val="5"/>
+        </w:numPr>
+        <w:spacing w:after="40"/>
+      </w:pPr>
+      <w:r>
+        <w:rPr>
+          <w:sz w:val="22"/>
+          <w:szCs w:val="22"/>
+        </w:rPr>
+        <w:t xml:space="preserve">Faites défiler, choisissez « Sur l'écran d'accueil », puis « Ajouter ».</w:t>
+      </w:r>
+    </w:p>
+    <w:p>
+      <w:pPr>
+        <w:pStyle w:val="Heading2"/>
+      </w:pPr>
+      <w:r>
+        <w:t xml:space="preserve">Ordinateur (Chrome ou Edge)</w:t>
+      </w:r>
+    </w:p>
+    <w:p>
+      <w:pPr>
+        <w:pStyle w:val="ListParagraph"/>
+        <w:numPr>
+          <w:ilvl w:val="0"/>
+          <w:numId w:val="6"/>
+        </w:numPr>
+        <w:spacing w:after="40"/>
+      </w:pPr>
+      <w:r>
+        <w:rPr>
+          <w:sz w:val="22"/>
+          <w:szCs w:val="22"/>
+        </w:rPr>
+        <w:t xml:space="preserve">Ouvrez family.eduweb.ci.</w:t>
+      </w:r>
+    </w:p>
+    <w:p>
+      <w:pPr>
+        <w:pStyle w:val="ListParagraph"/>
+        <w:numPr>
+          <w:ilvl w:val="0"/>
+          <w:numId w:val="6"/>
+        </w:numPr>
+        <w:spacing w:after="40"/>
+      </w:pPr>
+      <w:r>
+        <w:rPr>
+          <w:sz w:val="22"/>
+          <w:szCs w:val="22"/>
+        </w:rPr>
+        <w:t xml:space="preserve">Cliquez sur l'icône d'installation (un écran avec une flèche, ou ⊕) à droite de la barre d'adresse.</w:t>
+      </w:r>
+    </w:p>
+    <w:p>
+      <w:pPr>
+        <w:pStyle w:val="ListParagraph"/>
+        <w:numPr>
+          <w:ilvl w:val="0"/>
+          <w:numId w:val="6"/>
+        </w:numPr>
+        <w:spacing w:after="40"/>
+      </w:pPr>
+      <w:r>
+        <w:rPr>
+          <w:sz w:val="22"/>
+          <w:szCs w:val="22"/>
+        </w:rPr>
+        <w:t xml:space="preserve">Cliquez sur « Installer ».</w:t>
+      </w:r>
+    </w:p>
+    <w:p>
+      <w:pPr>
+        <w:spacing w:after="120"/>
+      </w:pPr>
+      <w:r>
+        <w:rPr>
+          <w:sz w:val="22"/>
+          <w:szCs w:val="22"/>
+        </w:rPr>
+        <w:t xml:space="preserve">Une fois installée, l'icône EduWeb apparaît sur votre écran d'accueil (ou votre bureau) et l'application se met à jour automatiquement à chaque connexion à Internet.</w:t>
+      </w:r>
+    </w:p>
+    <w:p>
+      <w:pPr>
+        <w:pBdr>
+          <w:top w:val="single" w:color="E8F5EC" w:sz="2" w:space="6"/>
+          <w:bottom w:val="single" w:color="E8F5EC" w:sz="2" w:space="6"/>
+          <w:left w:val="single" w:color="1E9E57" w:sz="18" w:space="10"/>
+          <w:right w:val="single" w:color="E8F5EC" w:sz="2" w:space="6"/>
+        </w:pBdr>
+        <w:shd w:fill="E8F5EC" w:color="auto" w:val="clear"/>
+        <w:spacing w:after="140" w:before="80"/>
+      </w:pPr>
+      <w:r>
+        <w:rPr>
+          <w:b/>
+          <w:bCs/>
+          <w:color w:val="1E9E57"/>
           <w:sz w:val="21"/>
           <w:szCs w:val="21"/>
         </w:rPr>
@@ -450,7 +533,7 @@
         <w:pStyle w:val="Heading1"/>
       </w:pPr>
       <w:r>
-        <w:t xml:space="preserve">2. Votre tableau de bord</w:t>
+        <w:t xml:space="preserve">5.  Votre tableau de bord</w:t>
       </w:r>
     </w:p>
     <w:p>
@@ -492,25 +575,25 @@
         <w:pStyle w:val="Heading1"/>
       </w:pPr>
       <w:r>
-        <w:t xml:space="preserve">3. Configurer votre profil (6 sections)</w:t>
+        <w:t xml:space="preserve">6.  Configurer votre profil (6 sections)</w:t>
       </w:r>
     </w:p>
     <w:p>
       <w:pPr>
         <w:pBdr>
-          <w:top w:val="single" w:color="B8DCC6" w:sz="2" w:space="6"/>
-          <w:bottom w:val="single" w:color="B8DCC6" w:sz="2" w:space="6"/>
+          <w:top w:val="single" w:color="E8F5EC" w:sz="2" w:space="6"/>
+          <w:bottom w:val="single" w:color="E8F5EC" w:sz="2" w:space="6"/>
           <w:left w:val="single" w:color="1E9E57" w:sz="18" w:space="10"/>
-          <w:right w:val="single" w:color="B8DCC6" w:sz="2" w:space="6"/>
+          <w:right w:val="single" w:color="E8F5EC" w:sz="2" w:space="6"/>
         </w:pBdr>
-        <w:shd w:fill="E8F5EC" w:val="clear"/>
+        <w:shd w:fill="E8F5EC" w:color="auto" w:val="clear"/>
         <w:spacing w:after="140" w:before="80"/>
       </w:pPr>
       <w:r>
         <w:rPr>
           <w:b/>
           <w:bCs/>
-          <w:color w:val="0E6B3A"/>
+          <w:color w:val="1E9E57"/>
           <w:sz w:val="21"/>
           <w:szCs w:val="21"/>
         </w:rPr>
@@ -548,19 +631,19 @@
     <w:p>
       <w:pPr>
         <w:pBdr>
-          <w:top w:val="single" w:color="B8DCC6" w:sz="2" w:space="6"/>
-          <w:bottom w:val="single" w:color="B8DCC6" w:sz="2" w:space="6"/>
+          <w:top w:val="single" w:color="E8F5EC" w:sz="2" w:space="6"/>
+          <w:bottom w:val="single" w:color="E8F5EC" w:sz="2" w:space="6"/>
           <w:left w:val="single" w:color="1E9E57" w:sz="18" w:space="10"/>
-          <w:right w:val="single" w:color="B8DCC6" w:sz="2" w:space="6"/>
+          <w:right w:val="single" w:color="E8F5EC" w:sz="2" w:space="6"/>
         </w:pBdr>
-        <w:shd w:fill="E8F5EC" w:val="clear"/>
+        <w:shd w:fill="E8F5EC" w:color="auto" w:val="clear"/>
         <w:spacing w:after="140" w:before="80"/>
       </w:pPr>
       <w:r>
         <w:rPr>
           <w:b/>
           <w:bCs/>
-          <w:color w:val="0E6B3A"/>
+          <w:color w:val="1E9E57"/>
           <w:sz w:val="21"/>
           <w:szCs w:val="21"/>
         </w:rPr>
@@ -771,7 +854,7 @@
         <w:pStyle w:val="Heading1"/>
       </w:pPr>
       <w:r>
-        <w:t xml:space="preserve">4. Soumettre votre profil à validation</w:t>
+        <w:t xml:space="preserve">7.  Soumettre votre profil à validation</w:t>
       </w:r>
     </w:p>
     <w:p>
@@ -830,7 +913,7 @@
         <w:pStyle w:val="Heading1"/>
       </w:pPr>
       <w:r>
-        <w:t xml:space="preserve">5. Recevoir et gérer les missions</w:t>
+        <w:t xml:space="preserve">8.  Recevoir et gérer les missions</w:t>
       </w:r>
     </w:p>
     <w:p>
@@ -872,7 +955,7 @@
         <w:pStyle w:val="Heading1"/>
       </w:pPr>
       <w:r>
-        <w:t xml:space="preserve">6. Vos revenus</w:t>
+        <w:t xml:space="preserve">9.  Vos revenus</w:t>
       </w:r>
     </w:p>
     <w:p>
@@ -892,7 +975,7 @@
         <w:pStyle w:val="Heading1"/>
       </w:pPr>
       <w:r>
-        <w:t xml:space="preserve">7. Messagerie</w:t>
+        <w:t xml:space="preserve">10.  Messagerie</w:t>
       </w:r>
     </w:p>
     <w:p>
@@ -932,19 +1015,19 @@
     <w:p>
       <w:pPr>
         <w:pBdr>
-          <w:top w:val="single" w:color="B8DCC6" w:sz="2" w:space="6"/>
-          <w:bottom w:val="single" w:color="B8DCC6" w:sz="2" w:space="6"/>
+          <w:top w:val="single" w:color="E8F5EC" w:sz="2" w:space="6"/>
+          <w:bottom w:val="single" w:color="E8F5EC" w:sz="2" w:space="6"/>
           <w:left w:val="single" w:color="1E9E57" w:sz="18" w:space="10"/>
-          <w:right w:val="single" w:color="B8DCC6" w:sz="2" w:space="6"/>
+          <w:right w:val="single" w:color="E8F5EC" w:sz="2" w:space="6"/>
         </w:pBdr>
-        <w:shd w:fill="E8F5EC" w:val="clear"/>
+        <w:shd w:fill="E8F5EC" w:color="auto" w:val="clear"/>
         <w:spacing w:after="140" w:before="80"/>
       </w:pPr>
       <w:r>
         <w:rPr>
           <w:b/>
           <w:bCs/>
-          <w:color w:val="0E6B3A"/>
+          <w:color w:val="1E9E57"/>
           <w:sz w:val="21"/>
           <w:szCs w:val="21"/>
         </w:rPr>
@@ -964,7 +1047,7 @@
         <w:pStyle w:val="Heading1"/>
       </w:pPr>
       <w:r>
-        <w:t xml:space="preserve">8. Parrainage &amp; gains</w:t>
+        <w:t xml:space="preserve">11.  Parrainage &amp; gains</w:t>
       </w:r>
     </w:p>
     <w:p>
@@ -981,7 +1064,7 @@
     </w:p>
     <w:sectPr>
       <w:footerReference w:type="default" r:id="rId7"/>
-      <w:pgSz w:w="12240" w:h="15840" w:orient="portrait"/>
+      <w:pgSz w:w="11906" w:h="16838" w:orient="portrait"/>
       <w:pgMar w:top="1440" w:right="1440" w:bottom="1440" w:left="1440" w:header="708" w:footer="708" w:gutter="0"/>
       <w:pgNumType/>
       <w:docGrid w:linePitch="360"/>
@@ -1039,7 +1122,7 @@
         <w:top w:val="single" w:color="DDDDDD" w:sz="4" w:space="6"/>
       </w:pBdr>
       <w:tabs>
-        <w:tab w:val="right" w:pos="9360"/>
+        <w:tab w:val="right" w:pos="9026"/>
       </w:tabs>
     </w:pPr>
     <w:r>
@@ -1503,7 +1586,10 @@
     <w:next w:val="Normal"/>
     <w:qFormat/>
     <w:pPr>
-      <w:spacing w:after="140" w:before="280"/>
+      <w:pBdr>
+        <w:bottom w:val="single" w:color="1E9E57" w:sz="8" w:space="4"/>
+      </w:pBdr>
+      <w:spacing w:after="160" w:before="340"/>
       <w:outlineLvl w:val="0"/>
     </w:pPr>
     <w:rPr>

--- a/guides/Guide-Coach-EduWeb.docx
+++ b/guides/Guide-Coach-EduWeb.docx
@@ -109,7 +109,7 @@
           <w:sz w:val="16"/>
           <w:szCs w:val="16"/>
         </w:rPr>
-        <w:t xml:space="preserve">family.eduweb.ci · Version du 20 juin 2026</w:t>
+        <w:t xml:space="preserve">family.eduweb.ci · Version du 19 juillet 2026</w:t>
       </w:r>
     </w:p>
     <w:p>
@@ -195,49 +195,7 @@
         <w:pStyle w:val="Heading1"/>
       </w:pPr>
       <w:r>
-        <w:t xml:space="preserve">1.  Créer votre compte</w:t>
-      </w:r>
-    </w:p>
-    <w:p>
-      <w:pPr>
-        <w:pStyle w:val="ListParagraph"/>
-        <w:numPr>
-          <w:ilvl w:val="0"/>
-          <w:numId w:val="2"/>
-        </w:numPr>
-        <w:spacing w:after="40"/>
-      </w:pPr>
-      <w:r>
-        <w:rPr>
-          <w:sz w:val="22"/>
-          <w:szCs w:val="22"/>
-        </w:rPr>
-        <w:t xml:space="preserve">Cliquez sur « Créer un compte » et choisissez le rôle « Coach ».</w:t>
-      </w:r>
-    </w:p>
-    <w:p>
-      <w:pPr>
-        <w:pStyle w:val="ListParagraph"/>
-        <w:numPr>
-          <w:ilvl w:val="0"/>
-          <w:numId w:val="2"/>
-        </w:numPr>
-        <w:spacing w:after="40"/>
-      </w:pPr>
-      <w:r>
-        <w:rPr>
-          <w:sz w:val="22"/>
-          <w:szCs w:val="22"/>
-        </w:rPr>
-        <w:t xml:space="preserve">Activez votre compte via le lien reçu par email, puis connectez-vous.</w:t>
-      </w:r>
-    </w:p>
-    <w:p>
-      <w:pPr>
-        <w:pStyle w:val="Heading1"/>
-      </w:pPr>
-      <w:r>
-        <w:t xml:space="preserve">2.  Langue de lecture</w:t>
+        <w:t xml:space="preserve">1.  Bien démarrer — à lire en premier</w:t>
       </w:r>
     </w:p>
     <w:p>
@@ -249,7 +207,265 @@
           <w:sz w:val="22"/>
           <w:szCs w:val="22"/>
         </w:rPr>
-        <w:t xml:space="preserve">L'application est disponible en 14 langues. Sur votre tableau de bord, la carte « Langue de lecture » permet de choisir la langue d'affichage ; votre choix est mémorisé pour vos prochaines visites.</w:t>
+        <w:t xml:space="preserve">Ce guide est fait pour tout le monde, même si vous n'avez pas l'habitude des téléphones ou des ordinateurs. Avancez à votre rythme : vous ne pouvez rien « casser », et il est toujours possible de revenir en arrière.</w:t>
+      </w:r>
+    </w:p>
+    <w:p>
+      <w:pPr>
+        <w:pBdr>
+          <w:top w:val="single" w:color="EAF3FB" w:sz="2" w:space="6"/>
+          <w:bottom w:val="single" w:color="EAF3FB" w:sz="2" w:space="6"/>
+          <w:left w:val="single" w:color="2A77C6" w:sz="18" w:space="10"/>
+          <w:right w:val="single" w:color="EAF3FB" w:sz="2" w:space="6"/>
+        </w:pBdr>
+        <w:shd w:fill="EAF3FB" w:color="auto" w:val="clear"/>
+        <w:spacing w:after="140" w:before="80"/>
+      </w:pPr>
+      <w:r>
+        <w:rPr>
+          <w:b/>
+          <w:bCs/>
+          <w:color w:val="2A77C6"/>
+          <w:sz w:val="21"/>
+          <w:szCs w:val="21"/>
+        </w:rPr>
+        <w:t xml:space="preserve">Astuce — </w:t>
+      </w:r>
+      <w:r>
+        <w:rPr>
+          <w:color w:val="1B3A57"/>
+          <w:sz w:val="21"/>
+          <w:szCs w:val="21"/>
+        </w:rPr>
+        <w:t xml:space="preserve">Pour utiliser EduWeb, il vous faut seulement deux choses : un appareil connecté à Internet (téléphone Android, iPhone ou ordinateur) et une adresse e-mail. Si vous n'en avez pas, faites-vous aider pour créer une adresse gratuite (par exemple une adresse Gmail).</w:t>
+      </w:r>
+    </w:p>
+    <w:p>
+      <w:pPr>
+        <w:pStyle w:val="Heading2"/>
+      </w:pPr>
+      <w:r>
+        <w:t xml:space="preserve">Quelques mots à connaître</w:t>
+      </w:r>
+    </w:p>
+    <w:p>
+      <w:pPr>
+        <w:pStyle w:val="ListParagraph"/>
+        <w:numPr>
+          <w:ilvl w:val="0"/>
+          <w:numId w:val="2"/>
+        </w:numPr>
+        <w:spacing w:after="40"/>
+      </w:pPr>
+      <w:r>
+        <w:rPr>
+          <w:sz w:val="22"/>
+          <w:szCs w:val="22"/>
+        </w:rPr>
+        <w:t xml:space="preserve">Navigateur : le programme qui sert à ouvrir les sites Internet. Sur Android, c'est souvent « Chrome » ; sur iPhone, « Safari ».</w:t>
+      </w:r>
+    </w:p>
+    <w:p>
+      <w:pPr>
+        <w:pStyle w:val="ListParagraph"/>
+        <w:numPr>
+          <w:ilvl w:val="0"/>
+          <w:numId w:val="2"/>
+        </w:numPr>
+        <w:spacing w:after="40"/>
+      </w:pPr>
+      <w:r>
+        <w:rPr>
+          <w:sz w:val="22"/>
+          <w:szCs w:val="22"/>
+        </w:rPr>
+        <w:t xml:space="preserve">Adresse du site : ce que l'on écrit tout en haut de l'écran pour ouvrir EduWeb. La nôtre est : family.eduweb.ci</w:t>
+      </w:r>
+    </w:p>
+    <w:p>
+      <w:pPr>
+        <w:pStyle w:val="ListParagraph"/>
+        <w:numPr>
+          <w:ilvl w:val="0"/>
+          <w:numId w:val="2"/>
+        </w:numPr>
+        <w:spacing w:after="40"/>
+      </w:pPr>
+      <w:r>
+        <w:rPr>
+          <w:sz w:val="22"/>
+          <w:szCs w:val="22"/>
+        </w:rPr>
+        <w:t xml:space="preserve">Compte : votre espace personnel, protégé par votre e-mail et un mot de passe.</w:t>
+      </w:r>
+    </w:p>
+    <w:p>
+      <w:pPr>
+        <w:pStyle w:val="ListParagraph"/>
+        <w:numPr>
+          <w:ilvl w:val="0"/>
+          <w:numId w:val="2"/>
+        </w:numPr>
+        <w:spacing w:after="40"/>
+      </w:pPr>
+      <w:r>
+        <w:rPr>
+          <w:sz w:val="22"/>
+          <w:szCs w:val="22"/>
+        </w:rPr>
+        <w:t xml:space="preserve">E-mail (ou courriel) : votre adresse électronique, du type nom@exemple.com. Elle sert à créer votre compte et à recevoir les messages importants.</w:t>
+      </w:r>
+    </w:p>
+    <w:p>
+      <w:pPr>
+        <w:pStyle w:val="ListParagraph"/>
+        <w:numPr>
+          <w:ilvl w:val="0"/>
+          <w:numId w:val="2"/>
+        </w:numPr>
+        <w:spacing w:after="40"/>
+      </w:pPr>
+      <w:r>
+        <w:rPr>
+          <w:sz w:val="22"/>
+          <w:szCs w:val="22"/>
+        </w:rPr>
+        <w:t xml:space="preserve">Mot de passe : un code secret que vous choisissez (au moins 6 caractères). Ne le communiquez à personne.</w:t>
+      </w:r>
+    </w:p>
+    <w:p>
+      <w:pPr>
+        <w:pStyle w:val="ListParagraph"/>
+        <w:numPr>
+          <w:ilvl w:val="0"/>
+          <w:numId w:val="2"/>
+        </w:numPr>
+        <w:spacing w:after="40"/>
+      </w:pPr>
+      <w:r>
+        <w:rPr>
+          <w:sz w:val="22"/>
+          <w:szCs w:val="22"/>
+        </w:rPr>
+        <w:t xml:space="preserve">Bouton : une zone colorée sur laquelle on appuie pour agir (par exemple « Créer un compte »).</w:t>
+      </w:r>
+    </w:p>
+    <w:p>
+      <w:pPr>
+        <w:pStyle w:val="ListParagraph"/>
+        <w:numPr>
+          <w:ilvl w:val="0"/>
+          <w:numId w:val="2"/>
+        </w:numPr>
+        <w:spacing w:after="40"/>
+      </w:pPr>
+      <w:r>
+        <w:rPr>
+          <w:sz w:val="22"/>
+          <w:szCs w:val="22"/>
+        </w:rPr>
+        <w:t xml:space="preserve">Lien : un mot souligné ou coloré sur lequel on appuie pour aller à une autre page.</w:t>
+      </w:r>
+    </w:p>
+    <w:p>
+      <w:pPr>
+        <w:pStyle w:val="ListParagraph"/>
+        <w:numPr>
+          <w:ilvl w:val="0"/>
+          <w:numId w:val="2"/>
+        </w:numPr>
+        <w:spacing w:after="40"/>
+      </w:pPr>
+      <w:r>
+        <w:rPr>
+          <w:sz w:val="22"/>
+          <w:szCs w:val="22"/>
+        </w:rPr>
+        <w:t xml:space="preserve">Formulaire : une suite de cases à remplir (nom, e-mail, etc.).</w:t>
+      </w:r>
+    </w:p>
+    <w:p>
+      <w:pPr>
+        <w:pStyle w:val="Heading2"/>
+      </w:pPr>
+      <w:r>
+        <w:t xml:space="preserve">Les gestes de base</w:t>
+      </w:r>
+    </w:p>
+    <w:p>
+      <w:pPr>
+        <w:pStyle w:val="ListParagraph"/>
+        <w:numPr>
+          <w:ilvl w:val="0"/>
+          <w:numId w:val="2"/>
+        </w:numPr>
+        <w:spacing w:after="40"/>
+      </w:pPr>
+      <w:r>
+        <w:rPr>
+          <w:sz w:val="22"/>
+          <w:szCs w:val="22"/>
+        </w:rPr>
+        <w:t xml:space="preserve">Toucher ou cliquer : appuyer une fois sur un bouton ou un lien — avec le doigt sur un téléphone, avec la souris sur un ordinateur.</w:t>
+      </w:r>
+    </w:p>
+    <w:p>
+      <w:pPr>
+        <w:pStyle w:val="ListParagraph"/>
+        <w:numPr>
+          <w:ilvl w:val="0"/>
+          <w:numId w:val="2"/>
+        </w:numPr>
+        <w:spacing w:after="40"/>
+      </w:pPr>
+      <w:r>
+        <w:rPr>
+          <w:sz w:val="22"/>
+          <w:szCs w:val="22"/>
+        </w:rPr>
+        <w:t xml:space="preserve">Faire défiler : glisser le doigt vers le haut ou vers le bas pour voir la suite de la page.</w:t>
+      </w:r>
+    </w:p>
+    <w:p>
+      <w:pPr>
+        <w:pStyle w:val="ListParagraph"/>
+        <w:numPr>
+          <w:ilvl w:val="0"/>
+          <w:numId w:val="2"/>
+        </w:numPr>
+        <w:spacing w:after="40"/>
+      </w:pPr>
+      <w:r>
+        <w:rPr>
+          <w:sz w:val="22"/>
+          <w:szCs w:val="22"/>
+        </w:rPr>
+        <w:t xml:space="preserve">Écrire : touchez une case ; un clavier apparaît (sur téléphone) pour taper votre texte.</w:t>
+      </w:r>
+    </w:p>
+    <w:p>
+      <w:pPr>
+        <w:pStyle w:val="ListParagraph"/>
+        <w:numPr>
+          <w:ilvl w:val="0"/>
+          <w:numId w:val="2"/>
+        </w:numPr>
+        <w:spacing w:after="40"/>
+      </w:pPr>
+      <w:r>
+        <w:rPr>
+          <w:sz w:val="22"/>
+          <w:szCs w:val="22"/>
+        </w:rPr>
+        <w:t xml:space="preserve">Revenir en arrière : la flèche « ← », en haut de l'écran, ramène à la page précédente.</w:t>
+      </w:r>
+    </w:p>
+    <w:p>
+      <w:pPr>
+        <w:pStyle w:val="Heading2"/>
+      </w:pPr>
+      <w:r>
+        <w:t xml:space="preserve">Ouvrir EduWeb (la première fois)</w:t>
       </w:r>
     </w:p>
     <w:p>
@@ -266,236 +482,88 @@
           <w:sz w:val="22"/>
           <w:szCs w:val="22"/>
         </w:rPr>
-        <w:t xml:space="preserve">Français, Anglais, Arabe, Espagnol, Coréen, Mandarin (chinois), Russe, Ukrainien, Allemand, Portugais, Italien, Turc, Wolof, Swahili.</w:t>
-      </w:r>
-    </w:p>
-    <w:p>
-      <w:pPr>
-        <w:pStyle w:val="Heading1"/>
-      </w:pPr>
-      <w:r>
-        <w:t xml:space="preserve">3.  Besoin d'aide ?</w:t>
-      </w:r>
-    </w:p>
-    <w:p>
-      <w:pPr>
-        <w:spacing w:after="120"/>
-      </w:pPr>
-      <w:r>
-        <w:rPr>
-          <w:sz w:val="22"/>
-          <w:szCs w:val="22"/>
-        </w:rPr>
-        <w:t xml:space="preserve">Une carte « Besoin d'aide ? » figure sur votre tableau de bord, et un bouton flottant « Aide » (en bas à droite de l'écran) vous permet d'ouvrir ce guide à tout moment.</w:t>
-      </w:r>
-    </w:p>
-    <w:p>
-      <w:pPr>
-        <w:pStyle w:val="Heading1"/>
-      </w:pPr>
-      <w:r>
-        <w:t xml:space="preserve">4.  Installer l'application sur votre appareil</w:t>
-      </w:r>
-    </w:p>
-    <w:p>
-      <w:pPr>
-        <w:spacing w:after="120"/>
-      </w:pPr>
-      <w:r>
-        <w:rPr>
-          <w:sz w:val="22"/>
-          <w:szCs w:val="22"/>
-        </w:rPr>
-        <w:t xml:space="preserve">EduWeb est une application web installable : vous pouvez l'ajouter à l'écran d'accueil de votre téléphone ou au bureau de votre ordinateur, puis l'ouvrir comme une application classique — en plein écran, sans la barre du navigateur, avec l'icône EduWeb. L'installation est gratuite, rapide et ne passe par aucun magasin d'applications.</w:t>
-      </w:r>
-    </w:p>
-    <w:p>
-      <w:pPr>
-        <w:pStyle w:val="Heading2"/>
-      </w:pPr>
-      <w:r>
-        <w:t xml:space="preserve">Android (Chrome)</w:t>
-      </w:r>
-    </w:p>
-    <w:p>
-      <w:pPr>
-        <w:pStyle w:val="ListParagraph"/>
-        <w:numPr>
-          <w:ilvl w:val="0"/>
-          <w:numId w:val="4"/>
-        </w:numPr>
-        <w:spacing w:after="40"/>
-      </w:pPr>
-      <w:r>
-        <w:rPr>
-          <w:sz w:val="22"/>
-          <w:szCs w:val="22"/>
-        </w:rPr>
-        <w:t xml:space="preserve">Ouvrez family.eduweb.ci dans Chrome.</w:t>
-      </w:r>
-    </w:p>
-    <w:p>
-      <w:pPr>
-        <w:pStyle w:val="ListParagraph"/>
-        <w:numPr>
-          <w:ilvl w:val="0"/>
-          <w:numId w:val="4"/>
-        </w:numPr>
-        <w:spacing w:after="40"/>
-      </w:pPr>
-      <w:r>
-        <w:rPr>
-          <w:sz w:val="22"/>
-          <w:szCs w:val="22"/>
-        </w:rPr>
-        <w:t xml:space="preserve">Touchez la bannière « Installer l'application » si elle apparaît ; sinon, ouvrez le menu ⋮ (en haut à droite).</w:t>
-      </w:r>
-    </w:p>
-    <w:p>
-      <w:pPr>
-        <w:pStyle w:val="ListParagraph"/>
-        <w:numPr>
-          <w:ilvl w:val="0"/>
-          <w:numId w:val="4"/>
-        </w:numPr>
-        <w:spacing w:after="40"/>
-      </w:pPr>
-      <w:r>
-        <w:rPr>
-          <w:sz w:val="22"/>
-          <w:szCs w:val="22"/>
-        </w:rPr>
-        <w:t xml:space="preserve">Choisissez « Installer l'application » (ou « Ajouter à l'écran d'accueil »), puis confirmez.</w:t>
-      </w:r>
-    </w:p>
-    <w:p>
-      <w:pPr>
-        <w:pStyle w:val="Heading2"/>
-      </w:pPr>
-      <w:r>
-        <w:t xml:space="preserve">iPhone / iPad (Safari)</w:t>
-      </w:r>
-    </w:p>
-    <w:p>
-      <w:pPr>
-        <w:pStyle w:val="ListParagraph"/>
-        <w:numPr>
-          <w:ilvl w:val="0"/>
-          <w:numId w:val="5"/>
-        </w:numPr>
-        <w:spacing w:after="40"/>
-      </w:pPr>
-      <w:r>
-        <w:rPr>
-          <w:sz w:val="22"/>
-          <w:szCs w:val="22"/>
-        </w:rPr>
-        <w:t xml:space="preserve">Ouvrez family.eduweb.ci dans Safari.</w:t>
-      </w:r>
-    </w:p>
-    <w:p>
-      <w:pPr>
-        <w:pStyle w:val="ListParagraph"/>
-        <w:numPr>
-          <w:ilvl w:val="0"/>
-          <w:numId w:val="5"/>
-        </w:numPr>
-        <w:spacing w:after="40"/>
-      </w:pPr>
-      <w:r>
-        <w:rPr>
-          <w:sz w:val="22"/>
-          <w:szCs w:val="22"/>
-        </w:rPr>
-        <w:t xml:space="preserve">Touchez le bouton Partager (le carré surmonté d'une flèche vers le haut).</w:t>
-      </w:r>
-    </w:p>
-    <w:p>
-      <w:pPr>
-        <w:pStyle w:val="ListParagraph"/>
-        <w:numPr>
-          <w:ilvl w:val="0"/>
-          <w:numId w:val="5"/>
-        </w:numPr>
-        <w:spacing w:after="40"/>
-      </w:pPr>
-      <w:r>
-        <w:rPr>
-          <w:sz w:val="22"/>
-          <w:szCs w:val="22"/>
-        </w:rPr>
-        <w:t xml:space="preserve">Faites défiler, choisissez « Sur l'écran d'accueil », puis « Ajouter ».</w:t>
-      </w:r>
-    </w:p>
-    <w:p>
-      <w:pPr>
-        <w:pStyle w:val="Heading2"/>
-      </w:pPr>
-      <w:r>
-        <w:t xml:space="preserve">Ordinateur (Chrome ou Edge)</w:t>
-      </w:r>
-    </w:p>
-    <w:p>
-      <w:pPr>
-        <w:pStyle w:val="ListParagraph"/>
-        <w:numPr>
-          <w:ilvl w:val="0"/>
-          <w:numId w:val="6"/>
-        </w:numPr>
-        <w:spacing w:after="40"/>
-      </w:pPr>
-      <w:r>
-        <w:rPr>
-          <w:sz w:val="22"/>
-          <w:szCs w:val="22"/>
-        </w:rPr>
-        <w:t xml:space="preserve">Ouvrez family.eduweb.ci.</w:t>
-      </w:r>
-    </w:p>
-    <w:p>
-      <w:pPr>
-        <w:pStyle w:val="ListParagraph"/>
-        <w:numPr>
-          <w:ilvl w:val="0"/>
-          <w:numId w:val="6"/>
-        </w:numPr>
-        <w:spacing w:after="40"/>
-      </w:pPr>
-      <w:r>
-        <w:rPr>
-          <w:sz w:val="22"/>
-          <w:szCs w:val="22"/>
-        </w:rPr>
-        <w:t xml:space="preserve">Cliquez sur l'icône d'installation (un écran avec une flèche, ou ⊕) à droite de la barre d'adresse.</w:t>
-      </w:r>
-    </w:p>
-    <w:p>
-      <w:pPr>
-        <w:pStyle w:val="ListParagraph"/>
-        <w:numPr>
-          <w:ilvl w:val="0"/>
-          <w:numId w:val="6"/>
-        </w:numPr>
-        <w:spacing w:after="40"/>
-      </w:pPr>
-      <w:r>
-        <w:rPr>
-          <w:sz w:val="22"/>
-          <w:szCs w:val="22"/>
-        </w:rPr>
-        <w:t xml:space="preserve">Cliquez sur « Installer ».</w:t>
-      </w:r>
-    </w:p>
-    <w:p>
-      <w:pPr>
-        <w:spacing w:after="120"/>
-      </w:pPr>
-      <w:r>
-        <w:rPr>
-          <w:sz w:val="22"/>
-          <w:szCs w:val="22"/>
-        </w:rPr>
-        <w:t xml:space="preserve">Une fois installée, l'icône EduWeb apparaît sur votre écran d'accueil (ou votre bureau) et l'application se met à jour automatiquement à chaque connexion à Internet.</w:t>
+        <w:t xml:space="preserve">Ouvrez votre navigateur : l'icône « Chrome » (Android) ou « Safari » (iPhone).</w:t>
+      </w:r>
+    </w:p>
+    <w:p>
+      <w:pPr>
+        <w:pStyle w:val="ListParagraph"/>
+        <w:numPr>
+          <w:ilvl w:val="0"/>
+          <w:numId w:val="3"/>
+        </w:numPr>
+        <w:spacing w:after="40"/>
+      </w:pPr>
+      <w:r>
+        <w:rPr>
+          <w:sz w:val="22"/>
+          <w:szCs w:val="22"/>
+        </w:rPr>
+        <w:t xml:space="preserve">Tout en haut de l'écran, écrivez l'adresse : family.eduweb.ci</w:t>
+      </w:r>
+    </w:p>
+    <w:p>
+      <w:pPr>
+        <w:pStyle w:val="ListParagraph"/>
+        <w:numPr>
+          <w:ilvl w:val="0"/>
+          <w:numId w:val="3"/>
+        </w:numPr>
+        <w:spacing w:after="40"/>
+      </w:pPr>
+      <w:r>
+        <w:rPr>
+          <w:sz w:val="22"/>
+          <w:szCs w:val="22"/>
+        </w:rPr>
+        <w:t xml:space="preserve">Validez avec la touche « Entrée » ou « Aller » du clavier.</w:t>
+      </w:r>
+    </w:p>
+    <w:p>
+      <w:pPr>
+        <w:pStyle w:val="ListParagraph"/>
+        <w:numPr>
+          <w:ilvl w:val="0"/>
+          <w:numId w:val="3"/>
+        </w:numPr>
+        <w:spacing w:after="40"/>
+      </w:pPr>
+      <w:r>
+        <w:rPr>
+          <w:sz w:val="22"/>
+          <w:szCs w:val="22"/>
+        </w:rPr>
+        <w:t xml:space="preserve">La page d'accueil d'EduWeb s'affiche : vous êtes au bon endroit.</w:t>
+      </w:r>
+    </w:p>
+    <w:p>
+      <w:pPr>
+        <w:pBdr>
+          <w:top w:val="single" w:color="FDF3E6" w:sz="2" w:space="6"/>
+          <w:bottom w:val="single" w:color="FDF3E6" w:sz="2" w:space="6"/>
+          <w:left w:val="single" w:color="C9871C" w:sz="18" w:space="10"/>
+          <w:right w:val="single" w:color="FDF3E6" w:sz="2" w:space="6"/>
+        </w:pBdr>
+        <w:shd w:fill="FDF3E6" w:color="auto" w:val="clear"/>
+        <w:spacing w:after="140" w:before="80"/>
+      </w:pPr>
+      <w:r>
+        <w:rPr>
+          <w:b/>
+          <w:bCs/>
+          <w:color w:val="C9871C"/>
+          <w:sz w:val="21"/>
+          <w:szCs w:val="21"/>
+        </w:rPr>
+        <w:t xml:space="preserve">Attention — </w:t>
+      </w:r>
+      <w:r>
+        <w:rPr>
+          <w:color w:val="5A3D12"/>
+          <w:sz w:val="21"/>
+          <w:szCs w:val="21"/>
+        </w:rPr>
+        <w:t xml:space="preserve">Vérifiez bien l'adresse — family.eduweb.ci — sans espace. N'ouvrez jamais un lien reçu d'un inconnu qui imiterait le site, et ne donnez votre mot de passe à personne.</w:t>
       </w:r>
     </w:p>
     <w:p>
@@ -525,7 +593,7 @@
           <w:sz w:val="21"/>
           <w:szCs w:val="21"/>
         </w:rPr>
-        <w:t xml:space="preserve">En cas de coupure d'Internet, l'application affiche une page d'attente claire et se recharge automatiquement dès le retour de la connexion. La consultation des pages nécessite une connexion active.</w:t>
+        <w:t xml:space="preserve">Vous êtes perdu à un moment ? Deux réflexes simples : appuyez sur la flèche « ← » pour revenir en arrière, ou utilisez le bouton « Aide » (en bas à droite de l'écran), qui rouvre ce guide.</w:t>
       </w:r>
     </w:p>
     <w:p>
@@ -533,41 +601,41 @@
         <w:pStyle w:val="Heading1"/>
       </w:pPr>
       <w:r>
-        <w:t xml:space="preserve">5.  Votre tableau de bord</w:t>
-      </w:r>
-    </w:p>
-    <w:p>
-      <w:pPr>
-        <w:pStyle w:val="ListParagraph"/>
-        <w:numPr>
-          <w:ilvl w:val="0"/>
-          <w:numId w:val="3"/>
-        </w:numPr>
-        <w:spacing w:after="40"/>
-      </w:pPr>
-      <w:r>
-        <w:rPr>
-          <w:sz w:val="22"/>
-          <w:szCs w:val="22"/>
-        </w:rPr>
-        <w:t xml:space="preserve">Vue d'ensemble : missions reçues, revenus du mois et totaux, taux de complétion du profil.</w:t>
-      </w:r>
-    </w:p>
-    <w:p>
-      <w:pPr>
-        <w:pStyle w:val="ListParagraph"/>
-        <w:numPr>
-          <w:ilvl w:val="0"/>
-          <w:numId w:val="3"/>
-        </w:numPr>
-        <w:spacing w:after="40"/>
-      </w:pPr>
-      <w:r>
-        <w:rPr>
-          <w:sz w:val="22"/>
-          <w:szCs w:val="22"/>
-        </w:rPr>
-        <w:t xml:space="preserve">Le bouton « Configurer mon profil » reste accessible à tout moment.</w:t>
+        <w:t xml:space="preserve">2.  Créer votre compte</w:t>
+      </w:r>
+    </w:p>
+    <w:p>
+      <w:pPr>
+        <w:pStyle w:val="ListParagraph"/>
+        <w:numPr>
+          <w:ilvl w:val="0"/>
+          <w:numId w:val="4"/>
+        </w:numPr>
+        <w:spacing w:after="40"/>
+      </w:pPr>
+      <w:r>
+        <w:rPr>
+          <w:sz w:val="22"/>
+          <w:szCs w:val="22"/>
+        </w:rPr>
+        <w:t xml:space="preserve">Cliquez sur « Créer un compte » et choisissez le rôle « Coach ».</w:t>
+      </w:r>
+    </w:p>
+    <w:p>
+      <w:pPr>
+        <w:pStyle w:val="ListParagraph"/>
+        <w:numPr>
+          <w:ilvl w:val="0"/>
+          <w:numId w:val="4"/>
+        </w:numPr>
+        <w:spacing w:after="40"/>
+      </w:pPr>
+      <w:r>
+        <w:rPr>
+          <w:sz w:val="22"/>
+          <w:szCs w:val="22"/>
+        </w:rPr>
+        <w:t xml:space="preserve">Activez votre compte via le lien reçu par email, puis connectez-vous.</w:t>
       </w:r>
     </w:p>
     <w:p>
@@ -575,7 +643,295 @@
         <w:pStyle w:val="Heading1"/>
       </w:pPr>
       <w:r>
-        <w:t xml:space="preserve">6.  Configurer votre profil (6 sections)</w:t>
+        <w:t xml:space="preserve">3.  Langue de lecture</w:t>
+      </w:r>
+    </w:p>
+    <w:p>
+      <w:pPr>
+        <w:spacing w:after="120"/>
+      </w:pPr>
+      <w:r>
+        <w:rPr>
+          <w:sz w:val="22"/>
+          <w:szCs w:val="22"/>
+        </w:rPr>
+        <w:t xml:space="preserve">L'application est disponible en 14 langues. Sur votre tableau de bord, la carte « Langue de lecture » permet de choisir la langue d'affichage ; votre choix est mémorisé pour vos prochaines visites.</w:t>
+      </w:r>
+    </w:p>
+    <w:p>
+      <w:pPr>
+        <w:pStyle w:val="ListParagraph"/>
+        <w:numPr>
+          <w:ilvl w:val="0"/>
+          <w:numId w:val="2"/>
+        </w:numPr>
+        <w:spacing w:after="40"/>
+      </w:pPr>
+      <w:r>
+        <w:rPr>
+          <w:sz w:val="22"/>
+          <w:szCs w:val="22"/>
+        </w:rPr>
+        <w:t xml:space="preserve">Français, Anglais, Arabe, Espagnol, Coréen, Mandarin (chinois), Russe, Ukrainien, Allemand, Portugais, Italien, Turc, Wolof, Swahili.</w:t>
+      </w:r>
+    </w:p>
+    <w:p>
+      <w:pPr>
+        <w:pStyle w:val="Heading1"/>
+      </w:pPr>
+      <w:r>
+        <w:t xml:space="preserve">4.  Besoin d'aide ?</w:t>
+      </w:r>
+    </w:p>
+    <w:p>
+      <w:pPr>
+        <w:spacing w:after="120"/>
+      </w:pPr>
+      <w:r>
+        <w:rPr>
+          <w:sz w:val="22"/>
+          <w:szCs w:val="22"/>
+        </w:rPr>
+        <w:t xml:space="preserve">Une carte « Besoin d'aide ? » figure sur votre tableau de bord, et un bouton flottant « Aide » (en bas à droite de l'écran) vous permet d'ouvrir ce guide à tout moment.</w:t>
+      </w:r>
+    </w:p>
+    <w:p>
+      <w:pPr>
+        <w:pStyle w:val="Heading1"/>
+      </w:pPr>
+      <w:r>
+        <w:t xml:space="preserve">5.  Installer l'application sur votre appareil</w:t>
+      </w:r>
+    </w:p>
+    <w:p>
+      <w:pPr>
+        <w:spacing w:after="120"/>
+      </w:pPr>
+      <w:r>
+        <w:rPr>
+          <w:sz w:val="22"/>
+          <w:szCs w:val="22"/>
+        </w:rPr>
+        <w:t xml:space="preserve">EduWeb est une application web installable : vous pouvez l'ajouter à l'écran d'accueil de votre téléphone ou au bureau de votre ordinateur, puis l'ouvrir comme une application classique — en plein écran, sans la barre du navigateur, avec l'icône EduWeb. L'installation est gratuite, rapide et ne passe par aucun magasin d'applications.</w:t>
+      </w:r>
+    </w:p>
+    <w:p>
+      <w:pPr>
+        <w:pBdr>
+          <w:top w:val="single" w:color="EAF3FB" w:sz="2" w:space="6"/>
+          <w:bottom w:val="single" w:color="EAF3FB" w:sz="2" w:space="6"/>
+          <w:left w:val="single" w:color="2A77C6" w:sz="18" w:space="10"/>
+          <w:right w:val="single" w:color="EAF3FB" w:sz="2" w:space="6"/>
+        </w:pBdr>
+        <w:shd w:fill="EAF3FB" w:color="auto" w:val="clear"/>
+        <w:spacing w:after="140" w:before="80"/>
+      </w:pPr>
+      <w:r>
+        <w:rPr>
+          <w:b/>
+          <w:bCs/>
+          <w:color w:val="2A77C6"/>
+          <w:sz w:val="21"/>
+          <w:szCs w:val="21"/>
+        </w:rPr>
+        <w:t xml:space="preserve">Astuce — </w:t>
+      </w:r>
+      <w:r>
+        <w:rPr>
+          <w:color w:val="1B3A57"/>
+          <w:sz w:val="21"/>
+          <w:szCs w:val="21"/>
+        </w:rPr>
+        <w:t xml:space="preserve">Cette étape n'est pas obligatoire : vous pouvez très bien utiliser EduWeb dans votre navigateur. L'installer sert seulement à l'ouvrir plus vite la prochaine fois, en appuyant sur une icône, comme une application ordinaire.</w:t>
+      </w:r>
+    </w:p>
+    <w:p>
+      <w:pPr>
+        <w:pStyle w:val="Heading2"/>
+      </w:pPr>
+      <w:r>
+        <w:t xml:space="preserve">Android (Chrome)</w:t>
+      </w:r>
+    </w:p>
+    <w:p>
+      <w:pPr>
+        <w:pStyle w:val="ListParagraph"/>
+        <w:numPr>
+          <w:ilvl w:val="0"/>
+          <w:numId w:val="5"/>
+        </w:numPr>
+        <w:spacing w:after="40"/>
+      </w:pPr>
+      <w:r>
+        <w:rPr>
+          <w:sz w:val="22"/>
+          <w:szCs w:val="22"/>
+        </w:rPr>
+        <w:t xml:space="preserve">Ouvrez family.eduweb.ci dans Chrome.</w:t>
+      </w:r>
+    </w:p>
+    <w:p>
+      <w:pPr>
+        <w:pStyle w:val="ListParagraph"/>
+        <w:numPr>
+          <w:ilvl w:val="0"/>
+          <w:numId w:val="5"/>
+        </w:numPr>
+        <w:spacing w:after="40"/>
+      </w:pPr>
+      <w:r>
+        <w:rPr>
+          <w:sz w:val="22"/>
+          <w:szCs w:val="22"/>
+        </w:rPr>
+        <w:t xml:space="preserve">Touchez la bannière « Installer l'application » si elle apparaît ; sinon, ouvrez le menu ⋮ (en haut à droite).</w:t>
+      </w:r>
+    </w:p>
+    <w:p>
+      <w:pPr>
+        <w:pStyle w:val="ListParagraph"/>
+        <w:numPr>
+          <w:ilvl w:val="0"/>
+          <w:numId w:val="5"/>
+        </w:numPr>
+        <w:spacing w:after="40"/>
+      </w:pPr>
+      <w:r>
+        <w:rPr>
+          <w:sz w:val="22"/>
+          <w:szCs w:val="22"/>
+        </w:rPr>
+        <w:t xml:space="preserve">Choisissez « Installer l'application » (ou « Ajouter à l'écran d'accueil »), puis confirmez.</w:t>
+      </w:r>
+    </w:p>
+    <w:p>
+      <w:pPr>
+        <w:pStyle w:val="Heading2"/>
+      </w:pPr>
+      <w:r>
+        <w:t xml:space="preserve">iPhone / iPad (Safari)</w:t>
+      </w:r>
+    </w:p>
+    <w:p>
+      <w:pPr>
+        <w:pStyle w:val="ListParagraph"/>
+        <w:numPr>
+          <w:ilvl w:val="0"/>
+          <w:numId w:val="6"/>
+        </w:numPr>
+        <w:spacing w:after="40"/>
+      </w:pPr>
+      <w:r>
+        <w:rPr>
+          <w:sz w:val="22"/>
+          <w:szCs w:val="22"/>
+        </w:rPr>
+        <w:t xml:space="preserve">Ouvrez family.eduweb.ci dans Safari.</w:t>
+      </w:r>
+    </w:p>
+    <w:p>
+      <w:pPr>
+        <w:pStyle w:val="ListParagraph"/>
+        <w:numPr>
+          <w:ilvl w:val="0"/>
+          <w:numId w:val="6"/>
+        </w:numPr>
+        <w:spacing w:after="40"/>
+      </w:pPr>
+      <w:r>
+        <w:rPr>
+          <w:sz w:val="22"/>
+          <w:szCs w:val="22"/>
+        </w:rPr>
+        <w:t xml:space="preserve">Touchez le bouton Partager (le carré surmonté d'une flèche vers le haut).</w:t>
+      </w:r>
+    </w:p>
+    <w:p>
+      <w:pPr>
+        <w:pStyle w:val="ListParagraph"/>
+        <w:numPr>
+          <w:ilvl w:val="0"/>
+          <w:numId w:val="6"/>
+        </w:numPr>
+        <w:spacing w:after="40"/>
+      </w:pPr>
+      <w:r>
+        <w:rPr>
+          <w:sz w:val="22"/>
+          <w:szCs w:val="22"/>
+        </w:rPr>
+        <w:t xml:space="preserve">Faites défiler, choisissez « Sur l'écran d'accueil », puis « Ajouter ».</w:t>
+      </w:r>
+    </w:p>
+    <w:p>
+      <w:pPr>
+        <w:pStyle w:val="Heading2"/>
+      </w:pPr>
+      <w:r>
+        <w:t xml:space="preserve">Ordinateur (Chrome ou Edge)</w:t>
+      </w:r>
+    </w:p>
+    <w:p>
+      <w:pPr>
+        <w:pStyle w:val="ListParagraph"/>
+        <w:numPr>
+          <w:ilvl w:val="0"/>
+          <w:numId w:val="7"/>
+        </w:numPr>
+        <w:spacing w:after="40"/>
+      </w:pPr>
+      <w:r>
+        <w:rPr>
+          <w:sz w:val="22"/>
+          <w:szCs w:val="22"/>
+        </w:rPr>
+        <w:t xml:space="preserve">Ouvrez family.eduweb.ci.</w:t>
+      </w:r>
+    </w:p>
+    <w:p>
+      <w:pPr>
+        <w:pStyle w:val="ListParagraph"/>
+        <w:numPr>
+          <w:ilvl w:val="0"/>
+          <w:numId w:val="7"/>
+        </w:numPr>
+        <w:spacing w:after="40"/>
+      </w:pPr>
+      <w:r>
+        <w:rPr>
+          <w:sz w:val="22"/>
+          <w:szCs w:val="22"/>
+        </w:rPr>
+        <w:t xml:space="preserve">Cliquez sur l'icône d'installation (un écran avec une flèche, ou ⊕) à droite de la barre d'adresse.</w:t>
+      </w:r>
+    </w:p>
+    <w:p>
+      <w:pPr>
+        <w:pStyle w:val="ListParagraph"/>
+        <w:numPr>
+          <w:ilvl w:val="0"/>
+          <w:numId w:val="7"/>
+        </w:numPr>
+        <w:spacing w:after="40"/>
+      </w:pPr>
+      <w:r>
+        <w:rPr>
+          <w:sz w:val="22"/>
+          <w:szCs w:val="22"/>
+        </w:rPr>
+        <w:t xml:space="preserve">Cliquez sur « Installer ».</w:t>
+      </w:r>
+    </w:p>
+    <w:p>
+      <w:pPr>
+        <w:spacing w:after="120"/>
+      </w:pPr>
+      <w:r>
+        <w:rPr>
+          <w:sz w:val="22"/>
+          <w:szCs w:val="22"/>
+        </w:rPr>
+        <w:t xml:space="preserve">Une fois installée, l'icône EduWeb apparaît sur votre écran d'accueil (ou votre bureau) et l'application se met à jour automatiquement à chaque connexion à Internet.</w:t>
       </w:r>
     </w:p>
     <w:p>
@@ -605,27 +961,57 @@
           <w:sz w:val="21"/>
           <w:szCs w:val="21"/>
         </w:rPr>
-        <w:t xml:space="preserve">Le bouton « Enregistrer » d'une section enregistre l'ensemble de la page : toutes vos modifications sont sauvegardées en une fois.</w:t>
-      </w:r>
-    </w:p>
-    <w:p>
-      <w:pPr>
-        <w:pStyle w:val="Heading2"/>
-      </w:pPr>
-      <w:r>
-        <w:t xml:space="preserve">1. Identité</w:t>
-      </w:r>
-    </w:p>
-    <w:p>
-      <w:pPr>
-        <w:spacing w:after="120"/>
-      </w:pPr>
-      <w:r>
-        <w:rPr>
-          <w:sz w:val="22"/>
-          <w:szCs w:val="22"/>
-        </w:rPr>
-        <w:t xml:space="preserve">Pays, NOM et prénom(s), genre, téléphone. Ajoutez votre photo de profil depuis la barre latérale.</w:t>
+        <w:t xml:space="preserve">En cas de coupure d'Internet, l'application affiche une page d'attente claire et se recharge automatiquement dès le retour de la connexion. La consultation des pages nécessite une connexion active.</w:t>
+      </w:r>
+    </w:p>
+    <w:p>
+      <w:pPr>
+        <w:pStyle w:val="Heading1"/>
+      </w:pPr>
+      <w:r>
+        <w:t xml:space="preserve">6.  Votre tableau de bord</w:t>
+      </w:r>
+    </w:p>
+    <w:p>
+      <w:pPr>
+        <w:pStyle w:val="ListParagraph"/>
+        <w:numPr>
+          <w:ilvl w:val="0"/>
+          <w:numId w:val="2"/>
+        </w:numPr>
+        <w:spacing w:after="40"/>
+      </w:pPr>
+      <w:r>
+        <w:rPr>
+          <w:sz w:val="22"/>
+          <w:szCs w:val="22"/>
+        </w:rPr>
+        <w:t xml:space="preserve">Vue d'ensemble : missions reçues, revenus du mois et totaux, taux de complétion du profil.</w:t>
+      </w:r>
+    </w:p>
+    <w:p>
+      <w:pPr>
+        <w:pStyle w:val="ListParagraph"/>
+        <w:numPr>
+          <w:ilvl w:val="0"/>
+          <w:numId w:val="2"/>
+        </w:numPr>
+        <w:spacing w:after="40"/>
+      </w:pPr>
+      <w:r>
+        <w:rPr>
+          <w:sz w:val="22"/>
+          <w:szCs w:val="22"/>
+        </w:rPr>
+        <w:t xml:space="preserve">Le bouton « Configurer mon profil » reste accessible à tout moment.</w:t>
+      </w:r>
+    </w:p>
+    <w:p>
+      <w:pPr>
+        <w:pStyle w:val="Heading1"/>
+      </w:pPr>
+      <w:r>
+        <w:t xml:space="preserve">7.  Configurer votre profil (6 sections)</w:t>
       </w:r>
     </w:p>
     <w:p>
@@ -655,7 +1041,7 @@
           <w:sz w:val="21"/>
           <w:szCs w:val="21"/>
         </w:rPr>
-        <w:t xml:space="preserve">Photo de profil : au dépôt, votre image est automatiquement recadrée au format carré et redimensionnée (512 × 512), orientation corrigée. Inutile de la préparer : un simple cliché convient.</w:t>
+        <w:t xml:space="preserve">Le bouton « Enregistrer » d'une section enregistre l'ensemble de la page : toutes vos modifications sont sauvegardées en une fois.</w:t>
       </w:r>
     </w:p>
     <w:p>
@@ -663,7 +1049,7 @@
         <w:pStyle w:val="Heading2"/>
       </w:pPr>
       <w:r>
-        <w:t xml:space="preserve">2. Zone d'intervention</w:t>
+        <w:t xml:space="preserve">1. Identité</w:t>
       </w:r>
     </w:p>
     <w:p>
@@ -675,341 +1061,7 @@
           <w:sz w:val="22"/>
           <w:szCs w:val="22"/>
         </w:rPr>
-        <w:t xml:space="preserve">Région, commune, quartier, adresse, et coordonnées GPS via « Déterminer ma position ».</w:t>
-      </w:r>
-    </w:p>
-    <w:p>
-      <w:pPr>
-        <w:pStyle w:val="Heading2"/>
-      </w:pPr>
-      <w:r>
-        <w:t xml:space="preserve">3. Compétences</w:t>
-      </w:r>
-    </w:p>
-    <w:p>
-      <w:pPr>
-        <w:spacing w:after="120"/>
-      </w:pPr>
-      <w:r>
-        <w:rPr>
-          <w:sz w:val="22"/>
-          <w:szCs w:val="22"/>
-        </w:rPr>
-        <w:t xml:space="preserve">Sélectionnez les niveaux enseignés et vos modes d'intervention (présentiel, visio, hybride).</w:t>
-      </w:r>
-    </w:p>
-    <w:p>
-      <w:pPr>
-        <w:pStyle w:val="Heading2"/>
-      </w:pPr>
-      <w:r>
-        <w:t xml:space="preserve">4. Disciplines &amp; tarifs</w:t>
-      </w:r>
-    </w:p>
-    <w:p>
-      <w:pPr>
-        <w:pStyle w:val="ListParagraph"/>
-        <w:numPr>
-          <w:ilvl w:val="0"/>
-          <w:numId w:val="3"/>
-        </w:numPr>
-        <w:spacing w:after="40"/>
-      </w:pPr>
-      <w:r>
-        <w:rPr>
-          <w:sz w:val="22"/>
-          <w:szCs w:val="22"/>
-        </w:rPr>
-        <w:t xml:space="preserve">Choisissez vos disciplines et fixez librement votre tarif horaire (en FCFA, équivalent € affiché).</w:t>
-      </w:r>
-    </w:p>
-    <w:p>
-      <w:pPr>
-        <w:pStyle w:val="ListParagraph"/>
-        <w:numPr>
-          <w:ilvl w:val="0"/>
-          <w:numId w:val="3"/>
-        </w:numPr>
-        <w:spacing w:after="40"/>
-      </w:pPr>
-      <w:r>
-        <w:rPr>
-          <w:sz w:val="22"/>
-          <w:szCs w:val="22"/>
-        </w:rPr>
-        <w:t xml:space="preserve">Aucun montant minimum n'est imposé, afin de vous adapter à toutes les bourses des familles.</w:t>
-      </w:r>
-    </w:p>
-    <w:p>
-      <w:pPr>
-        <w:pStyle w:val="ListParagraph"/>
-        <w:numPr>
-          <w:ilvl w:val="0"/>
-          <w:numId w:val="3"/>
-        </w:numPr>
-        <w:spacing w:after="40"/>
-      </w:pPr>
-      <w:r>
-        <w:rPr>
-          <w:sz w:val="22"/>
-          <w:szCs w:val="22"/>
-        </w:rPr>
-        <w:t xml:space="preserve">Facture mensuelle = tarif horaire × engagement (12 h préscolaire/primaire, 16 h secondaire). Vous percevez 80 %.</w:t>
-      </w:r>
-    </w:p>
-    <w:p>
-      <w:pPr>
-        <w:pStyle w:val="Heading2"/>
-      </w:pPr>
-      <w:r>
-        <w:t xml:space="preserve">Connaissances générales (valable aussi pour les parents)</w:t>
-      </w:r>
-    </w:p>
-    <w:p>
-      <w:pPr>
-        <w:spacing w:after="120"/>
-      </w:pPr>
-      <w:r>
-        <w:rPr>
-          <w:sz w:val="22"/>
-          <w:szCs w:val="22"/>
-        </w:rPr>
-        <w:t xml:space="preserve">En plus des cycles scolaires, un niveau transversal « Connaissances générales » regroupe, par rubrique, des spécialités utiles aux élèves ET aux parents : développement personnel, méthodes &amp; réussite, numérique (initiation informatique, bureautique, codage &amp; développement web, robotique, IA), langues &amp; communication, parentalité, finances &amp; entrepreneuriat, santé &amp; bien-être, arts &amp; créativité…</w:t>
-      </w:r>
-    </w:p>
-    <w:p>
-      <w:pPr>
-        <w:spacing w:after="120"/>
-      </w:pPr>
-      <w:r>
-        <w:rPr>
-          <w:sz w:val="22"/>
-          <w:szCs w:val="22"/>
-        </w:rPr>
-        <w:t xml:space="preserve">Cochez les spécialités que vous proposez dans la section « Compétences » (sous-rubrique Connaissances générales), puis fixez leur tarif ici, comme pour toute discipline. Elles deviennent recherchables par les parents (y compris pour eux-mêmes).</w:t>
-      </w:r>
-    </w:p>
-    <w:p>
-      <w:pPr>
-        <w:pStyle w:val="Heading2"/>
-      </w:pPr>
-      <w:r>
-        <w:t xml:space="preserve">Priorité de vos disciplines (nouveauté)</w:t>
-      </w:r>
-    </w:p>
-    <w:p>
-      <w:pPr>
-        <w:spacing w:after="120"/>
-      </w:pPr>
-      <w:r>
-        <w:rPr>
-          <w:sz w:val="22"/>
-          <w:szCs w:val="22"/>
-        </w:rPr>
-        <w:t xml:space="preserve">Sous la liste des disciplines, un panneau « Priorité de vos disciplines » vous permet de les classer avec les boutons monter/descendre. La discipline classée n°1 est celle affichée comme votre spécialité sur la page d'accueil (rubrique « Des coachs disponibles près de chez vous »). Cliquez « Enregistrer la priorité ». L'ordre est conservé même si vous modifiez ensuite vos tarifs.</w:t>
-      </w:r>
-    </w:p>
-    <w:p>
-      <w:pPr>
-        <w:pStyle w:val="Heading2"/>
-      </w:pPr>
-      <w:r>
-        <w:t xml:space="preserve">5. Documents</w:t>
-      </w:r>
-    </w:p>
-    <w:p>
-      <w:pPr>
-        <w:spacing w:after="120"/>
-      </w:pPr>
-      <w:r>
-        <w:rPr>
-          <w:sz w:val="22"/>
-          <w:szCs w:val="22"/>
-        </w:rPr>
-        <w:t xml:space="preserve">Cliquez directement sur une ligne (« Diplôme(s) », « Pièce d'identité », « CV », « Certificat / Attestation ») pour importer le fichier correspondant (PDF, image ou Word — 25 Mo max). Le statut passe à « Fourni ». Ces pièces permettent la validation de votre profil.</w:t>
-      </w:r>
-    </w:p>
-    <w:p>
-      <w:pPr>
-        <w:pStyle w:val="Heading2"/>
-      </w:pPr>
-      <w:r>
-        <w:t xml:space="preserve">6. Présentation</w:t>
-      </w:r>
-    </w:p>
-    <w:p>
-      <w:pPr>
-        <w:spacing w:after="120"/>
-      </w:pPr>
-      <w:r>
-        <w:rPr>
-          <w:sz w:val="22"/>
-          <w:szCs w:val="22"/>
-        </w:rPr>
-        <w:t xml:space="preserve">Un texte est généré automatiquement à partir de votre profil. Modifiez-le librement ou cliquez « Régénérer ».</w:t>
-      </w:r>
-    </w:p>
-    <w:p>
-      <w:pPr>
-        <w:pStyle w:val="Heading1"/>
-      </w:pPr>
-      <w:r>
-        <w:t xml:space="preserve">7.  Soumettre votre profil à validation</w:t>
-      </w:r>
-    </w:p>
-    <w:p>
-      <w:pPr>
-        <w:pStyle w:val="ListParagraph"/>
-        <w:numPr>
-          <w:ilvl w:val="0"/>
-          <w:numId w:val="3"/>
-        </w:numPr>
-        <w:spacing w:after="40"/>
-      </w:pPr>
-      <w:r>
-        <w:rPr>
-          <w:sz w:val="22"/>
-          <w:szCs w:val="22"/>
-        </w:rPr>
-        <w:t xml:space="preserve">Cliquez sur « Soumettre à validation ».</w:t>
-      </w:r>
-    </w:p>
-    <w:p>
-      <w:pPr>
-        <w:pStyle w:val="ListParagraph"/>
-        <w:numPr>
-          <w:ilvl w:val="0"/>
-          <w:numId w:val="3"/>
-        </w:numPr>
-        <w:spacing w:after="40"/>
-      </w:pPr>
-      <w:r>
-        <w:rPr>
-          <w:sz w:val="22"/>
-          <w:szCs w:val="22"/>
-        </w:rPr>
-        <w:t xml:space="preserve">Le statut évolue : en attente → validé ou refusé (avec un motif). Un coach validé peut ensuite être « certifié » par l'administration.</w:t>
-      </w:r>
-    </w:p>
-    <w:p>
-      <w:pPr>
-        <w:pStyle w:val="ListParagraph"/>
-        <w:numPr>
-          <w:ilvl w:val="0"/>
-          <w:numId w:val="3"/>
-        </w:numPr>
-        <w:spacing w:after="40"/>
-      </w:pPr>
-      <w:r>
-        <w:rPr>
-          <w:sz w:val="22"/>
-          <w:szCs w:val="22"/>
-        </w:rPr>
-        <w:t xml:space="preserve">Conseil : complétez les 6 sections, ajoutez tous les documents et renseignez votre position GPS pour une validation rapide.</w:t>
-      </w:r>
-    </w:p>
-    <w:p>
-      <w:pPr>
-        <w:pStyle w:val="Heading1"/>
-      </w:pPr>
-      <w:r>
-        <w:t xml:space="preserve">8.  Recevoir et gérer les missions</w:t>
-      </w:r>
-    </w:p>
-    <w:p>
-      <w:pPr>
-        <w:pStyle w:val="ListParagraph"/>
-        <w:numPr>
-          <w:ilvl w:val="0"/>
-          <w:numId w:val="3"/>
-        </w:numPr>
-        <w:spacing w:after="40"/>
-      </w:pPr>
-      <w:r>
-        <w:rPr>
-          <w:sz w:val="22"/>
-          <w:szCs w:val="22"/>
-        </w:rPr>
-        <w:t xml:space="preserve">Vos demandes apparaissent dans « Missions reçues ». Cliquez « Accepter » ou « Refuser ».</w:t>
-      </w:r>
-    </w:p>
-    <w:p>
-      <w:pPr>
-        <w:pStyle w:val="ListParagraph"/>
-        <w:numPr>
-          <w:ilvl w:val="0"/>
-          <w:numId w:val="3"/>
-        </w:numPr>
-        <w:spacing w:after="40"/>
-      </w:pPr>
-      <w:r>
-        <w:rPr>
-          <w:sz w:val="22"/>
-          <w:szCs w:val="22"/>
-        </w:rPr>
-        <w:t xml:space="preserve">Le parent est notifié de votre décision par SMS. Une mission acceptée devient « active ».</w:t>
-      </w:r>
-    </w:p>
-    <w:p>
-      <w:pPr>
-        <w:pStyle w:val="Heading1"/>
-      </w:pPr>
-      <w:r>
-        <w:t xml:space="preserve">9.  Vos revenus</w:t>
-      </w:r>
-    </w:p>
-    <w:p>
-      <w:pPr>
-        <w:spacing w:after="120"/>
-      </w:pPr>
-      <w:r>
-        <w:rPr>
-          <w:sz w:val="22"/>
-          <w:szCs w:val="22"/>
-        </w:rPr>
-        <w:t xml:space="preserve">Vous percevez 80 % du montant de chaque mission (la plateforme conserve 20 %). Le tableau de bord affiche vos revenus du mois et vos revenus totaux.</w:t>
-      </w:r>
-    </w:p>
-    <w:p>
-      <w:pPr>
-        <w:pStyle w:val="Heading1"/>
-      </w:pPr>
-      <w:r>
-        <w:t xml:space="preserve">10.  Messagerie</w:t>
-      </w:r>
-    </w:p>
-    <w:p>
-      <w:pPr>
-        <w:pStyle w:val="ListParagraph"/>
-        <w:numPr>
-          <w:ilvl w:val="0"/>
-          <w:numId w:val="3"/>
-        </w:numPr>
-        <w:spacing w:after="40"/>
-      </w:pPr>
-      <w:r>
-        <w:rPr>
-          <w:sz w:val="22"/>
-          <w:szCs w:val="22"/>
-        </w:rPr>
-        <w:t xml:space="preserve">Échangez avec les parents avec qui vous partagez une mission, et avec le Support EduWeb.</w:t>
-      </w:r>
-    </w:p>
-    <w:p>
-      <w:pPr>
-        <w:pStyle w:val="ListParagraph"/>
-        <w:numPr>
-          <w:ilvl w:val="0"/>
-          <w:numId w:val="3"/>
-        </w:numPr>
-        <w:spacing w:after="40"/>
-      </w:pPr>
-      <w:r>
-        <w:rPr>
-          <w:sz w:val="22"/>
-          <w:szCs w:val="22"/>
-        </w:rPr>
-        <w:t xml:space="preserve">Pièces jointes : 1 Mo maximum par fichier.</w:t>
+        <w:t xml:space="preserve">Pays, NOM et prénom(s), genre, téléphone. Ajoutez votre photo de profil depuis la barre latérale.</w:t>
       </w:r>
     </w:p>
     <w:p>
@@ -1039,6 +1091,390 @@
           <w:sz w:val="21"/>
           <w:szCs w:val="21"/>
         </w:rPr>
+        <w:t xml:space="preserve">Photo de profil : au dépôt, votre image est automatiquement recadrée au format carré et redimensionnée (512 × 512), orientation corrigée. Inutile de la préparer : un simple cliché convient.</w:t>
+      </w:r>
+    </w:p>
+    <w:p>
+      <w:pPr>
+        <w:pStyle w:val="Heading2"/>
+      </w:pPr>
+      <w:r>
+        <w:t xml:space="preserve">2. Zone d'intervention</w:t>
+      </w:r>
+    </w:p>
+    <w:p>
+      <w:pPr>
+        <w:spacing w:after="120"/>
+      </w:pPr>
+      <w:r>
+        <w:rPr>
+          <w:sz w:val="22"/>
+          <w:szCs w:val="22"/>
+        </w:rPr>
+        <w:t xml:space="preserve">Région, commune, quartier, adresse, et coordonnées GPS via « Déterminer ma position ».</w:t>
+      </w:r>
+    </w:p>
+    <w:p>
+      <w:pPr>
+        <w:pStyle w:val="Heading2"/>
+      </w:pPr>
+      <w:r>
+        <w:t xml:space="preserve">3. Compétences</w:t>
+      </w:r>
+    </w:p>
+    <w:p>
+      <w:pPr>
+        <w:spacing w:after="120"/>
+      </w:pPr>
+      <w:r>
+        <w:rPr>
+          <w:sz w:val="22"/>
+          <w:szCs w:val="22"/>
+        </w:rPr>
+        <w:t xml:space="preserve">Sélectionnez les niveaux enseignés et vos modes d'intervention (présentiel, visio, hybride).</w:t>
+      </w:r>
+    </w:p>
+    <w:p>
+      <w:pPr>
+        <w:pStyle w:val="Heading2"/>
+      </w:pPr>
+      <w:r>
+        <w:t xml:space="preserve">4. Disciplines &amp; tarifs</w:t>
+      </w:r>
+    </w:p>
+    <w:p>
+      <w:pPr>
+        <w:pStyle w:val="ListParagraph"/>
+        <w:numPr>
+          <w:ilvl w:val="0"/>
+          <w:numId w:val="2"/>
+        </w:numPr>
+        <w:spacing w:after="40"/>
+      </w:pPr>
+      <w:r>
+        <w:rPr>
+          <w:sz w:val="22"/>
+          <w:szCs w:val="22"/>
+        </w:rPr>
+        <w:t xml:space="preserve">Choisissez vos disciplines et fixez librement votre tarif horaire (en FCFA, équivalent € affiché).</w:t>
+      </w:r>
+    </w:p>
+    <w:p>
+      <w:pPr>
+        <w:pStyle w:val="ListParagraph"/>
+        <w:numPr>
+          <w:ilvl w:val="0"/>
+          <w:numId w:val="2"/>
+        </w:numPr>
+        <w:spacing w:after="40"/>
+      </w:pPr>
+      <w:r>
+        <w:rPr>
+          <w:sz w:val="22"/>
+          <w:szCs w:val="22"/>
+        </w:rPr>
+        <w:t xml:space="preserve">Aucun montant minimum n'est imposé, afin de vous adapter à toutes les bourses des familles.</w:t>
+      </w:r>
+    </w:p>
+    <w:p>
+      <w:pPr>
+        <w:pStyle w:val="ListParagraph"/>
+        <w:numPr>
+          <w:ilvl w:val="0"/>
+          <w:numId w:val="2"/>
+        </w:numPr>
+        <w:spacing w:after="40"/>
+      </w:pPr>
+      <w:r>
+        <w:rPr>
+          <w:sz w:val="22"/>
+          <w:szCs w:val="22"/>
+        </w:rPr>
+        <w:t xml:space="preserve">Facture mensuelle = tarif horaire × engagement (12 h préscolaire/primaire, 16 h secondaire). Vous percevez 80 %.</w:t>
+      </w:r>
+    </w:p>
+    <w:p>
+      <w:pPr>
+        <w:pStyle w:val="Heading2"/>
+      </w:pPr>
+      <w:r>
+        <w:t xml:space="preserve">Connaissances générales (valable aussi pour les parents)</w:t>
+      </w:r>
+    </w:p>
+    <w:p>
+      <w:pPr>
+        <w:spacing w:after="120"/>
+      </w:pPr>
+      <w:r>
+        <w:rPr>
+          <w:sz w:val="22"/>
+          <w:szCs w:val="22"/>
+        </w:rPr>
+        <w:t xml:space="preserve">En plus des cycles scolaires, un niveau transversal « Connaissances générales » regroupe, par rubrique, des spécialités utiles aux élèves ET aux parents : développement personnel, méthodes &amp; réussite, numérique (initiation informatique, bureautique, codage &amp; développement web, robotique, IA), langues &amp; communication, parentalité, finances &amp; entrepreneuriat, santé &amp; bien-être, arts &amp; créativité…</w:t>
+      </w:r>
+    </w:p>
+    <w:p>
+      <w:pPr>
+        <w:spacing w:after="120"/>
+      </w:pPr>
+      <w:r>
+        <w:rPr>
+          <w:sz w:val="22"/>
+          <w:szCs w:val="22"/>
+        </w:rPr>
+        <w:t xml:space="preserve">Cochez les spécialités que vous proposez dans la section « Compétences » (sous-rubrique Connaissances générales), puis fixez leur tarif ici, comme pour toute discipline. Elles deviennent recherchables par les parents (y compris pour eux-mêmes).</w:t>
+      </w:r>
+    </w:p>
+    <w:p>
+      <w:pPr>
+        <w:pStyle w:val="Heading2"/>
+      </w:pPr>
+      <w:r>
+        <w:t xml:space="preserve">Priorité de vos disciplines (nouveauté)</w:t>
+      </w:r>
+    </w:p>
+    <w:p>
+      <w:pPr>
+        <w:spacing w:after="120"/>
+      </w:pPr>
+      <w:r>
+        <w:rPr>
+          <w:sz w:val="22"/>
+          <w:szCs w:val="22"/>
+        </w:rPr>
+        <w:t xml:space="preserve">Sous la liste des disciplines, un panneau « Priorité de vos disciplines » vous permet de les classer avec les boutons monter/descendre. La discipline classée n°1 est celle affichée comme votre spécialité sur la page d'accueil (rubrique « Des coachs disponibles près de chez vous »). Cliquez « Enregistrer la priorité ». L'ordre est conservé même si vous modifiez ensuite vos tarifs.</w:t>
+      </w:r>
+    </w:p>
+    <w:p>
+      <w:pPr>
+        <w:pStyle w:val="Heading2"/>
+      </w:pPr>
+      <w:r>
+        <w:t xml:space="preserve">5. Documents</w:t>
+      </w:r>
+    </w:p>
+    <w:p>
+      <w:pPr>
+        <w:spacing w:after="120"/>
+      </w:pPr>
+      <w:r>
+        <w:rPr>
+          <w:sz w:val="22"/>
+          <w:szCs w:val="22"/>
+        </w:rPr>
+        <w:t xml:space="preserve">Cliquez directement sur une ligne (« Diplôme(s) », « Pièce d'identité », « CV », « Certificat / Attestation ») pour importer le fichier correspondant (PDF, image ou Word — 25 Mo max). Le statut passe à « Fourni ». Ces pièces permettent la validation de votre profil.</w:t>
+      </w:r>
+    </w:p>
+    <w:p>
+      <w:pPr>
+        <w:pStyle w:val="Heading2"/>
+      </w:pPr>
+      <w:r>
+        <w:t xml:space="preserve">6. Présentation</w:t>
+      </w:r>
+    </w:p>
+    <w:p>
+      <w:pPr>
+        <w:spacing w:after="120"/>
+      </w:pPr>
+      <w:r>
+        <w:rPr>
+          <w:sz w:val="22"/>
+          <w:szCs w:val="22"/>
+        </w:rPr>
+        <w:t xml:space="preserve">Un texte est généré automatiquement à partir de votre profil. Modifiez-le librement ou cliquez « Régénérer ».</w:t>
+      </w:r>
+    </w:p>
+    <w:p>
+      <w:pPr>
+        <w:pStyle w:val="Heading1"/>
+      </w:pPr>
+      <w:r>
+        <w:t xml:space="preserve">8.  Soumettre votre profil à validation</w:t>
+      </w:r>
+    </w:p>
+    <w:p>
+      <w:pPr>
+        <w:pStyle w:val="ListParagraph"/>
+        <w:numPr>
+          <w:ilvl w:val="0"/>
+          <w:numId w:val="2"/>
+        </w:numPr>
+        <w:spacing w:after="40"/>
+      </w:pPr>
+      <w:r>
+        <w:rPr>
+          <w:sz w:val="22"/>
+          <w:szCs w:val="22"/>
+        </w:rPr>
+        <w:t xml:space="preserve">Cliquez sur « Soumettre à validation ».</w:t>
+      </w:r>
+    </w:p>
+    <w:p>
+      <w:pPr>
+        <w:pStyle w:val="ListParagraph"/>
+        <w:numPr>
+          <w:ilvl w:val="0"/>
+          <w:numId w:val="2"/>
+        </w:numPr>
+        <w:spacing w:after="40"/>
+      </w:pPr>
+      <w:r>
+        <w:rPr>
+          <w:sz w:val="22"/>
+          <w:szCs w:val="22"/>
+        </w:rPr>
+        <w:t xml:space="preserve">Le statut évolue : en attente → validé ou refusé (avec un motif). Un coach validé peut ensuite être « certifié » par l'administration.</w:t>
+      </w:r>
+    </w:p>
+    <w:p>
+      <w:pPr>
+        <w:pStyle w:val="ListParagraph"/>
+        <w:numPr>
+          <w:ilvl w:val="0"/>
+          <w:numId w:val="2"/>
+        </w:numPr>
+        <w:spacing w:after="40"/>
+      </w:pPr>
+      <w:r>
+        <w:rPr>
+          <w:sz w:val="22"/>
+          <w:szCs w:val="22"/>
+        </w:rPr>
+        <w:t xml:space="preserve">Conseil : complétez les 6 sections, ajoutez tous les documents et renseignez votre position GPS pour une validation rapide.</w:t>
+      </w:r>
+    </w:p>
+    <w:p>
+      <w:pPr>
+        <w:pStyle w:val="Heading1"/>
+      </w:pPr>
+      <w:r>
+        <w:t xml:space="preserve">9.  Recevoir et gérer les missions</w:t>
+      </w:r>
+    </w:p>
+    <w:p>
+      <w:pPr>
+        <w:pStyle w:val="ListParagraph"/>
+        <w:numPr>
+          <w:ilvl w:val="0"/>
+          <w:numId w:val="2"/>
+        </w:numPr>
+        <w:spacing w:after="40"/>
+      </w:pPr>
+      <w:r>
+        <w:rPr>
+          <w:sz w:val="22"/>
+          <w:szCs w:val="22"/>
+        </w:rPr>
+        <w:t xml:space="preserve">Vos demandes apparaissent dans « Missions reçues ». Cliquez « Accepter » ou « Refuser ».</w:t>
+      </w:r>
+    </w:p>
+    <w:p>
+      <w:pPr>
+        <w:pStyle w:val="ListParagraph"/>
+        <w:numPr>
+          <w:ilvl w:val="0"/>
+          <w:numId w:val="2"/>
+        </w:numPr>
+        <w:spacing w:after="40"/>
+      </w:pPr>
+      <w:r>
+        <w:rPr>
+          <w:sz w:val="22"/>
+          <w:szCs w:val="22"/>
+        </w:rPr>
+        <w:t xml:space="preserve">Le parent est notifié de votre décision par SMS. Une mission acceptée devient « active ».</w:t>
+      </w:r>
+    </w:p>
+    <w:p>
+      <w:pPr>
+        <w:pStyle w:val="Heading1"/>
+      </w:pPr>
+      <w:r>
+        <w:t xml:space="preserve">10.  Vos revenus</w:t>
+      </w:r>
+    </w:p>
+    <w:p>
+      <w:pPr>
+        <w:spacing w:after="120"/>
+      </w:pPr>
+      <w:r>
+        <w:rPr>
+          <w:sz w:val="22"/>
+          <w:szCs w:val="22"/>
+        </w:rPr>
+        <w:t xml:space="preserve">Vous percevez 80 % du montant de chaque mission (la plateforme conserve 20 %). Le tableau de bord affiche vos revenus du mois et vos revenus totaux.</w:t>
+      </w:r>
+    </w:p>
+    <w:p>
+      <w:pPr>
+        <w:pStyle w:val="Heading1"/>
+      </w:pPr>
+      <w:r>
+        <w:t xml:space="preserve">11.  Messagerie</w:t>
+      </w:r>
+    </w:p>
+    <w:p>
+      <w:pPr>
+        <w:pStyle w:val="ListParagraph"/>
+        <w:numPr>
+          <w:ilvl w:val="0"/>
+          <w:numId w:val="2"/>
+        </w:numPr>
+        <w:spacing w:after="40"/>
+      </w:pPr>
+      <w:r>
+        <w:rPr>
+          <w:sz w:val="22"/>
+          <w:szCs w:val="22"/>
+        </w:rPr>
+        <w:t xml:space="preserve">Échangez avec les parents avec qui vous partagez une mission, et avec le Support EduWeb.</w:t>
+      </w:r>
+    </w:p>
+    <w:p>
+      <w:pPr>
+        <w:pStyle w:val="ListParagraph"/>
+        <w:numPr>
+          <w:ilvl w:val="0"/>
+          <w:numId w:val="2"/>
+        </w:numPr>
+        <w:spacing w:after="40"/>
+      </w:pPr>
+      <w:r>
+        <w:rPr>
+          <w:sz w:val="22"/>
+          <w:szCs w:val="22"/>
+        </w:rPr>
+        <w:t xml:space="preserve">Pièces jointes : 1 Mo maximum par fichier.</w:t>
+      </w:r>
+    </w:p>
+    <w:p>
+      <w:pPr>
+        <w:pBdr>
+          <w:top w:val="single" w:color="E8F5EC" w:sz="2" w:space="6"/>
+          <w:bottom w:val="single" w:color="E8F5EC" w:sz="2" w:space="6"/>
+          <w:left w:val="single" w:color="1E9E57" w:sz="18" w:space="10"/>
+          <w:right w:val="single" w:color="E8F5EC" w:sz="2" w:space="6"/>
+        </w:pBdr>
+        <w:shd w:fill="E8F5EC" w:color="auto" w:val="clear"/>
+        <w:spacing w:after="140" w:before="80"/>
+      </w:pPr>
+      <w:r>
+        <w:rPr>
+          <w:b/>
+          <w:bCs/>
+          <w:color w:val="1E9E57"/>
+          <w:sz w:val="21"/>
+          <w:szCs w:val="21"/>
+        </w:rPr>
+        <w:t xml:space="preserve">À noter — </w:t>
+      </w:r>
+      <w:r>
+        <w:rPr>
+          <w:color w:val="1A3A28"/>
+          <w:sz w:val="21"/>
+          <w:szCs w:val="21"/>
+        </w:rPr>
         <w:t xml:space="preserve">Les pièces jointes de la messagerie sont supprimées automatiquement après 1 mois ; le texte des messages est conservé.</w:t>
       </w:r>
     </w:p>
@@ -1047,7 +1483,7 @@
         <w:pStyle w:val="Heading1"/>
       </w:pPr>
       <w:r>
-        <w:t xml:space="preserve">11.  Parrainage &amp; gains</w:t>
+        <w:t xml:space="preserve">12.  Parrainage &amp; gains</w:t>
       </w:r>
     </w:p>
     <w:p>
@@ -1358,6 +1794,18 @@
       </w:pPr>
     </w:lvl>
   </w:abstractNum>
+  <w:abstractNum w:abstractNumId="7" w15:restartNumberingAfterBreak="0">
+    <w:multiLevelType w:val="hybridMultilevel"/>
+    <w:lvl w:ilvl="0" w15:tentative="1">
+      <w:start w:val="1"/>
+      <w:numFmt w:val="decimal"/>
+      <w:lvlText w:val="%1."/>
+      <w:lvlJc w:val="left"/>
+      <w:pPr>
+        <w:ind w:left="540" w:hanging="300"/>
+      </w:pPr>
+    </w:lvl>
+  </w:abstractNum>
   <w:num w:numId="1">
     <w:abstractNumId w:val="1"/>
     <w:lvlOverride w:ilvl="0">
@@ -1365,13 +1813,13 @@
     </w:lvlOverride>
   </w:num>
   <w:num w:numId="2">
-    <w:abstractNumId w:val="3"/>
+    <w:abstractNumId w:val="2"/>
     <w:lvlOverride w:ilvl="0">
       <w:startOverride w:val="1"/>
     </w:lvlOverride>
   </w:num>
   <w:num w:numId="3">
-    <w:abstractNumId w:val="2"/>
+    <w:abstractNumId w:val="3"/>
     <w:lvlOverride w:ilvl="0">
       <w:startOverride w:val="1"/>
     </w:lvlOverride>
@@ -1390,6 +1838,12 @@
   </w:num>
   <w:num w:numId="6">
     <w:abstractNumId w:val="6"/>
+    <w:lvlOverride w:ilvl="0">
+      <w:startOverride w:val="1"/>
+    </w:lvlOverride>
+  </w:num>
+  <w:num w:numId="7">
+    <w:abstractNumId w:val="7"/>
     <w:lvlOverride w:ilvl="0">
       <w:startOverride w:val="1"/>
     </w:lvlOverride>

--- a/guides/Guide-Coach-EduWeb.docx
+++ b/guides/Guide-Coach-EduWeb.docx
@@ -606,6 +606,18 @@
     </w:p>
     <w:p>
       <w:pPr>
+        <w:spacing w:after="120"/>
+      </w:pPr>
+      <w:r>
+        <w:rPr>
+          <w:sz w:val="22"/>
+          <w:szCs w:val="22"/>
+        </w:rPr>
+        <w:t xml:space="preserve">La création est gratuite et prend deux minutes.</w:t>
+      </w:r>
+    </w:p>
+    <w:p>
+      <w:pPr>
         <w:pStyle w:val="ListParagraph"/>
         <w:numPr>
           <w:ilvl w:val="0"/>
@@ -618,7 +630,7 @@
           <w:sz w:val="22"/>
           <w:szCs w:val="22"/>
         </w:rPr>
-        <w:t xml:space="preserve">Cliquez sur « Créer un compte » et choisissez le rôle « Coach ».</w:t>
+        <w:t xml:space="preserve">Sur la page d'accueil, appuyez sur « Créer un compte », puis choisissez le rôle « Coach ».</w:t>
       </w:r>
     </w:p>
     <w:p>
@@ -635,84 +647,41 @@
           <w:sz w:val="22"/>
           <w:szCs w:val="22"/>
         </w:rPr>
-        <w:t xml:space="preserve">Activez votre compte via le lien reçu par email, puis connectez-vous.</w:t>
-      </w:r>
-    </w:p>
-    <w:p>
-      <w:pPr>
-        <w:pStyle w:val="Heading1"/>
-      </w:pPr>
-      <w:r>
-        <w:t xml:space="preserve">3.  Langue de lecture</w:t>
-      </w:r>
-    </w:p>
-    <w:p>
-      <w:pPr>
-        <w:spacing w:after="120"/>
-      </w:pPr>
-      <w:r>
-        <w:rPr>
-          <w:sz w:val="22"/>
-          <w:szCs w:val="22"/>
-        </w:rPr>
-        <w:t xml:space="preserve">L'application est disponible en 14 langues. Sur votre tableau de bord, la carte « Langue de lecture » permet de choisir la langue d'affichage ; votre choix est mémorisé pour vos prochaines visites.</w:t>
-      </w:r>
-    </w:p>
-    <w:p>
-      <w:pPr>
-        <w:pStyle w:val="ListParagraph"/>
-        <w:numPr>
-          <w:ilvl w:val="0"/>
-          <w:numId w:val="2"/>
-        </w:numPr>
-        <w:spacing w:after="40"/>
-      </w:pPr>
-      <w:r>
-        <w:rPr>
-          <w:sz w:val="22"/>
-          <w:szCs w:val="22"/>
-        </w:rPr>
-        <w:t xml:space="preserve">Français, Anglais, Arabe, Espagnol, Coréen, Mandarin (chinois), Russe, Ukrainien, Allemand, Portugais, Italien, Turc, Wolof, Swahili.</w:t>
-      </w:r>
-    </w:p>
-    <w:p>
-      <w:pPr>
-        <w:pStyle w:val="Heading1"/>
-      </w:pPr>
-      <w:r>
-        <w:t xml:space="preserve">4.  Besoin d'aide ?</w:t>
-      </w:r>
-    </w:p>
-    <w:p>
-      <w:pPr>
-        <w:spacing w:after="120"/>
-      </w:pPr>
-      <w:r>
-        <w:rPr>
-          <w:sz w:val="22"/>
-          <w:szCs w:val="22"/>
-        </w:rPr>
-        <w:t xml:space="preserve">Une carte « Besoin d'aide ? » figure sur votre tableau de bord, et un bouton flottant « Aide » (en bas à droite de l'écran) vous permet d'ouvrir ce guide à tout moment.</w:t>
-      </w:r>
-    </w:p>
-    <w:p>
-      <w:pPr>
-        <w:pStyle w:val="Heading1"/>
-      </w:pPr>
-      <w:r>
-        <w:t xml:space="preserve">5.  Installer l'application sur votre appareil</w:t>
-      </w:r>
-    </w:p>
-    <w:p>
-      <w:pPr>
-        <w:spacing w:after="120"/>
-      </w:pPr>
-      <w:r>
-        <w:rPr>
-          <w:sz w:val="22"/>
-          <w:szCs w:val="22"/>
-        </w:rPr>
-        <w:t xml:space="preserve">EduWeb est une application web installable : vous pouvez l'ajouter à l'écran d'accueil de votre téléphone ou au bureau de votre ordinateur, puis l'ouvrir comme une application classique — en plein écran, sans la barre du navigateur, avec l'icône EduWeb. L'installation est gratuite, rapide et ne passe par aucun magasin d'applications.</w:t>
+        <w:t xml:space="preserve">Remplissez le formulaire : NOM, prénom(s), une adresse e-mail valide, un mot de passe (au moins 6 caractères) et votre pays, puis validez.</w:t>
+      </w:r>
+    </w:p>
+    <w:p>
+      <w:pPr>
+        <w:pStyle w:val="ListParagraph"/>
+        <w:numPr>
+          <w:ilvl w:val="0"/>
+          <w:numId w:val="4"/>
+        </w:numPr>
+        <w:spacing w:after="40"/>
+      </w:pPr>
+      <w:r>
+        <w:rPr>
+          <w:sz w:val="22"/>
+          <w:szCs w:val="22"/>
+        </w:rPr>
+        <w:t xml:space="preserve">Ouvrez votre boîte e-mail et appuyez sur le lien d'activation reçu (à faire dans les 24 heures).</w:t>
+      </w:r>
+    </w:p>
+    <w:p>
+      <w:pPr>
+        <w:pStyle w:val="ListParagraph"/>
+        <w:numPr>
+          <w:ilvl w:val="0"/>
+          <w:numId w:val="4"/>
+        </w:numPr>
+        <w:spacing w:after="40"/>
+      </w:pPr>
+      <w:r>
+        <w:rPr>
+          <w:sz w:val="22"/>
+          <w:szCs w:val="22"/>
+        </w:rPr>
+        <w:t xml:space="preserve">Revenez sur EduWeb et connectez-vous avec votre e-mail et votre mot de passe.</w:t>
       </w:r>
     </w:p>
     <w:p>
@@ -742,6 +711,113 @@
           <w:sz w:val="21"/>
           <w:szCs w:val="21"/>
         </w:rPr>
+        <w:t xml:space="preserve">Pas d'e-mail d'activation ? Regardez dans le dossier « Spam ». Mot de passe oublié ? Le lien « Mot de passe oublié ? », sous la connexion, vous en fait choisir un nouveau.</w:t>
+      </w:r>
+    </w:p>
+    <w:p>
+      <w:pPr>
+        <w:pStyle w:val="Heading1"/>
+      </w:pPr>
+      <w:r>
+        <w:t xml:space="preserve">3.  Langue de lecture</w:t>
+      </w:r>
+    </w:p>
+    <w:p>
+      <w:pPr>
+        <w:spacing w:after="120"/>
+      </w:pPr>
+      <w:r>
+        <w:rPr>
+          <w:sz w:val="22"/>
+          <w:szCs w:val="22"/>
+        </w:rPr>
+        <w:t xml:space="preserve">L'application est disponible en 14 langues. Sur votre tableau de bord, la carte « Langue de lecture » permet de choisir la langue d'affichage ; votre choix est mémorisé pour vos prochaines visites.</w:t>
+      </w:r>
+    </w:p>
+    <w:p>
+      <w:pPr>
+        <w:pStyle w:val="ListParagraph"/>
+        <w:numPr>
+          <w:ilvl w:val="0"/>
+          <w:numId w:val="2"/>
+        </w:numPr>
+        <w:spacing w:after="40"/>
+      </w:pPr>
+      <w:r>
+        <w:rPr>
+          <w:sz w:val="22"/>
+          <w:szCs w:val="22"/>
+        </w:rPr>
+        <w:t xml:space="preserve">Français, Anglais, Arabe, Espagnol, Coréen, Mandarin (chinois), Russe, Ukrainien, Allemand, Portugais, Italien, Turc, Wolof, Swahili.</w:t>
+      </w:r>
+    </w:p>
+    <w:p>
+      <w:pPr>
+        <w:pStyle w:val="Heading1"/>
+      </w:pPr>
+      <w:r>
+        <w:t xml:space="preserve">4.  Besoin d'aide ?</w:t>
+      </w:r>
+    </w:p>
+    <w:p>
+      <w:pPr>
+        <w:spacing w:after="120"/>
+      </w:pPr>
+      <w:r>
+        <w:rPr>
+          <w:sz w:val="22"/>
+          <w:szCs w:val="22"/>
+        </w:rPr>
+        <w:t xml:space="preserve">Une carte « Besoin d'aide ? » figure sur votre tableau de bord, et un bouton flottant « Aide » (en bas à droite de l'écran) vous permet d'ouvrir ce guide à tout moment.</w:t>
+      </w:r>
+    </w:p>
+    <w:p>
+      <w:pPr>
+        <w:pStyle w:val="Heading1"/>
+      </w:pPr>
+      <w:r>
+        <w:t xml:space="preserve">5.  Installer l'application sur votre appareil</w:t>
+      </w:r>
+    </w:p>
+    <w:p>
+      <w:pPr>
+        <w:spacing w:after="120"/>
+      </w:pPr>
+      <w:r>
+        <w:rPr>
+          <w:sz w:val="22"/>
+          <w:szCs w:val="22"/>
+        </w:rPr>
+        <w:t xml:space="preserve">EduWeb est une application web installable : vous pouvez l'ajouter à l'écran d'accueil de votre téléphone ou au bureau de votre ordinateur, puis l'ouvrir comme une application classique — en plein écran, sans la barre du navigateur, avec l'icône EduWeb. L'installation est gratuite, rapide et ne passe par aucun magasin d'applications.</w:t>
+      </w:r>
+    </w:p>
+    <w:p>
+      <w:pPr>
+        <w:pBdr>
+          <w:top w:val="single" w:color="EAF3FB" w:sz="2" w:space="6"/>
+          <w:bottom w:val="single" w:color="EAF3FB" w:sz="2" w:space="6"/>
+          <w:left w:val="single" w:color="2A77C6" w:sz="18" w:space="10"/>
+          <w:right w:val="single" w:color="EAF3FB" w:sz="2" w:space="6"/>
+        </w:pBdr>
+        <w:shd w:fill="EAF3FB" w:color="auto" w:val="clear"/>
+        <w:spacing w:after="140" w:before="80"/>
+      </w:pPr>
+      <w:r>
+        <w:rPr>
+          <w:b/>
+          <w:bCs/>
+          <w:color w:val="2A77C6"/>
+          <w:sz w:val="21"/>
+          <w:szCs w:val="21"/>
+        </w:rPr>
+        <w:t xml:space="preserve">Astuce — </w:t>
+      </w:r>
+      <w:r>
+        <w:rPr>
+          <w:color w:val="1B3A57"/>
+          <w:sz w:val="21"/>
+          <w:szCs w:val="21"/>
+        </w:rPr>
         <w:t xml:space="preserve">Cette étape n'est pas obligatoire : vous pouvez très bien utiliser EduWeb dans votre navigateur. L'installer sert seulement à l'ouvrir plus vite la prochaine fois, en appuyant sur une icône, comme une application ordinaire.</w:t>
       </w:r>
     </w:p>
@@ -784,7 +860,7 @@
           <w:sz w:val="22"/>
           <w:szCs w:val="22"/>
         </w:rPr>
-        <w:t xml:space="preserve">Touchez la bannière « Installer l'application » si elle apparaît ; sinon, ouvrez le menu ⋮ (en haut à droite).</w:t>
+        <w:t xml:space="preserve">Touchez la bannière « Installer l'application » si elle apparaît ; sinon, ouvrez le menu (les trois petits points alignés, en haut à droite).</w:t>
       </w:r>
     </w:p>
     <w:p>
@@ -902,7 +978,7 @@
           <w:sz w:val="22"/>
           <w:szCs w:val="22"/>
         </w:rPr>
-        <w:t xml:space="preserve">Cliquez sur l'icône d'installation (un écran avec une flèche, ou ⊕) à droite de la barre d'adresse.</w:t>
+        <w:t xml:space="preserve">Cliquez sur la petite icône d'installation (un écran avec une flèche vers le bas), à droite de la barre d'adresse (la barre, en haut, où l'on écrit l'adresse du site).</w:t>
       </w:r>
     </w:p>
     <w:p>
@@ -974,6 +1050,18 @@
     </w:p>
     <w:p>
       <w:pPr>
+        <w:spacing w:after="120"/>
+      </w:pPr>
+      <w:r>
+        <w:rPr>
+          <w:sz w:val="22"/>
+          <w:szCs w:val="22"/>
+        </w:rPr>
+        <w:t xml:space="preserve">Le tableau de bord est votre page d'accueil de coach : il rassemble l'essentiel en un coup d'œil.</w:t>
+      </w:r>
+    </w:p>
+    <w:p>
+      <w:pPr>
         <w:pStyle w:val="ListParagraph"/>
         <w:numPr>
           <w:ilvl w:val="0"/>
@@ -986,7 +1074,7 @@
           <w:sz w:val="22"/>
           <w:szCs w:val="22"/>
         </w:rPr>
-        <w:t xml:space="preserve">Vue d'ensemble : missions reçues, revenus du mois et totaux, taux de complétion du profil.</w:t>
+        <w:t xml:space="preserve">Les missions reçues, vos revenus du mois et vos revenus totaux.</w:t>
       </w:r>
     </w:p>
     <w:p>
@@ -1003,7 +1091,24 @@
           <w:sz w:val="22"/>
           <w:szCs w:val="22"/>
         </w:rPr>
-        <w:t xml:space="preserve">Le bouton « Configurer mon profil » reste accessible à tout moment.</w:t>
+        <w:t xml:space="preserve">Le taux de complétion de votre profil : plus il est complet, plus vous avez de chances d'être choisi.</w:t>
+      </w:r>
+    </w:p>
+    <w:p>
+      <w:pPr>
+        <w:pStyle w:val="ListParagraph"/>
+        <w:numPr>
+          <w:ilvl w:val="0"/>
+          <w:numId w:val="2"/>
+        </w:numPr>
+        <w:spacing w:after="40"/>
+      </w:pPr>
+      <w:r>
+        <w:rPr>
+          <w:sz w:val="22"/>
+          <w:szCs w:val="22"/>
+        </w:rPr>
+        <w:t xml:space="preserve">Le bouton « Configurer mon profil », accessible à tout moment.</w:t>
       </w:r>
     </w:p>
     <w:p>
@@ -1012,6 +1117,18 @@
       </w:pPr>
       <w:r>
         <w:t xml:space="preserve">7.  Configurer votre profil (6 sections)</w:t>
+      </w:r>
+    </w:p>
+    <w:p>
+      <w:pPr>
+        <w:spacing w:after="120"/>
+      </w:pPr>
+      <w:r>
+        <w:rPr>
+          <w:sz w:val="22"/>
+          <w:szCs w:val="22"/>
+        </w:rPr>
+        <w:t xml:space="preserve">Votre profil est votre « vitrine » : c'est ce que voient les familles. Il se remplit en 6 parties. Prenez votre temps — vous pouvez revenir le compléter plus tard.</w:t>
       </w:r>
     </w:p>
     <w:p>
@@ -1041,7 +1158,7 @@
           <w:sz w:val="21"/>
           <w:szCs w:val="21"/>
         </w:rPr>
-        <w:t xml:space="preserve">Le bouton « Enregistrer » d'une section enregistre l'ensemble de la page : toutes vos modifications sont sauvegardées en une fois.</w:t>
+        <w:t xml:space="preserve">Bon à savoir : le bouton « Enregistrer » d'une partie enregistre TOUTE la page en une seule fois. Vos saisies dans les autres parties ne sont pas perdues.</w:t>
       </w:r>
     </w:p>
     <w:p>
@@ -1061,7 +1178,7 @@
           <w:sz w:val="22"/>
           <w:szCs w:val="22"/>
         </w:rPr>
-        <w:t xml:space="preserve">Pays, NOM et prénom(s), genre, téléphone. Ajoutez votre photo de profil depuis la barre latérale.</w:t>
+        <w:t xml:space="preserve">Votre pays, votre NOM et prénom(s), votre genre et votre téléphone. Ajoutez votre photo de profil depuis la barre latérale (sur le côté).</w:t>
       </w:r>
     </w:p>
     <w:p>
@@ -1091,7 +1208,7 @@
           <w:sz w:val="21"/>
           <w:szCs w:val="21"/>
         </w:rPr>
-        <w:t xml:space="preserve">Photo de profil : au dépôt, votre image est automatiquement recadrée au format carré et redimensionnée (512 × 512), orientation corrigée. Inutile de la préparer : un simple cliché convient.</w:t>
+        <w:t xml:space="preserve">Photo : au moment de l'envoi, votre image est automatiquement recadrée en carré, redimensionnée (512 × 512) et remise droite. Pas besoin de la préparer : un simple cliché net suffit.</w:t>
       </w:r>
     </w:p>
     <w:p>
@@ -1111,7 +1228,7 @@
           <w:sz w:val="22"/>
           <w:szCs w:val="22"/>
         </w:rPr>
-        <w:t xml:space="preserve">Région, commune, quartier, adresse, et coordonnées GPS via « Déterminer ma position ».</w:t>
+        <w:t xml:space="preserve">Indiquez où vous intervenez : région, commune, quartier, adresse. Le bouton « Déterminer ma position » récupère automatiquement vos coordonnées (autorisez la localisation si le téléphone le demande).</w:t>
       </w:r>
     </w:p>
     <w:p>
@@ -1131,7 +1248,7 @@
           <w:sz w:val="22"/>
           <w:szCs w:val="22"/>
         </w:rPr>
-        <w:t xml:space="preserve">Sélectionnez les niveaux enseignés et vos modes d'intervention (présentiel, visio, hybride).</w:t>
+        <w:t xml:space="preserve">Cochez les niveaux que vous enseignez et vos modes d'intervention : présentiel (vous vous déplacez), visio (à distance) ou hybride (les deux).</w:t>
       </w:r>
     </w:p>
     <w:p>
@@ -1156,7 +1273,7 @@
           <w:sz w:val="22"/>
           <w:szCs w:val="22"/>
         </w:rPr>
-        <w:t xml:space="preserve">Choisissez vos disciplines et fixez librement votre tarif horaire (en FCFA, équivalent € affiché).</w:t>
+        <w:t xml:space="preserve">Choisissez vos matières (disciplines) et fixez librement votre tarif à l'heure (en FCFA ; l'équivalent en euros s'affiche).</w:t>
       </w:r>
     </w:p>
     <w:p>
@@ -1173,7 +1290,7 @@
           <w:sz w:val="22"/>
           <w:szCs w:val="22"/>
         </w:rPr>
-        <w:t xml:space="preserve">Aucun montant minimum n'est imposé, afin de vous adapter à toutes les bourses des familles.</w:t>
+        <w:t xml:space="preserve">Aucun montant minimum n'est imposé : vous vous adaptez à toutes les bourses des familles.</w:t>
       </w:r>
     </w:p>
     <w:p>
@@ -1190,7 +1307,7 @@
           <w:sz w:val="22"/>
           <w:szCs w:val="22"/>
         </w:rPr>
-        <w:t xml:space="preserve">Facture mensuelle = tarif horaire × engagement (12 h préscolaire/primaire, 16 h secondaire). Vous percevez 80 %.</w:t>
+        <w:t xml:space="preserve">La facture d'un mois = votre tarif horaire × l'engagement (12 h préscolaire/primaire, 16 h secondaire). Vous percevez 80 % de chaque mission.</w:t>
       </w:r>
     </w:p>
     <w:p>
@@ -1198,7 +1315,7 @@
         <w:pStyle w:val="Heading2"/>
       </w:pPr>
       <w:r>
-        <w:t xml:space="preserve">Connaissances générales (valable aussi pour les parents)</w:t>
+        <w:t xml:space="preserve">Connaissances générales (utile aussi aux parents)</w:t>
       </w:r>
     </w:p>
     <w:p>
@@ -1210,7 +1327,7 @@
           <w:sz w:val="22"/>
           <w:szCs w:val="22"/>
         </w:rPr>
-        <w:t xml:space="preserve">En plus des cycles scolaires, un niveau transversal « Connaissances générales » regroupe, par rubrique, des spécialités utiles aux élèves ET aux parents : développement personnel, méthodes &amp; réussite, numérique (initiation informatique, bureautique, codage &amp; développement web, robotique, IA), langues &amp; communication, parentalité, finances &amp; entrepreneuriat, santé &amp; bien-être, arts &amp; créativité…</w:t>
+        <w:t xml:space="preserve">En plus des niveaux scolaires, une rubrique « Connaissances générales » regroupe des spécialités utiles aux élèves ET aux parents : développement personnel, méthodes &amp; réussite, numérique (informatique, bureautique, codage &amp; développement web, robotique, IA), langues &amp; communication, parentalité, finances &amp; entrepreneuriat, santé &amp; bien-être, arts &amp; créativité…</w:t>
       </w:r>
     </w:p>
     <w:p>
@@ -1222,7 +1339,7 @@
           <w:sz w:val="22"/>
           <w:szCs w:val="22"/>
         </w:rPr>
-        <w:t xml:space="preserve">Cochez les spécialités que vous proposez dans la section « Compétences » (sous-rubrique Connaissances générales), puis fixez leur tarif ici, comme pour toute discipline. Elles deviennent recherchables par les parents (y compris pour eux-mêmes).</w:t>
+        <w:t xml:space="preserve">Cochez celles que vous proposez dans « Compétences » (sous-rubrique Connaissances générales), puis fixez leur tarif ici, comme pour toute matière. Elles deviennent recherchables par les parents (y compris pour eux-mêmes).</w:t>
       </w:r>
     </w:p>
     <w:p>
@@ -1230,7 +1347,7 @@
         <w:pStyle w:val="Heading2"/>
       </w:pPr>
       <w:r>
-        <w:t xml:space="preserve">Priorité de vos disciplines (nouveauté)</w:t>
+        <w:t xml:space="preserve">Priorité de vos disciplines</w:t>
       </w:r>
     </w:p>
     <w:p>
@@ -1242,7 +1359,7 @@
           <w:sz w:val="22"/>
           <w:szCs w:val="22"/>
         </w:rPr>
-        <w:t xml:space="preserve">Sous la liste des disciplines, un panneau « Priorité de vos disciplines » vous permet de les classer avec les boutons monter/descendre. La discipline classée n°1 est celle affichée comme votre spécialité sur la page d'accueil (rubrique « Des coachs disponibles près de chez vous »). Cliquez « Enregistrer la priorité ». L'ordre est conservé même si vous modifiez ensuite vos tarifs.</w:t>
+        <w:t xml:space="preserve">Sous la liste des disciplines, un panneau « Priorité de vos disciplines » vous permet de les classer avec les boutons monter/descendre. La discipline classée n°1 est celle qui vous représente sur la page d'accueil (rubrique « Des coachs disponibles près de chez vous »). Appuyez sur « Enregistrer la priorité ». L'ordre est conservé même si vous modifiez ensuite vos tarifs.</w:t>
       </w:r>
     </w:p>
     <w:p>
@@ -1262,7 +1379,7 @@
           <w:sz w:val="22"/>
           <w:szCs w:val="22"/>
         </w:rPr>
-        <w:t xml:space="preserve">Cliquez directement sur une ligne (« Diplôme(s) », « Pièce d'identité », « CV », « Certificat / Attestation ») pour importer le fichier correspondant (PDF, image ou Word — 25 Mo max). Le statut passe à « Fourni ». Ces pièces permettent la validation de votre profil.</w:t>
+        <w:t xml:space="preserve">Appuyez directement sur une ligne (« Diplôme(s) », « Pièce d'identité », « CV », « Certificat / Attestation ») pour envoyer le fichier correspondant (PDF, image ou Word, 25 Mo maximum). Le statut passe alors à « Fourni ». Ces pièces servent à faire valider votre profil.</w:t>
       </w:r>
     </w:p>
     <w:p>
@@ -1282,7 +1399,7 @@
           <w:sz w:val="22"/>
           <w:szCs w:val="22"/>
         </w:rPr>
-        <w:t xml:space="preserve">Un texte est généré automatiquement à partir de votre profil. Modifiez-le librement ou cliquez « Régénérer ».</w:t>
+        <w:t xml:space="preserve">Un texte de présentation est rédigé automatiquement à partir de votre profil. Vous pouvez le modifier librement, ou appuyer sur « Régénérer » pour en obtenir un nouveau.</w:t>
       </w:r>
     </w:p>
     <w:p>
@@ -1295,6 +1412,188 @@
     </w:p>
     <w:p>
       <w:pPr>
+        <w:spacing w:after="120"/>
+      </w:pPr>
+      <w:r>
+        <w:rPr>
+          <w:sz w:val="22"/>
+          <w:szCs w:val="22"/>
+        </w:rPr>
+        <w:t xml:space="preserve">Une fois votre profil rempli, envoyez-le à l'équipe EduWeb pour vérification.</w:t>
+      </w:r>
+    </w:p>
+    <w:p>
+      <w:pPr>
+        <w:pStyle w:val="ListParagraph"/>
+        <w:numPr>
+          <w:ilvl w:val="0"/>
+          <w:numId w:val="8"/>
+        </w:numPr>
+        <w:spacing w:after="40"/>
+      </w:pPr>
+      <w:r>
+        <w:rPr>
+          <w:sz w:val="22"/>
+          <w:szCs w:val="22"/>
+        </w:rPr>
+        <w:t xml:space="preserve">Appuyez sur « Soumettre à validation ».</w:t>
+      </w:r>
+    </w:p>
+    <w:p>
+      <w:pPr>
+        <w:pStyle w:val="ListParagraph"/>
+        <w:numPr>
+          <w:ilvl w:val="0"/>
+          <w:numId w:val="8"/>
+        </w:numPr>
+        <w:spacing w:after="40"/>
+      </w:pPr>
+      <w:r>
+        <w:rPr>
+          <w:sz w:val="22"/>
+          <w:szCs w:val="22"/>
+        </w:rPr>
+        <w:t xml:space="preserve">Le statut évolue tout seul : en attente → validé, ou refusé (avec un motif qui explique pourquoi).</w:t>
+      </w:r>
+    </w:p>
+    <w:p>
+      <w:pPr>
+        <w:pBdr>
+          <w:top w:val="single" w:color="EAF3FB" w:sz="2" w:space="6"/>
+          <w:bottom w:val="single" w:color="EAF3FB" w:sz="2" w:space="6"/>
+          <w:left w:val="single" w:color="2A77C6" w:sz="18" w:space="10"/>
+          <w:right w:val="single" w:color="EAF3FB" w:sz="2" w:space="6"/>
+        </w:pBdr>
+        <w:shd w:fill="EAF3FB" w:color="auto" w:val="clear"/>
+        <w:spacing w:after="140" w:before="80"/>
+      </w:pPr>
+      <w:r>
+        <w:rPr>
+          <w:b/>
+          <w:bCs/>
+          <w:color w:val="2A77C6"/>
+          <w:sz w:val="21"/>
+          <w:szCs w:val="21"/>
+        </w:rPr>
+        <w:t xml:space="preserve">Astuce — </w:t>
+      </w:r>
+      <w:r>
+        <w:rPr>
+          <w:color w:val="1B3A57"/>
+          <w:sz w:val="21"/>
+          <w:szCs w:val="21"/>
+        </w:rPr>
+        <w:t xml:space="preserve">Pour une validation rapide : complétez les 6 parties, ajoutez tous vos documents et renseignez votre position. Un coach validé peut ensuite être « certifié » par l'administration — un gage de confiance supplémentaire auprès des familles.</w:t>
+      </w:r>
+    </w:p>
+    <w:p>
+      <w:pPr>
+        <w:pStyle w:val="Heading1"/>
+      </w:pPr>
+      <w:r>
+        <w:t xml:space="preserve">9.  Recevoir et gérer les missions</w:t>
+      </w:r>
+    </w:p>
+    <w:p>
+      <w:pPr>
+        <w:spacing w:after="120"/>
+      </w:pPr>
+      <w:r>
+        <w:rPr>
+          <w:sz w:val="22"/>
+          <w:szCs w:val="22"/>
+        </w:rPr>
+        <w:t xml:space="preserve">Une « mission » est une demande d'accompagnement envoyée par un parent.</w:t>
+      </w:r>
+    </w:p>
+    <w:p>
+      <w:pPr>
+        <w:pStyle w:val="ListParagraph"/>
+        <w:numPr>
+          <w:ilvl w:val="0"/>
+          <w:numId w:val="9"/>
+        </w:numPr>
+        <w:spacing w:after="40"/>
+      </w:pPr>
+      <w:r>
+        <w:rPr>
+          <w:sz w:val="22"/>
+          <w:szCs w:val="22"/>
+        </w:rPr>
+        <w:t xml:space="preserve">Vos demandes apparaissent dans « Missions reçues ».</w:t>
+      </w:r>
+    </w:p>
+    <w:p>
+      <w:pPr>
+        <w:pStyle w:val="ListParagraph"/>
+        <w:numPr>
+          <w:ilvl w:val="0"/>
+          <w:numId w:val="9"/>
+        </w:numPr>
+        <w:spacing w:after="40"/>
+      </w:pPr>
+      <w:r>
+        <w:rPr>
+          <w:sz w:val="22"/>
+          <w:szCs w:val="22"/>
+        </w:rPr>
+        <w:t xml:space="preserve">Pour chacune, appuyez sur « Accepter » ou « Refuser ».</w:t>
+      </w:r>
+    </w:p>
+    <w:p>
+      <w:pPr>
+        <w:spacing w:after="120"/>
+      </w:pPr>
+      <w:r>
+        <w:rPr>
+          <w:sz w:val="22"/>
+          <w:szCs w:val="22"/>
+        </w:rPr>
+        <w:t xml:space="preserve">Le parent est prévenu de votre décision par SMS. Une mission acceptée devient « active ».</w:t>
+      </w:r>
+    </w:p>
+    <w:p>
+      <w:pPr>
+        <w:pStyle w:val="Heading1"/>
+      </w:pPr>
+      <w:r>
+        <w:t xml:space="preserve">10.  Vos revenus</w:t>
+      </w:r>
+    </w:p>
+    <w:p>
+      <w:pPr>
+        <w:spacing w:after="120"/>
+      </w:pPr>
+      <w:r>
+        <w:rPr>
+          <w:sz w:val="22"/>
+          <w:szCs w:val="22"/>
+        </w:rPr>
+        <w:t xml:space="preserve">Vous percevez 80 % du montant de chaque mission (EduWeb conserve 20 % pour faire fonctionner la plateforme). Votre tableau de bord affiche vos revenus du mois et vos revenus totaux.</w:t>
+      </w:r>
+    </w:p>
+    <w:p>
+      <w:pPr>
+        <w:pStyle w:val="Heading1"/>
+      </w:pPr>
+      <w:r>
+        <w:t xml:space="preserve">11.  Messagerie</w:t>
+      </w:r>
+    </w:p>
+    <w:p>
+      <w:pPr>
+        <w:spacing w:after="120"/>
+      </w:pPr>
+      <w:r>
+        <w:rPr>
+          <w:sz w:val="22"/>
+          <w:szCs w:val="22"/>
+        </w:rPr>
+        <w:t xml:space="preserve">La messagerie vous permet d'échanger par écrit, directement dans l'application.</w:t>
+      </w:r>
+    </w:p>
+    <w:p>
+      <w:pPr>
         <w:pStyle w:val="ListParagraph"/>
         <w:numPr>
           <w:ilvl w:val="0"/>
@@ -1307,7 +1606,7 @@
           <w:sz w:val="22"/>
           <w:szCs w:val="22"/>
         </w:rPr>
-        <w:t xml:space="preserve">Cliquez sur « Soumettre à validation ».</w:t>
+        <w:t xml:space="preserve">Vous discutez avec les parents avec qui vous partagez une mission, et avec le « Support EduWeb ».</w:t>
       </w:r>
     </w:p>
     <w:p>
@@ -1324,128 +1623,7 @@
           <w:sz w:val="22"/>
           <w:szCs w:val="22"/>
         </w:rPr>
-        <w:t xml:space="preserve">Le statut évolue : en attente → validé ou refusé (avec un motif). Un coach validé peut ensuite être « certifié » par l'administration.</w:t>
-      </w:r>
-    </w:p>
-    <w:p>
-      <w:pPr>
-        <w:pStyle w:val="ListParagraph"/>
-        <w:numPr>
-          <w:ilvl w:val="0"/>
-          <w:numId w:val="2"/>
-        </w:numPr>
-        <w:spacing w:after="40"/>
-      </w:pPr>
-      <w:r>
-        <w:rPr>
-          <w:sz w:val="22"/>
-          <w:szCs w:val="22"/>
-        </w:rPr>
-        <w:t xml:space="preserve">Conseil : complétez les 6 sections, ajoutez tous les documents et renseignez votre position GPS pour une validation rapide.</w:t>
-      </w:r>
-    </w:p>
-    <w:p>
-      <w:pPr>
-        <w:pStyle w:val="Heading1"/>
-      </w:pPr>
-      <w:r>
-        <w:t xml:space="preserve">9.  Recevoir et gérer les missions</w:t>
-      </w:r>
-    </w:p>
-    <w:p>
-      <w:pPr>
-        <w:pStyle w:val="ListParagraph"/>
-        <w:numPr>
-          <w:ilvl w:val="0"/>
-          <w:numId w:val="2"/>
-        </w:numPr>
-        <w:spacing w:after="40"/>
-      </w:pPr>
-      <w:r>
-        <w:rPr>
-          <w:sz w:val="22"/>
-          <w:szCs w:val="22"/>
-        </w:rPr>
-        <w:t xml:space="preserve">Vos demandes apparaissent dans « Missions reçues ». Cliquez « Accepter » ou « Refuser ».</w:t>
-      </w:r>
-    </w:p>
-    <w:p>
-      <w:pPr>
-        <w:pStyle w:val="ListParagraph"/>
-        <w:numPr>
-          <w:ilvl w:val="0"/>
-          <w:numId w:val="2"/>
-        </w:numPr>
-        <w:spacing w:after="40"/>
-      </w:pPr>
-      <w:r>
-        <w:rPr>
-          <w:sz w:val="22"/>
-          <w:szCs w:val="22"/>
-        </w:rPr>
-        <w:t xml:space="preserve">Le parent est notifié de votre décision par SMS. Une mission acceptée devient « active ».</w:t>
-      </w:r>
-    </w:p>
-    <w:p>
-      <w:pPr>
-        <w:pStyle w:val="Heading1"/>
-      </w:pPr>
-      <w:r>
-        <w:t xml:space="preserve">10.  Vos revenus</w:t>
-      </w:r>
-    </w:p>
-    <w:p>
-      <w:pPr>
-        <w:spacing w:after="120"/>
-      </w:pPr>
-      <w:r>
-        <w:rPr>
-          <w:sz w:val="22"/>
-          <w:szCs w:val="22"/>
-        </w:rPr>
-        <w:t xml:space="preserve">Vous percevez 80 % du montant de chaque mission (la plateforme conserve 20 %). Le tableau de bord affiche vos revenus du mois et vos revenus totaux.</w:t>
-      </w:r>
-    </w:p>
-    <w:p>
-      <w:pPr>
-        <w:pStyle w:val="Heading1"/>
-      </w:pPr>
-      <w:r>
-        <w:t xml:space="preserve">11.  Messagerie</w:t>
-      </w:r>
-    </w:p>
-    <w:p>
-      <w:pPr>
-        <w:pStyle w:val="ListParagraph"/>
-        <w:numPr>
-          <w:ilvl w:val="0"/>
-          <w:numId w:val="2"/>
-        </w:numPr>
-        <w:spacing w:after="40"/>
-      </w:pPr>
-      <w:r>
-        <w:rPr>
-          <w:sz w:val="22"/>
-          <w:szCs w:val="22"/>
-        </w:rPr>
-        <w:t xml:space="preserve">Échangez avec les parents avec qui vous partagez une mission, et avec le Support EduWeb.</w:t>
-      </w:r>
-    </w:p>
-    <w:p>
-      <w:pPr>
-        <w:pStyle w:val="ListParagraph"/>
-        <w:numPr>
-          <w:ilvl w:val="0"/>
-          <w:numId w:val="2"/>
-        </w:numPr>
-        <w:spacing w:after="40"/>
-      </w:pPr>
-      <w:r>
-        <w:rPr>
-          <w:sz w:val="22"/>
-          <w:szCs w:val="22"/>
-        </w:rPr>
-        <w:t xml:space="preserve">Pièces jointes : 1 Mo maximum par fichier.</w:t>
+        <w:t xml:space="preserve">Vous pouvez joindre un fichier de 1 Mo maximum.</w:t>
       </w:r>
     </w:p>
     <w:p>
@@ -1475,7 +1653,7 @@
           <w:sz w:val="21"/>
           <w:szCs w:val="21"/>
         </w:rPr>
-        <w:t xml:space="preserve">Les pièces jointes de la messagerie sont supprimées automatiquement après 1 mois ; le texte des messages est conservé.</w:t>
+        <w:t xml:space="preserve">Les fichiers joints sont supprimés automatiquement après 1 mois ; le texte des messages est conservé.</w:t>
       </w:r>
     </w:p>
     <w:p>
@@ -1495,7 +1673,19 @@
           <w:sz w:val="22"/>
           <w:szCs w:val="22"/>
         </w:rPr>
-        <w:t xml:space="preserve">Votre lien d'invitation vous rapporte 10 % de la part EduWeb sur chaque mission d'un filleul (parent qui paie un coach, ou coach qui accepte une mission).</w:t>
+        <w:t xml:space="preserve">Comme les parents, vous avez un lien d'invitation personnel (menu « Parrainage &amp; gains »).</w:t>
+      </w:r>
+    </w:p>
+    <w:p>
+      <w:pPr>
+        <w:spacing w:after="120"/>
+      </w:pPr>
+      <w:r>
+        <w:rPr>
+          <w:sz w:val="22"/>
+          <w:szCs w:val="22"/>
+        </w:rPr>
+        <w:t xml:space="preserve">Il vous rapporte 10 % de la part d'EduWeb sur chaque mission d'un filleul (un parent qui paie un coach, ou un coach qui accepte une mission). Partagez-le en un clic par WhatsApp ou par e-mail.</w:t>
       </w:r>
     </w:p>
     <w:sectPr>
@@ -1806,6 +1996,30 @@
       </w:pPr>
     </w:lvl>
   </w:abstractNum>
+  <w:abstractNum w:abstractNumId="8" w15:restartNumberingAfterBreak="0">
+    <w:multiLevelType w:val="hybridMultilevel"/>
+    <w:lvl w:ilvl="0" w15:tentative="1">
+      <w:start w:val="1"/>
+      <w:numFmt w:val="decimal"/>
+      <w:lvlText w:val="%1."/>
+      <w:lvlJc w:val="left"/>
+      <w:pPr>
+        <w:ind w:left="540" w:hanging="300"/>
+      </w:pPr>
+    </w:lvl>
+  </w:abstractNum>
+  <w:abstractNum w:abstractNumId="9" w15:restartNumberingAfterBreak="0">
+    <w:multiLevelType w:val="hybridMultilevel"/>
+    <w:lvl w:ilvl="0" w15:tentative="1">
+      <w:start w:val="1"/>
+      <w:numFmt w:val="decimal"/>
+      <w:lvlText w:val="%1."/>
+      <w:lvlJc w:val="left"/>
+      <w:pPr>
+        <w:ind w:left="540" w:hanging="300"/>
+      </w:pPr>
+    </w:lvl>
+  </w:abstractNum>
   <w:num w:numId="1">
     <w:abstractNumId w:val="1"/>
     <w:lvlOverride w:ilvl="0">
@@ -1844,6 +2058,18 @@
   </w:num>
   <w:num w:numId="7">
     <w:abstractNumId w:val="7"/>
+    <w:lvlOverride w:ilvl="0">
+      <w:startOverride w:val="1"/>
+    </w:lvlOverride>
+  </w:num>
+  <w:num w:numId="8">
+    <w:abstractNumId w:val="8"/>
+    <w:lvlOverride w:ilvl="0">
+      <w:startOverride w:val="1"/>
+    </w:lvlOverride>
+  </w:num>
+  <w:num w:numId="9">
+    <w:abstractNumId w:val="9"/>
     <w:lvlOverride w:ilvl="0">
       <w:startOverride w:val="1"/>
     </w:lvlOverride>

--- a/guides/Guide-Coach-EduWeb.docx
+++ b/guides/Guide-Coach-EduWeb.docx
@@ -109,7 +109,7 @@
           <w:sz w:val="16"/>
           <w:szCs w:val="16"/>
         </w:rPr>
-        <w:t xml:space="preserve">family.eduweb.ci · Version du 19 juillet 2026</w:t>
+        <w:t xml:space="preserve">family.eduweb.ci · Version du 9 août 2026</w:t>
       </w:r>
     </w:p>
     <w:p>
@@ -1686,6 +1686,701 @@
           <w:szCs w:val="22"/>
         </w:rPr>
         <w:t xml:space="preserve">Il vous rapporte 10 % de la part d'EduWeb sur chaque mission d'un filleul (un parent qui paie un coach, ou un coach qui accepte une mission). Partagez-le en un clic par WhatsApp ou par e-mail.</w:t>
+      </w:r>
+    </w:p>
+    <w:p>
+      <w:pPr>
+        <w:pStyle w:val="Heading1"/>
+      </w:pPr>
+      <w:r>
+        <w:t xml:space="preserve">13.  Se préparer aux concours — Tests psychotechniques</w:t>
+      </w:r>
+    </w:p>
+    <w:p>
+      <w:pPr>
+        <w:spacing w:after="120"/>
+      </w:pPr>
+      <w:r>
+        <w:rPr>
+          <w:sz w:val="22"/>
+          <w:szCs w:val="22"/>
+        </w:rPr>
+        <w:t xml:space="preserve">EduWeb propose une section « Formation » pour préparer les concours : instituteurs adjoints, personnel de santé, concours administratifs. Vous y trouvez plus de 570 exercices corrigés (logique, calcul, vocabulaire, attention, organisation, mémoire), la théorie expliquée simplement, et un bilan personnalisé après chaque test.</w:t>
+      </w:r>
+    </w:p>
+    <w:p>
+      <w:pPr>
+        <w:pStyle w:val="Heading2"/>
+      </w:pPr>
+      <w:r>
+        <w:t xml:space="preserve">Ouvrir la section Formation</w:t>
+      </w:r>
+    </w:p>
+    <w:p>
+      <w:pPr>
+        <w:pStyle w:val="ListParagraph"/>
+        <w:numPr>
+          <w:ilvl w:val="0"/>
+          <w:numId w:val="10"/>
+        </w:numPr>
+        <w:spacing w:after="40"/>
+      </w:pPr>
+      <w:r>
+        <w:rPr>
+          <w:sz w:val="22"/>
+          <w:szCs w:val="22"/>
+        </w:rPr>
+        <w:t xml:space="preserve">Appuyez sur « Formation » dans le menu du haut (ou sur « 🎓 Tests psychotechniques » dans le menu de votre photo, en haut à droite).</w:t>
+      </w:r>
+    </w:p>
+    <w:p>
+      <w:pPr>
+        <w:pStyle w:val="ListParagraph"/>
+        <w:numPr>
+          <w:ilvl w:val="0"/>
+          <w:numId w:val="10"/>
+        </w:numPr>
+        <w:spacing w:after="40"/>
+      </w:pPr>
+      <w:r>
+        <w:rPr>
+          <w:sz w:val="22"/>
+          <w:szCs w:val="22"/>
+        </w:rPr>
+        <w:t xml:space="preserve">La page présente les 6 catégories de tests, les 3 niveaux (avant le BEPC, BEPC, BAC et plus) et les formules d'accès.</w:t>
+      </w:r>
+    </w:p>
+    <w:p>
+      <w:pPr>
+        <w:pStyle w:val="Heading2"/>
+      </w:pPr>
+      <w:r>
+        <w:t xml:space="preserve">Obtenir l'accès (payant ou autorisé)</w:t>
+      </w:r>
+    </w:p>
+    <w:p>
+      <w:pPr>
+        <w:spacing w:after="120"/>
+      </w:pPr>
+      <w:r>
+        <w:rPr>
+          <w:sz w:val="22"/>
+          <w:szCs w:val="22"/>
+        </w:rPr>
+        <w:t xml:space="preserve">L'accès aux tests est réservé. Deux possibilités :</w:t>
+      </w:r>
+    </w:p>
+    <w:p>
+      <w:pPr>
+        <w:pStyle w:val="ListParagraph"/>
+        <w:numPr>
+          <w:ilvl w:val="0"/>
+          <w:numId w:val="11"/>
+        </w:numPr>
+        <w:spacing w:after="40"/>
+      </w:pPr>
+      <w:r>
+        <w:rPr>
+          <w:sz w:val="22"/>
+          <w:szCs w:val="22"/>
+        </w:rPr>
+        <w:t xml:space="preserve">PAYER UNE FORMULE : choisissez une formule (prix, durée et nombre de tests affichés), envoyez le montant par Mobile Money (Wave, Orange Money, MTN MoMo ou Moov Money) au numéro EduWeb indiqué à l'écran, PUIS déclarez votre versement dans le formulaire : opérateur utilisé + référence (l'identifiant reçu par SMS après votre transfert).</w:t>
+      </w:r>
+    </w:p>
+    <w:p>
+      <w:pPr>
+        <w:pStyle w:val="ListParagraph"/>
+        <w:numPr>
+          <w:ilvl w:val="0"/>
+          <w:numId w:val="11"/>
+        </w:numPr>
+        <w:spacing w:after="40"/>
+      </w:pPr>
+      <w:r>
+        <w:rPr>
+          <w:sz w:val="22"/>
+          <w:szCs w:val="22"/>
+        </w:rPr>
+        <w:t xml:space="preserve">OU DEMANDER UNE AUTORISATION GRATUITE : expliquez votre situation ; l'administrateur décide.</w:t>
+      </w:r>
+    </w:p>
+    <w:p>
+      <w:pPr>
+        <w:spacing w:after="120"/>
+      </w:pPr>
+      <w:r>
+        <w:rPr>
+          <w:sz w:val="22"/>
+          <w:szCs w:val="22"/>
+        </w:rPr>
+        <w:t xml:space="preserve">Dans les deux cas, un administrateur vérifie puis active votre accès : vous êtes prévenu par e-mail. Tant que ce n'est pas validé, la page affiche « en attente ».</w:t>
+      </w:r>
+    </w:p>
+    <w:p>
+      <w:pPr>
+        <w:pBdr>
+          <w:top w:val="single" w:color="EAF3FB" w:sz="2" w:space="6"/>
+          <w:bottom w:val="single" w:color="EAF3FB" w:sz="2" w:space="6"/>
+          <w:left w:val="single" w:color="2A77C6" w:sz="18" w:space="10"/>
+          <w:right w:val="single" w:color="EAF3FB" w:sz="2" w:space="6"/>
+        </w:pBdr>
+        <w:shd w:fill="EAF3FB" w:color="auto" w:val="clear"/>
+        <w:spacing w:after="140" w:before="80"/>
+      </w:pPr>
+      <w:r>
+        <w:rPr>
+          <w:b/>
+          <w:bCs/>
+          <w:color w:val="2A77C6"/>
+          <w:sz w:val="21"/>
+          <w:szCs w:val="21"/>
+        </w:rPr>
+        <w:t xml:space="preserve">Astuce — </w:t>
+      </w:r>
+      <w:r>
+        <w:rPr>
+          <w:color w:val="1B3A57"/>
+          <w:sz w:val="21"/>
+          <w:szCs w:val="21"/>
+        </w:rPr>
+        <w:t xml:space="preserve">Vous avez un code promo ? Écrivez-le dans la case prévue au moment de la déclaration : la réduction s'applique au montant à payer. Si vous vous êtes inscrit avec le lien d'un parrain, une réduction de bienvenue peut s'appliquer automatiquement — la page vous le dit avant de payer.</w:t>
+      </w:r>
+    </w:p>
+    <w:p>
+      <w:pPr>
+        <w:pBdr>
+          <w:top w:val="single" w:color="FDF3E6" w:sz="2" w:space="6"/>
+          <w:bottom w:val="single" w:color="FDF3E6" w:sz="2" w:space="6"/>
+          <w:left w:val="single" w:color="C9871C" w:sz="18" w:space="10"/>
+          <w:right w:val="single" w:color="FDF3E6" w:sz="2" w:space="6"/>
+        </w:pBdr>
+        <w:shd w:fill="FDF3E6" w:color="auto" w:val="clear"/>
+        <w:spacing w:after="140" w:before="80"/>
+      </w:pPr>
+      <w:r>
+        <w:rPr>
+          <w:b/>
+          <w:bCs/>
+          <w:color w:val="C9871C"/>
+          <w:sz w:val="21"/>
+          <w:szCs w:val="21"/>
+        </w:rPr>
+        <w:t xml:space="preserve">Attention — </w:t>
+      </w:r>
+      <w:r>
+        <w:rPr>
+          <w:color w:val="5A3D12"/>
+          <w:sz w:val="21"/>
+          <w:szCs w:val="21"/>
+        </w:rPr>
+        <w:t xml:space="preserve">Envoyez d'abord l'argent par Mobile Money, ensuite déclarez le versement avec la BONNE référence. Une référence introuvable retarde l'activation.</w:t>
+      </w:r>
+    </w:p>
+    <w:p>
+      <w:pPr>
+        <w:pStyle w:val="Heading2"/>
+      </w:pPr>
+      <w:r>
+        <w:t xml:space="preserve">Apprendre la méthode (Théorie &amp; astuces)</w:t>
+      </w:r>
+    </w:p>
+    <w:p>
+      <w:pPr>
+        <w:pStyle w:val="ListParagraph"/>
+        <w:numPr>
+          <w:ilvl w:val="0"/>
+          <w:numId w:val="2"/>
+        </w:numPr>
+        <w:spacing w:after="40"/>
+      </w:pPr>
+      <w:r>
+        <w:rPr>
+          <w:sz w:val="22"/>
+          <w:szCs w:val="22"/>
+        </w:rPr>
+        <w:t xml:space="preserve">Chaque catégorie a sa fiche : c'est quoi, comment le reconnaître au concours, la méthode pas à pas, les trucs et astuces, et les pièges à éviter.</w:t>
+      </w:r>
+    </w:p>
+    <w:p>
+      <w:pPr>
+        <w:pStyle w:val="ListParagraph"/>
+        <w:numPr>
+          <w:ilvl w:val="0"/>
+          <w:numId w:val="2"/>
+        </w:numPr>
+        <w:spacing w:after="40"/>
+      </w:pPr>
+      <w:r>
+        <w:rPr>
+          <w:sz w:val="22"/>
+          <w:szCs w:val="22"/>
+        </w:rPr>
+        <w:t xml:space="preserve">Chaque type d'exercice est illustré par un exemple résolu, étape par étape.</w:t>
+      </w:r>
+    </w:p>
+    <w:p>
+      <w:pPr>
+        <w:pStyle w:val="ListParagraph"/>
+        <w:numPr>
+          <w:ilvl w:val="0"/>
+          <w:numId w:val="2"/>
+        </w:numPr>
+        <w:spacing w:after="40"/>
+      </w:pPr>
+      <w:r>
+        <w:rPr>
+          <w:sz w:val="22"/>
+          <w:szCs w:val="22"/>
+        </w:rPr>
+        <w:t xml:space="preserve">Partout, le bouton « 🔊 Écouter » lit le texte à voix haute — pratique si la lecture longue vous fatigue.</w:t>
+      </w:r>
+    </w:p>
+    <w:p>
+      <w:pPr>
+        <w:pStyle w:val="Heading2"/>
+      </w:pPr>
+      <w:r>
+        <w:t xml:space="preserve">Passer un test</w:t>
+      </w:r>
+    </w:p>
+    <w:p>
+      <w:pPr>
+        <w:pStyle w:val="ListParagraph"/>
+        <w:numPr>
+          <w:ilvl w:val="0"/>
+          <w:numId w:val="12"/>
+        </w:numPr>
+        <w:spacing w:after="40"/>
+      </w:pPr>
+      <w:r>
+        <w:rPr>
+          <w:sz w:val="22"/>
+          <w:szCs w:val="22"/>
+        </w:rPr>
+        <w:t xml:space="preserve">Appuyez sur « Passer un test », puis choisissez : la catégorie, le niveau, le mode et le nombre de questions (10, 20 ou 30).</w:t>
+      </w:r>
+    </w:p>
+    <w:p>
+      <w:pPr>
+        <w:pStyle w:val="ListParagraph"/>
+        <w:numPr>
+          <w:ilvl w:val="0"/>
+          <w:numId w:val="12"/>
+        </w:numPr>
+        <w:spacing w:after="40"/>
+      </w:pPr>
+      <w:r>
+        <w:rPr>
+          <w:sz w:val="22"/>
+          <w:szCs w:val="22"/>
+        </w:rPr>
+        <w:t xml:space="preserve">Mode ENTRAÎNEMENT : sans chronomètre ; la correction expliquée s'affiche après chaque question. Idéal pour apprendre.</w:t>
+      </w:r>
+    </w:p>
+    <w:p>
+      <w:pPr>
+        <w:pStyle w:val="ListParagraph"/>
+        <w:numPr>
+          <w:ilvl w:val="0"/>
+          <w:numId w:val="12"/>
+        </w:numPr>
+        <w:spacing w:after="40"/>
+      </w:pPr>
+      <w:r>
+        <w:rPr>
+          <w:sz w:val="22"/>
+          <w:szCs w:val="22"/>
+        </w:rPr>
+        <w:t xml:space="preserve">Mode CONDITIONS DE CONCOURS : chronométré, correction à la fin — comme le vrai jour J.</w:t>
+      </w:r>
+    </w:p>
+    <w:p>
+      <w:pPr>
+        <w:pStyle w:val="ListParagraph"/>
+        <w:numPr>
+          <w:ilvl w:val="0"/>
+          <w:numId w:val="12"/>
+        </w:numPr>
+        <w:spacing w:after="40"/>
+      </w:pPr>
+      <w:r>
+        <w:rPr>
+          <w:sz w:val="22"/>
+          <w:szCs w:val="22"/>
+        </w:rPr>
+        <w:t xml:space="preserve">Répondez en touchant la réponse A, B, C ou D. « Je ne sais pas, passer » enregistre la question sans réponse.</w:t>
+      </w:r>
+    </w:p>
+    <w:p>
+      <w:pPr>
+        <w:pStyle w:val="ListParagraph"/>
+        <w:numPr>
+          <w:ilvl w:val="0"/>
+          <w:numId w:val="2"/>
+        </w:numPr>
+        <w:spacing w:after="40"/>
+      </w:pPr>
+      <w:r>
+        <w:rPr>
+          <w:sz w:val="22"/>
+          <w:szCs w:val="22"/>
+        </w:rPr>
+        <w:t xml:space="preserve">Les questions vont du plus facile au plus difficile, et changent à chaque tentative : refaire un test, c'est toujours de nouvelles questions.</w:t>
+      </w:r>
+    </w:p>
+    <w:p>
+      <w:pPr>
+        <w:pStyle w:val="ListParagraph"/>
+        <w:numPr>
+          <w:ilvl w:val="0"/>
+          <w:numId w:val="2"/>
+        </w:numPr>
+        <w:spacing w:after="40"/>
+      </w:pPr>
+      <w:r>
+        <w:rPr>
+          <w:sz w:val="22"/>
+          <w:szCs w:val="22"/>
+        </w:rPr>
+        <w:t xml:space="preserve">Catégorie « Mémoire » : un contenu s'affiche quelques secondes, mémorisez-le bien — la question arrive après qu'il a disparu.</w:t>
+      </w:r>
+    </w:p>
+    <w:p>
+      <w:pPr>
+        <w:pStyle w:val="ListParagraph"/>
+        <w:numPr>
+          <w:ilvl w:val="0"/>
+          <w:numId w:val="2"/>
+        </w:numPr>
+        <w:spacing w:after="40"/>
+      </w:pPr>
+      <w:r>
+        <w:rPr>
+          <w:sz w:val="22"/>
+          <w:szCs w:val="22"/>
+        </w:rPr>
+        <w:t xml:space="preserve">Si votre appareil le permet, vous pouvez enregistrer votre empreinte digitale : elle vous sera demandée avant chaque test (facultatif, l'empreinte ne quitte jamais votre appareil).</w:t>
+      </w:r>
+    </w:p>
+    <w:p>
+      <w:pPr>
+        <w:pStyle w:val="Heading2"/>
+      </w:pPr>
+      <w:r>
+        <w:t xml:space="preserve">Comprendre vos résultats</w:t>
+      </w:r>
+    </w:p>
+    <w:p>
+      <w:pPr>
+        <w:pStyle w:val="ListParagraph"/>
+        <w:numPr>
+          <w:ilvl w:val="0"/>
+          <w:numId w:val="2"/>
+        </w:numPr>
+        <w:spacing w:after="40"/>
+      </w:pPr>
+      <w:r>
+        <w:rPr>
+          <w:sz w:val="22"/>
+          <w:szCs w:val="22"/>
+        </w:rPr>
+        <w:t xml:space="preserve">Après chaque test : votre score, vos points forts et vos points à travailler, un plan d'amélioration concret et des conseils d'orientation (quels concours correspondent à votre profil).</w:t>
+      </w:r>
+    </w:p>
+    <w:p>
+      <w:pPr>
+        <w:pStyle w:val="ListParagraph"/>
+        <w:numPr>
+          <w:ilvl w:val="0"/>
+          <w:numId w:val="2"/>
+        </w:numPr>
+        <w:spacing w:after="40"/>
+      </w:pPr>
+      <w:r>
+        <w:rPr>
+          <w:sz w:val="22"/>
+          <w:szCs w:val="22"/>
+        </w:rPr>
+        <w:t xml:space="preserve">La correction complète est disponible question par question, avec l'explication de la bonne réponse — et le bouton « 🔊 Écouter » sur chacune.</w:t>
+      </w:r>
+    </w:p>
+    <w:p>
+      <w:pPr>
+        <w:pStyle w:val="ListParagraph"/>
+        <w:numPr>
+          <w:ilvl w:val="0"/>
+          <w:numId w:val="2"/>
+        </w:numPr>
+        <w:spacing w:after="40"/>
+      </w:pPr>
+      <w:r>
+        <w:rPr>
+          <w:sz w:val="22"/>
+          <w:szCs w:val="22"/>
+        </w:rPr>
+        <w:t xml:space="preserve">« Mes résultats » garde l'historique de toutes vos tentatives pour suivre votre progression.</w:t>
+      </w:r>
+    </w:p>
+    <w:p>
+      <w:pPr>
+        <w:pBdr>
+          <w:top w:val="single" w:color="E8F5EC" w:sz="2" w:space="6"/>
+          <w:bottom w:val="single" w:color="E8F5EC" w:sz="2" w:space="6"/>
+          <w:left w:val="single" w:color="1E9E57" w:sz="18" w:space="10"/>
+          <w:right w:val="single" w:color="E8F5EC" w:sz="2" w:space="6"/>
+        </w:pBdr>
+        <w:shd w:fill="E8F5EC" w:color="auto" w:val="clear"/>
+        <w:spacing w:after="140" w:before="80"/>
+      </w:pPr>
+      <w:r>
+        <w:rPr>
+          <w:b/>
+          <w:bCs/>
+          <w:color w:val="1E9E57"/>
+          <w:sz w:val="21"/>
+          <w:szCs w:val="21"/>
+        </w:rPr>
+        <w:t xml:space="preserve">À noter — </w:t>
+      </w:r>
+      <w:r>
+        <w:rPr>
+          <w:color w:val="1A3A28"/>
+          <w:sz w:val="21"/>
+          <w:szCs w:val="21"/>
+        </w:rPr>
+        <w:t xml:space="preserve">Selon votre formule, votre accès peut avoir une durée (par exemple 90 jours) et un nombre de tests. Ils sont affichés dans votre espace Formation ; au bout, vous pouvez renouveler — votre historique est conservé.</w:t>
+      </w:r>
+    </w:p>
+    <w:p>
+      <w:pPr>
+        <w:pStyle w:val="Heading1"/>
+      </w:pPr>
+      <w:r>
+        <w:t xml:space="preserve">14.  Parrainage Formation : gagner de l'argent réel</w:t>
+      </w:r>
+    </w:p>
+    <w:p>
+      <w:pPr>
+        <w:spacing w:after="120"/>
+      </w:pPr>
+      <w:r>
+        <w:rPr>
+          <w:sz w:val="22"/>
+          <w:szCs w:val="22"/>
+        </w:rPr>
+        <w:t xml:space="preserve">En plus du parrainage classique, la Formation a son propre programme : chaque abonné peut inviter d'autres candidats et recevoir de l'argent RÉEL (des « rétrocessions »), versées par Mobile Money.</w:t>
+      </w:r>
+    </w:p>
+    <w:p>
+      <w:pPr>
+        <w:pStyle w:val="Heading2"/>
+      </w:pPr>
+      <w:r>
+        <w:t xml:space="preserve">Comment ça marche</w:t>
+      </w:r>
+    </w:p>
+    <w:p>
+      <w:pPr>
+        <w:pStyle w:val="ListParagraph"/>
+        <w:numPr>
+          <w:ilvl w:val="0"/>
+          <w:numId w:val="2"/>
+        </w:numPr>
+        <w:spacing w:after="40"/>
+      </w:pPr>
+      <w:r>
+        <w:rPr>
+          <w:sz w:val="22"/>
+          <w:szCs w:val="22"/>
+        </w:rPr>
+        <w:t xml:space="preserve">Vos 3 PREMIERS filleuls qui paient leur abonnement bénéficient chacun de 10 % de réduction (ils paient par exemple 9 000 au lieu de 10 000 FCFA).</w:t>
+      </w:r>
+    </w:p>
+    <w:p>
+      <w:pPr>
+        <w:pStyle w:val="ListParagraph"/>
+        <w:numPr>
+          <w:ilvl w:val="0"/>
+          <w:numId w:val="2"/>
+        </w:numPr>
+        <w:spacing w:after="40"/>
+      </w:pPr>
+      <w:r>
+        <w:rPr>
+          <w:sz w:val="22"/>
+          <w:szCs w:val="22"/>
+        </w:rPr>
+        <w:t xml:space="preserve">Chaque filleul direct qui paie vous rapporte 10 % du tarif de sa formule — dès le 1er et même après le 3e.</w:t>
+      </w:r>
+    </w:p>
+    <w:p>
+      <w:pPr>
+        <w:pStyle w:val="ListParagraph"/>
+        <w:numPr>
+          <w:ilvl w:val="0"/>
+          <w:numId w:val="2"/>
+        </w:numPr>
+        <w:spacing w:after="40"/>
+      </w:pPr>
+      <w:r>
+        <w:rPr>
+          <w:sz w:val="22"/>
+          <w:szCs w:val="22"/>
+        </w:rPr>
+        <w:t xml:space="preserve">Il y a une limite juste : vos gains s'arrêtent quand le coût réel de VOTRE propre abonnement descend à 3 000 FCFA. Exemple : vous avez payé 10 000 → vous pouvez gagner jusqu'à 7 000 FCFA pour la période.</w:t>
+      </w:r>
+    </w:p>
+    <w:p>
+      <w:pPr>
+        <w:pStyle w:val="ListParagraph"/>
+        <w:numPr>
+          <w:ilvl w:val="0"/>
+          <w:numId w:val="2"/>
+        </w:numPr>
+        <w:spacing w:after="40"/>
+      </w:pPr>
+      <w:r>
+        <w:rPr>
+          <w:sz w:val="22"/>
+          <w:szCs w:val="22"/>
+        </w:rPr>
+        <w:t xml:space="preserve">Seuls vos filleuls DIRECTS comptent : les filleuls de vos filleuls ne vous rapportent rien (mais eux aussi peuvent parrainer à leur tour).</w:t>
+      </w:r>
+    </w:p>
+    <w:p>
+      <w:pPr>
+        <w:pStyle w:val="Heading2"/>
+      </w:pPr>
+      <w:r>
+        <w:t xml:space="preserve">Suivre et retirer vos gains</w:t>
+      </w:r>
+    </w:p>
+    <w:p>
+      <w:pPr>
+        <w:pStyle w:val="ListParagraph"/>
+        <w:numPr>
+          <w:ilvl w:val="0"/>
+          <w:numId w:val="13"/>
+        </w:numPr>
+        <w:spacing w:after="40"/>
+      </w:pPr>
+      <w:r>
+        <w:rPr>
+          <w:sz w:val="22"/>
+          <w:szCs w:val="22"/>
+        </w:rPr>
+        <w:t xml:space="preserve">Ouvrez « Parrainage &amp; gains » (menu de votre photo).</w:t>
+      </w:r>
+    </w:p>
+    <w:p>
+      <w:pPr>
+        <w:pStyle w:val="ListParagraph"/>
+        <w:numPr>
+          <w:ilvl w:val="0"/>
+          <w:numId w:val="13"/>
+        </w:numPr>
+        <w:spacing w:after="40"/>
+      </w:pPr>
+      <w:r>
+        <w:rPr>
+          <w:sz w:val="22"/>
+          <w:szCs w:val="22"/>
+        </w:rPr>
+        <w:t xml:space="preserve">La rubrique « Parrainage Formation » montre : vos gains acquis, le montant disponible, ce qui vous reste à gagner avant la limite, et une barre de progression.</w:t>
+      </w:r>
+    </w:p>
+    <w:p>
+      <w:pPr>
+        <w:pStyle w:val="ListParagraph"/>
+        <w:numPr>
+          <w:ilvl w:val="0"/>
+          <w:numId w:val="13"/>
+        </w:numPr>
+        <w:spacing w:after="40"/>
+      </w:pPr>
+      <w:r>
+        <w:rPr>
+          <w:sz w:val="22"/>
+          <w:szCs w:val="22"/>
+        </w:rPr>
+        <w:t xml:space="preserve">Partagez votre lien : boutons WhatsApp, Facebook, Messenger, Telegram, SMS, e-mail — ou faites scanner votre QR code.</w:t>
+      </w:r>
+    </w:p>
+    <w:p>
+      <w:pPr>
+        <w:pStyle w:val="ListParagraph"/>
+        <w:numPr>
+          <w:ilvl w:val="0"/>
+          <w:numId w:val="13"/>
+        </w:numPr>
+        <w:spacing w:after="40"/>
+      </w:pPr>
+      <w:r>
+        <w:rPr>
+          <w:sz w:val="22"/>
+          <w:szCs w:val="22"/>
+        </w:rPr>
+        <w:t xml:space="preserve">Pour retirer : « Demander un versement », indiquez le montant, le moyen (Wave, Orange Money, MTN MoMo, Moov Money) et le numéro qui reçoit l'argent. L'équipe EduWeb traite la demande sous 72 h ouvrées.</w:t>
+      </w:r>
+    </w:p>
+    <w:p>
+      <w:pPr>
+        <w:pBdr>
+          <w:top w:val="single" w:color="FDF3E6" w:sz="2" w:space="6"/>
+          <w:bottom w:val="single" w:color="FDF3E6" w:sz="2" w:space="6"/>
+          <w:left w:val="single" w:color="C9871C" w:sz="18" w:space="10"/>
+          <w:right w:val="single" w:color="FDF3E6" w:sz="2" w:space="6"/>
+        </w:pBdr>
+        <w:shd w:fill="FDF3E6" w:color="auto" w:val="clear"/>
+        <w:spacing w:after="140" w:before="80"/>
+      </w:pPr>
+      <w:r>
+        <w:rPr>
+          <w:b/>
+          <w:bCs/>
+          <w:color w:val="C9871C"/>
+          <w:sz w:val="21"/>
+          <w:szCs w:val="21"/>
+        </w:rPr>
+        <w:t xml:space="preserve">Attention — </w:t>
+      </w:r>
+      <w:r>
+        <w:rPr>
+          <w:color w:val="5A3D12"/>
+          <w:sz w:val="21"/>
+          <w:szCs w:val="21"/>
+        </w:rPr>
+        <w:t xml:space="preserve">Un gain n'est compté que lorsque le filleul a réellement payé ET que l'administrateur a validé son paiement. Une inscription seule, sans paiement, ne rapporte rien.</w:t>
+      </w:r>
+    </w:p>
+    <w:p>
+      <w:pPr>
+        <w:pBdr>
+          <w:top w:val="single" w:color="E8F5EC" w:sz="2" w:space="6"/>
+          <w:bottom w:val="single" w:color="E8F5EC" w:sz="2" w:space="6"/>
+          <w:left w:val="single" w:color="1E9E57" w:sz="18" w:space="10"/>
+          <w:right w:val="single" w:color="E8F5EC" w:sz="2" w:space="6"/>
+        </w:pBdr>
+        <w:shd w:fill="E8F5EC" w:color="auto" w:val="clear"/>
+        <w:spacing w:after="140" w:before="80"/>
+      </w:pPr>
+      <w:r>
+        <w:rPr>
+          <w:b/>
+          <w:bCs/>
+          <w:color w:val="1E9E57"/>
+          <w:sz w:val="21"/>
+          <w:szCs w:val="21"/>
+        </w:rPr>
+        <w:t xml:space="preserve">À noter — </w:t>
+      </w:r>
+      <w:r>
+        <w:rPr>
+          <w:color w:val="1A3A28"/>
+          <w:sz w:val="21"/>
+          <w:szCs w:val="21"/>
+        </w:rPr>
+        <w:t xml:space="preserve">Après votre plafond, continuez d'inviter : les inscriptions comptent dans vos statistiques, et vos filleuls deviennent parrains à leur tour.</w:t>
       </w:r>
     </w:p>
     <w:sectPr>
@@ -2020,6 +2715,54 @@
       </w:pPr>
     </w:lvl>
   </w:abstractNum>
+  <w:abstractNum w:abstractNumId="10" w15:restartNumberingAfterBreak="0">
+    <w:multiLevelType w:val="hybridMultilevel"/>
+    <w:lvl w:ilvl="0" w15:tentative="1">
+      <w:start w:val="1"/>
+      <w:numFmt w:val="decimal"/>
+      <w:lvlText w:val="%1."/>
+      <w:lvlJc w:val="left"/>
+      <w:pPr>
+        <w:ind w:left="540" w:hanging="300"/>
+      </w:pPr>
+    </w:lvl>
+  </w:abstractNum>
+  <w:abstractNum w:abstractNumId="11" w15:restartNumberingAfterBreak="0">
+    <w:multiLevelType w:val="hybridMultilevel"/>
+    <w:lvl w:ilvl="0" w15:tentative="1">
+      <w:start w:val="1"/>
+      <w:numFmt w:val="decimal"/>
+      <w:lvlText w:val="%1."/>
+      <w:lvlJc w:val="left"/>
+      <w:pPr>
+        <w:ind w:left="540" w:hanging="300"/>
+      </w:pPr>
+    </w:lvl>
+  </w:abstractNum>
+  <w:abstractNum w:abstractNumId="12" w15:restartNumberingAfterBreak="0">
+    <w:multiLevelType w:val="hybridMultilevel"/>
+    <w:lvl w:ilvl="0" w15:tentative="1">
+      <w:start w:val="1"/>
+      <w:numFmt w:val="decimal"/>
+      <w:lvlText w:val="%1."/>
+      <w:lvlJc w:val="left"/>
+      <w:pPr>
+        <w:ind w:left="540" w:hanging="300"/>
+      </w:pPr>
+    </w:lvl>
+  </w:abstractNum>
+  <w:abstractNum w:abstractNumId="13" w15:restartNumberingAfterBreak="0">
+    <w:multiLevelType w:val="hybridMultilevel"/>
+    <w:lvl w:ilvl="0" w15:tentative="1">
+      <w:start w:val="1"/>
+      <w:numFmt w:val="decimal"/>
+      <w:lvlText w:val="%1."/>
+      <w:lvlJc w:val="left"/>
+      <w:pPr>
+        <w:ind w:left="540" w:hanging="300"/>
+      </w:pPr>
+    </w:lvl>
+  </w:abstractNum>
   <w:num w:numId="1">
     <w:abstractNumId w:val="1"/>
     <w:lvlOverride w:ilvl="0">
@@ -2070,6 +2813,30 @@
   </w:num>
   <w:num w:numId="9">
     <w:abstractNumId w:val="9"/>
+    <w:lvlOverride w:ilvl="0">
+      <w:startOverride w:val="1"/>
+    </w:lvlOverride>
+  </w:num>
+  <w:num w:numId="10">
+    <w:abstractNumId w:val="10"/>
+    <w:lvlOverride w:ilvl="0">
+      <w:startOverride w:val="1"/>
+    </w:lvlOverride>
+  </w:num>
+  <w:num w:numId="11">
+    <w:abstractNumId w:val="11"/>
+    <w:lvlOverride w:ilvl="0">
+      <w:startOverride w:val="1"/>
+    </w:lvlOverride>
+  </w:num>
+  <w:num w:numId="12">
+    <w:abstractNumId w:val="12"/>
+    <w:lvlOverride w:ilvl="0">
+      <w:startOverride w:val="1"/>
+    </w:lvlOverride>
+  </w:num>
+  <w:num w:numId="13">
+    <w:abstractNumId w:val="13"/>
     <w:lvlOverride w:ilvl="0">
       <w:startOverride w:val="1"/>
     </w:lvlOverride>

--- a/guides/Guide-Coach-EduWeb.docx
+++ b/guides/Guide-Coach-EduWeb.docx
@@ -2047,78 +2047,216 @@
     </w:p>
     <w:p>
       <w:pPr>
-        <w:pStyle w:val="ListParagraph"/>
-        <w:numPr>
-          <w:ilvl w:val="0"/>
-          <w:numId w:val="2"/>
-        </w:numPr>
-        <w:spacing w:after="40"/>
-      </w:pPr>
-      <w:r>
-        <w:rPr>
-          <w:sz w:val="22"/>
-          <w:szCs w:val="22"/>
-        </w:rPr>
-        <w:t xml:space="preserve">Si votre appareil le permet, vous pouvez enregistrer votre empreinte digitale : elle vous sera demandée avant chaque test (facultatif, l'empreinte ne quitte jamais votre appareil).</w:t>
-      </w:r>
-    </w:p>
-    <w:p>
-      <w:pPr>
         <w:pStyle w:val="Heading2"/>
       </w:pPr>
       <w:r>
-        <w:t xml:space="preserve">Comprendre vos résultats</w:t>
-      </w:r>
-    </w:p>
-    <w:p>
-      <w:pPr>
-        <w:pStyle w:val="ListParagraph"/>
-        <w:numPr>
-          <w:ilvl w:val="0"/>
-          <w:numId w:val="2"/>
-        </w:numPr>
-        <w:spacing w:after="40"/>
-      </w:pPr>
-      <w:r>
-        <w:rPr>
-          <w:sz w:val="22"/>
-          <w:szCs w:val="22"/>
-        </w:rPr>
-        <w:t xml:space="preserve">Après chaque test : votre score, vos points forts et vos points à travailler, un plan d'amélioration concret et des conseils d'orientation (quels concours correspondent à votre profil).</w:t>
-      </w:r>
-    </w:p>
-    <w:p>
-      <w:pPr>
-        <w:pStyle w:val="ListParagraph"/>
-        <w:numPr>
-          <w:ilvl w:val="0"/>
-          <w:numId w:val="2"/>
-        </w:numPr>
-        <w:spacing w:after="40"/>
-      </w:pPr>
-      <w:r>
-        <w:rPr>
-          <w:sz w:val="22"/>
-          <w:szCs w:val="22"/>
-        </w:rPr>
-        <w:t xml:space="preserve">La correction complète est disponible question par question, avec l'explication de la bonne réponse — et le bouton « 🔊 Écouter » sur chacune.</w:t>
-      </w:r>
-    </w:p>
-    <w:p>
-      <w:pPr>
-        <w:pStyle w:val="ListParagraph"/>
-        <w:numPr>
-          <w:ilvl w:val="0"/>
-          <w:numId w:val="2"/>
-        </w:numPr>
-        <w:spacing w:after="40"/>
-      </w:pPr>
-      <w:r>
-        <w:rPr>
-          <w:sz w:val="22"/>
-          <w:szCs w:val="22"/>
-        </w:rPr>
-        <w:t xml:space="preserve">« Mes résultats » garde l'historique de toutes vos tentatives pour suivre votre progression.</w:t>
+        <w:t xml:space="preserve">La reconnaissance par empreinte digitale (facultative)</w:t>
+      </w:r>
+    </w:p>
+    <w:p>
+      <w:pPr>
+        <w:spacing w:after="120"/>
+      </w:pPr>
+      <w:r>
+        <w:rPr>
+          <w:sz w:val="22"/>
+          <w:szCs w:val="22"/>
+        </w:rPr>
+        <w:t xml:space="preserve">Sur la page « Passer un test », une carte « Reconnaissance par empreinte digitale » vous propose d'attester votre identité avant chaque épreuve. Comment ça fonctionne : c'est le capteur DE VOTRE APPAREIL qui vérifie votre doigt — le lecteur d'empreinte de votre téléphone, ou la reconnaissance de votre ordinateur (Windows Hello). Votre empreinte NE QUITTE JAMAIS votre appareil : EduWeb ne la voit pas et ne la stocke pas ; le site reçoit seulement une preuve chiffrée que c'est bien vous.</w:t>
+      </w:r>
+    </w:p>
+    <w:p>
+      <w:pPr>
+        <w:spacing w:after="120"/>
+      </w:pPr>
+      <w:r>
+        <w:rPr>
+          <w:sz w:val="22"/>
+          <w:szCs w:val="22"/>
+        </w:rPr>
+        <w:t xml:space="preserve">Enregistrer votre empreinte (une seule fois par appareil) :</w:t>
+      </w:r>
+    </w:p>
+    <w:p>
+      <w:pPr>
+        <w:pStyle w:val="ListParagraph"/>
+        <w:numPr>
+          <w:ilvl w:val="0"/>
+          <w:numId w:val="13"/>
+        </w:numPr>
+        <w:spacing w:after="40"/>
+      </w:pPr>
+      <w:r>
+        <w:rPr>
+          <w:sz w:val="22"/>
+          <w:szCs w:val="22"/>
+        </w:rPr>
+        <w:t xml:space="preserve">Ouvrez « Passer un test » et appuyez sur « Enregistrer mon empreinte » dans la carte.</w:t>
+      </w:r>
+    </w:p>
+    <w:p>
+      <w:pPr>
+        <w:pStyle w:val="ListParagraph"/>
+        <w:numPr>
+          <w:ilvl w:val="0"/>
+          <w:numId w:val="13"/>
+        </w:numPr>
+        <w:spacing w:after="40"/>
+      </w:pPr>
+      <w:r>
+        <w:rPr>
+          <w:sz w:val="22"/>
+          <w:szCs w:val="22"/>
+        </w:rPr>
+        <w:t xml:space="preserve">Votre appareil prend la main : posez le doigt sur le capteur (ou utilisez le visage ou le code de l'appareil, selon ce qu'il propose).</w:t>
+      </w:r>
+    </w:p>
+    <w:p>
+      <w:pPr>
+        <w:pStyle w:val="ListParagraph"/>
+        <w:numPr>
+          <w:ilvl w:val="0"/>
+          <w:numId w:val="13"/>
+        </w:numPr>
+        <w:spacing w:after="40"/>
+      </w:pPr>
+      <w:r>
+        <w:rPr>
+          <w:sz w:val="22"/>
+          <w:szCs w:val="22"/>
+        </w:rPr>
+        <w:t xml:space="preserve">Le message « Empreinte enregistrée ✅ » confirme : c'est terminé.</w:t>
+      </w:r>
+    </w:p>
+    <w:p>
+      <w:pPr>
+        <w:spacing w:after="120"/>
+      </w:pPr>
+      <w:r>
+        <w:rPr>
+          <w:sz w:val="22"/>
+          <w:szCs w:val="22"/>
+        </w:rPr>
+        <w:t xml:space="preserve">Avant chaque test, une fois l'empreinte enregistrée :</w:t>
+      </w:r>
+    </w:p>
+    <w:p>
+      <w:pPr>
+        <w:pStyle w:val="ListParagraph"/>
+        <w:numPr>
+          <w:ilvl w:val="0"/>
+          <w:numId w:val="14"/>
+        </w:numPr>
+        <w:spacing w:after="40"/>
+      </w:pPr>
+      <w:r>
+        <w:rPr>
+          <w:sz w:val="22"/>
+          <w:szCs w:val="22"/>
+        </w:rPr>
+        <w:t xml:space="preserve">Appuyez sur « Vérifier mon identité », puis posez le doigt sur le capteur quand l'appareil le demande.</w:t>
+      </w:r>
+    </w:p>
+    <w:p>
+      <w:pPr>
+        <w:pStyle w:val="ListParagraph"/>
+        <w:numPr>
+          <w:ilvl w:val="0"/>
+          <w:numId w:val="14"/>
+        </w:numPr>
+        <w:spacing w:after="40"/>
+      </w:pPr>
+      <w:r>
+        <w:rPr>
+          <w:sz w:val="22"/>
+          <w:szCs w:val="22"/>
+        </w:rPr>
+        <w:t xml:space="preserve">Le message « Identité vérifiée ✅ » s'affiche : vous avez une dizaine de minutes pour démarrer votre test.</w:t>
+      </w:r>
+    </w:p>
+    <w:p>
+      <w:pPr>
+        <w:pStyle w:val="ListParagraph"/>
+        <w:numPr>
+          <w:ilvl w:val="0"/>
+          <w:numId w:val="14"/>
+        </w:numPr>
+        <w:spacing w:after="40"/>
+      </w:pPr>
+      <w:r>
+        <w:rPr>
+          <w:sz w:val="22"/>
+          <w:szCs w:val="22"/>
+        </w:rPr>
+        <w:t xml:space="preserve">Sans cette vérification, le bouton « Démarrer le test » vous renverra vers la carte d'empreinte.</w:t>
+      </w:r>
+    </w:p>
+    <w:p>
+      <w:pPr>
+        <w:pStyle w:val="ListParagraph"/>
+        <w:numPr>
+          <w:ilvl w:val="0"/>
+          <w:numId w:val="2"/>
+        </w:numPr>
+        <w:spacing w:after="40"/>
+      </w:pPr>
+      <w:r>
+        <w:rPr>
+          <w:sz w:val="22"/>
+          <w:szCs w:val="22"/>
+        </w:rPr>
+        <w:t xml:space="preserve">C'est FACULTATIF : si vous n'enregistrez pas d'empreinte, les tests fonctionnent normalement.</w:t>
+      </w:r>
+    </w:p>
+    <w:p>
+      <w:pPr>
+        <w:pStyle w:val="ListParagraph"/>
+        <w:numPr>
+          <w:ilvl w:val="0"/>
+          <w:numId w:val="2"/>
+        </w:numPr>
+        <w:spacing w:after="40"/>
+      </w:pPr>
+      <w:r>
+        <w:rPr>
+          <w:sz w:val="22"/>
+          <w:szCs w:val="22"/>
+        </w:rPr>
+        <w:t xml:space="preserve">L'enregistrement vaut pour L'APPAREIL utilisé : si vous changez de téléphone ou d'ordinateur, refaites l'enregistrement sur le nouveau.</w:t>
+      </w:r>
+    </w:p>
+    <w:p>
+      <w:pPr>
+        <w:pStyle w:val="ListParagraph"/>
+        <w:numPr>
+          <w:ilvl w:val="0"/>
+          <w:numId w:val="2"/>
+        </w:numPr>
+        <w:spacing w:after="40"/>
+      </w:pPr>
+      <w:r>
+        <w:rPr>
+          <w:sz w:val="22"/>
+          <w:szCs w:val="22"/>
+        </w:rPr>
+        <w:t xml:space="preserve">Votre appareil doit avoir un capteur ET un verrouillage configuré (empreinte, visage ou code). Sinon, la carte vous indiquera que la biométrie n'est pas disponible — ce n'est pas bloquant.</w:t>
+      </w:r>
+    </w:p>
+    <w:p>
+      <w:pPr>
+        <w:pStyle w:val="ListParagraph"/>
+        <w:numPr>
+          <w:ilvl w:val="0"/>
+          <w:numId w:val="2"/>
+        </w:numPr>
+        <w:spacing w:after="40"/>
+      </w:pPr>
+      <w:r>
+        <w:rPr>
+          <w:sz w:val="22"/>
+          <w:szCs w:val="22"/>
+        </w:rPr>
+        <w:t xml:space="preserve">Le bouton « Supprimer l'empreinte » (dans la même carte) retire l'enregistrement à tout moment ; la vérification ne sera alors plus demandée.</w:t>
       </w:r>
     </w:p>
     <w:p>
@@ -2148,6 +2286,95 @@
           <w:sz w:val="21"/>
           <w:szCs w:val="21"/>
         </w:rPr>
+        <w:t xml:space="preserve">Pourquoi cette option ? Pour les usages « sérieux » (préparation encadrée, familles qui partagent un appareil), elle atteste que c'est bien le candidat inscrit qui compose — et pas quelqu'un d'autre sur sa session.</w:t>
+      </w:r>
+    </w:p>
+    <w:p>
+      <w:pPr>
+        <w:pStyle w:val="Heading2"/>
+      </w:pPr>
+      <w:r>
+        <w:t xml:space="preserve">Comprendre vos résultats</w:t>
+      </w:r>
+    </w:p>
+    <w:p>
+      <w:pPr>
+        <w:pStyle w:val="ListParagraph"/>
+        <w:numPr>
+          <w:ilvl w:val="0"/>
+          <w:numId w:val="2"/>
+        </w:numPr>
+        <w:spacing w:after="40"/>
+      </w:pPr>
+      <w:r>
+        <w:rPr>
+          <w:sz w:val="22"/>
+          <w:szCs w:val="22"/>
+        </w:rPr>
+        <w:t xml:space="preserve">Après chaque test : votre score, vos points forts et vos points à travailler, un plan d'amélioration concret et des conseils d'orientation (quels concours correspondent à votre profil).</w:t>
+      </w:r>
+    </w:p>
+    <w:p>
+      <w:pPr>
+        <w:pStyle w:val="ListParagraph"/>
+        <w:numPr>
+          <w:ilvl w:val="0"/>
+          <w:numId w:val="2"/>
+        </w:numPr>
+        <w:spacing w:after="40"/>
+      </w:pPr>
+      <w:r>
+        <w:rPr>
+          <w:sz w:val="22"/>
+          <w:szCs w:val="22"/>
+        </w:rPr>
+        <w:t xml:space="preserve">La correction complète est disponible question par question, avec l'explication de la bonne réponse — et le bouton « 🔊 Écouter » sur chacune.</w:t>
+      </w:r>
+    </w:p>
+    <w:p>
+      <w:pPr>
+        <w:pStyle w:val="ListParagraph"/>
+        <w:numPr>
+          <w:ilvl w:val="0"/>
+          <w:numId w:val="2"/>
+        </w:numPr>
+        <w:spacing w:after="40"/>
+      </w:pPr>
+      <w:r>
+        <w:rPr>
+          <w:sz w:val="22"/>
+          <w:szCs w:val="22"/>
+        </w:rPr>
+        <w:t xml:space="preserve">« Mes résultats » garde l'historique de toutes vos tentatives pour suivre votre progression.</w:t>
+      </w:r>
+    </w:p>
+    <w:p>
+      <w:pPr>
+        <w:pBdr>
+          <w:top w:val="single" w:color="E8F5EC" w:sz="2" w:space="6"/>
+          <w:bottom w:val="single" w:color="E8F5EC" w:sz="2" w:space="6"/>
+          <w:left w:val="single" w:color="1E9E57" w:sz="18" w:space="10"/>
+          <w:right w:val="single" w:color="E8F5EC" w:sz="2" w:space="6"/>
+        </w:pBdr>
+        <w:shd w:fill="E8F5EC" w:color="auto" w:val="clear"/>
+        <w:spacing w:after="140" w:before="80"/>
+      </w:pPr>
+      <w:r>
+        <w:rPr>
+          <w:b/>
+          <w:bCs/>
+          <w:color w:val="1E9E57"/>
+          <w:sz w:val="21"/>
+          <w:szCs w:val="21"/>
+        </w:rPr>
+        <w:t xml:space="preserve">À noter — </w:t>
+      </w:r>
+      <w:r>
+        <w:rPr>
+          <w:color w:val="1A3A28"/>
+          <w:sz w:val="21"/>
+          <w:szCs w:val="21"/>
+        </w:rPr>
         <w:t xml:space="preserve">Selon votre formule, votre accès peut avoir une durée (par exemple 90 jours) et un nombre de tests. Ils sont affichés dans votre espace Formation ; au bout, vous pouvez renouveler — votre historique est conservé.</w:t>
       </w:r>
     </w:p>
@@ -2260,7 +2487,7 @@
         <w:pStyle w:val="ListParagraph"/>
         <w:numPr>
           <w:ilvl w:val="0"/>
-          <w:numId w:val="13"/>
+          <w:numId w:val="15"/>
         </w:numPr>
         <w:spacing w:after="40"/>
       </w:pPr>
@@ -2277,7 +2504,7 @@
         <w:pStyle w:val="ListParagraph"/>
         <w:numPr>
           <w:ilvl w:val="0"/>
-          <w:numId w:val="13"/>
+          <w:numId w:val="15"/>
         </w:numPr>
         <w:spacing w:after="40"/>
       </w:pPr>
@@ -2294,7 +2521,7 @@
         <w:pStyle w:val="ListParagraph"/>
         <w:numPr>
           <w:ilvl w:val="0"/>
-          <w:numId w:val="13"/>
+          <w:numId w:val="15"/>
         </w:numPr>
         <w:spacing w:after="40"/>
       </w:pPr>
@@ -2311,7 +2538,7 @@
         <w:pStyle w:val="ListParagraph"/>
         <w:numPr>
           <w:ilvl w:val="0"/>
-          <w:numId w:val="13"/>
+          <w:numId w:val="15"/>
         </w:numPr>
         <w:spacing w:after="40"/>
       </w:pPr>
@@ -2752,6 +2979,30 @@
     </w:lvl>
   </w:abstractNum>
   <w:abstractNum w:abstractNumId="13" w15:restartNumberingAfterBreak="0">
+    <w:multiLevelType w:val="hybridMultilevel"/>
+    <w:lvl w:ilvl="0" w15:tentative="1">
+      <w:start w:val="1"/>
+      <w:numFmt w:val="decimal"/>
+      <w:lvlText w:val="%1."/>
+      <w:lvlJc w:val="left"/>
+      <w:pPr>
+        <w:ind w:left="540" w:hanging="300"/>
+      </w:pPr>
+    </w:lvl>
+  </w:abstractNum>
+  <w:abstractNum w:abstractNumId="14" w15:restartNumberingAfterBreak="0">
+    <w:multiLevelType w:val="hybridMultilevel"/>
+    <w:lvl w:ilvl="0" w15:tentative="1">
+      <w:start w:val="1"/>
+      <w:numFmt w:val="decimal"/>
+      <w:lvlText w:val="%1."/>
+      <w:lvlJc w:val="left"/>
+      <w:pPr>
+        <w:ind w:left="540" w:hanging="300"/>
+      </w:pPr>
+    </w:lvl>
+  </w:abstractNum>
+  <w:abstractNum w:abstractNumId="15" w15:restartNumberingAfterBreak="0">
     <w:multiLevelType w:val="hybridMultilevel"/>
     <w:lvl w:ilvl="0" w15:tentative="1">
       <w:start w:val="1"/>
@@ -2837,6 +3088,18 @@
   </w:num>
   <w:num w:numId="13">
     <w:abstractNumId w:val="13"/>
+    <w:lvlOverride w:ilvl="0">
+      <w:startOverride w:val="1"/>
+    </w:lvlOverride>
+  </w:num>
+  <w:num w:numId="14">
+    <w:abstractNumId w:val="14"/>
+    <w:lvlOverride w:ilvl="0">
+      <w:startOverride w:val="1"/>
+    </w:lvlOverride>
+  </w:num>
+  <w:num w:numId="15">
+    <w:abstractNumId w:val="15"/>
     <w:lvlOverride w:ilvl="0">
       <w:startOverride w:val="1"/>
     </w:lvlOverride>

--- a/guides/Guide-Coach-EduWeb.docx
+++ b/guides/Guide-Coach-EduWeb.docx
@@ -1690,6 +1690,36 @@
     </w:p>
     <w:p>
       <w:pPr>
+        <w:pBdr>
+          <w:top w:val="single" w:color="E8F5EC" w:sz="2" w:space="6"/>
+          <w:bottom w:val="single" w:color="E8F5EC" w:sz="2" w:space="6"/>
+          <w:left w:val="single" w:color="1E9E57" w:sz="18" w:space="10"/>
+          <w:right w:val="single" w:color="E8F5EC" w:sz="2" w:space="6"/>
+        </w:pBdr>
+        <w:shd w:fill="E8F5EC" w:color="auto" w:val="clear"/>
+        <w:spacing w:after="140" w:before="80"/>
+      </w:pPr>
+      <w:r>
+        <w:rPr>
+          <w:b/>
+          <w:bCs/>
+          <w:color w:val="1E9E57"/>
+          <w:sz w:val="21"/>
+          <w:szCs w:val="21"/>
+        </w:rPr>
+        <w:t xml:space="preserve">À noter — </w:t>
+      </w:r>
+      <w:r>
+        <w:rPr>
+          <w:color w:val="1A3A28"/>
+          <w:sz w:val="21"/>
+          <w:szCs w:val="21"/>
+        </w:rPr>
+        <w:t xml:space="preserve">La page affiche DEUX liens distincts, chacun avec son explication : le lien COACHING (missions) et le lien FORMATION, réservé aux candidats aux concours (voir la section « Parrainage Formation » plus loin).</w:t>
+      </w:r>
+    </w:p>
+    <w:p>
+      <w:pPr>
         <w:pStyle w:val="Heading1"/>
       </w:pPr>
       <w:r>
@@ -2479,6 +2509,60 @@
         <w:pStyle w:val="Heading2"/>
       </w:pPr>
       <w:r>
+        <w:t xml:space="preserve">Deux liens différents — envoyez le bon !</w:t>
+      </w:r>
+    </w:p>
+    <w:p>
+      <w:pPr>
+        <w:spacing w:after="120"/>
+      </w:pPr>
+      <w:r>
+        <w:rPr>
+          <w:sz w:val="22"/>
+          <w:szCs w:val="22"/>
+        </w:rPr>
+        <w:t xml:space="preserve">Sur la page « Parrainage &amp; gains », vous avez DEUX liens d'invitation, clairement expliqués chacun :</w:t>
+      </w:r>
+    </w:p>
+    <w:p>
+      <w:pPr>
+        <w:pStyle w:val="ListParagraph"/>
+        <w:numPr>
+          <w:ilvl w:val="0"/>
+          <w:numId w:val="2"/>
+        </w:numPr>
+        <w:spacing w:after="40"/>
+      </w:pPr>
+      <w:r>
+        <w:rPr>
+          <w:sz w:val="22"/>
+          <w:szCs w:val="22"/>
+        </w:rPr>
+        <w:t xml:space="preserve">🎓 Le LIEN FORMATION : à envoyer aux candidats aux concours. Il ouvre la page des tests psychotechniques ; le compte créé est proposé en rôle « Candidat Tests Psychotechniques », et c'est CE lien qui alimente vos rétrocessions Formation.</w:t>
+      </w:r>
+    </w:p>
+    <w:p>
+      <w:pPr>
+        <w:pStyle w:val="ListParagraph"/>
+        <w:numPr>
+          <w:ilvl w:val="0"/>
+          <w:numId w:val="2"/>
+        </w:numPr>
+        <w:spacing w:after="40"/>
+      </w:pPr>
+      <w:r>
+        <w:rPr>
+          <w:sz w:val="22"/>
+          <w:szCs w:val="22"/>
+        </w:rPr>
+        <w:t xml:space="preserve">🏫 Le LIEN COACHING : à envoyer aux parents et aux enseignants. Il ouvre l'inscription classique et alimente vos commissions sur les missions de coaching.</w:t>
+      </w:r>
+    </w:p>
+    <w:p>
+      <w:pPr>
+        <w:pStyle w:val="Heading2"/>
+      </w:pPr>
+      <w:r>
         <w:t xml:space="preserve">Suivre et retirer vos gains</w:t>
       </w:r>
     </w:p>
@@ -2530,7 +2614,7 @@
           <w:sz w:val="22"/>
           <w:szCs w:val="22"/>
         </w:rPr>
-        <w:t xml:space="preserve">Partagez votre lien : boutons WhatsApp, Facebook, Messenger, Telegram, SMS, e-mail — ou faites scanner votre QR code.</w:t>
+        <w:t xml:space="preserve">Partagez votre LIEN FORMATION : boutons WhatsApp, Facebook, Messenger, Telegram, SMS, e-mail — ou faites scanner son QR code (chaque lien a le sien).</w:t>
       </w:r>
     </w:p>
     <w:p>

--- a/guides/Guide-Coach-EduWeb.docx
+++ b/guides/Guide-Coach-EduWeb.docx
@@ -109,7 +109,7 @@
           <w:sz w:val="16"/>
           <w:szCs w:val="16"/>
         </w:rPr>
-        <w:t xml:space="preserve">family.eduweb.ci · Version du 9 août 2026</w:t>
+        <w:t xml:space="preserve">family.eduweb.ci · Version du 13 août 2026</w:t>
       </w:r>
     </w:p>
     <w:p>
@@ -1723,7 +1723,7 @@
         <w:pStyle w:val="Heading1"/>
       </w:pPr>
       <w:r>
-        <w:t xml:space="preserve">13.  Se préparer aux concours — Tests psychotechniques</w:t>
+        <w:t xml:space="preserve">13.  Se préparer aux concours (tests psychotechniques et Fonction Publique)</w:t>
       </w:r>
     </w:p>
     <w:p>
@@ -1735,7 +1735,7 @@
           <w:sz w:val="22"/>
           <w:szCs w:val="22"/>
         </w:rPr>
-        <w:t xml:space="preserve">EduWeb propose une section « Formation » pour préparer les concours : instituteurs adjoints, personnel de santé, concours administratifs. Vous y trouvez plus de 570 exercices corrigés (logique, calcul, vocabulaire, attention, organisation, mémoire), la théorie expliquée simplement, et un bilan personnalisé après chaque test.</w:t>
+        <w:t xml:space="preserve">EduWeb propose une rubrique « Préparation aux concours » pour réussir les concours d'instituteurs adjoints, de personnel de santé et les concours administratifs. Elle comporte DEUX parcours : les TESTS PSYCHOTECHNIQUES (576 questions corrigées — logique, calcul, vocabulaire, attention, organisation, mémoire) et le STATUT GÉNÉRAL DE LA FONCTION PUBLIQUE (la loi n° 2023-892 maîtrisée article par article). Un seul accès couvre les deux.</w:t>
       </w:r>
     </w:p>
     <w:p>
@@ -1743,7 +1743,7 @@
         <w:pStyle w:val="Heading2"/>
       </w:pPr>
       <w:r>
-        <w:t xml:space="preserve">Ouvrir la section Formation</w:t>
+        <w:t xml:space="preserve">Ouvrir la rubrique</w:t>
       </w:r>
     </w:p>
     <w:p>
@@ -1760,7 +1760,7 @@
           <w:sz w:val="22"/>
           <w:szCs w:val="22"/>
         </w:rPr>
-        <w:t xml:space="preserve">Appuyez sur « Formation » dans le menu du haut (ou sur « 🎓 Tests psychotechniques » dans le menu de votre photo, en haut à droite).</w:t>
+        <w:t xml:space="preserve">Appuyez sur « Préparation concours » dans le menu du haut (ou sur « 🎓 Préparation aux concours » dans le menu de votre photo, en haut à droite).</w:t>
       </w:r>
     </w:p>
     <w:p>
@@ -1777,7 +1777,7 @@
           <w:sz w:val="22"/>
           <w:szCs w:val="22"/>
         </w:rPr>
-        <w:t xml:space="preserve">La page présente les 6 catégories de tests, les 3 niveaux (avant le BEPC, BEPC, BAC et plus) et les formules d'accès.</w:t>
+        <w:t xml:space="preserve">La page présente les deux parcours, les formules d'accès et votre progression.</w:t>
       </w:r>
     </w:p>
     <w:p>
@@ -2376,6 +2376,141 @@
           <w:szCs w:val="22"/>
         </w:rPr>
         <w:t xml:space="preserve">« Mes résultats » garde l'historique de toutes vos tentatives pour suivre votre progression.</w:t>
+      </w:r>
+    </w:p>
+    <w:p>
+      <w:pPr>
+        <w:pStyle w:val="Heading2"/>
+      </w:pPr>
+      <w:r>
+        <w:t xml:space="preserve">Le second parcours : le Statut général de la Fonction Publique</w:t>
+      </w:r>
+    </w:p>
+    <w:p>
+      <w:pPr>
+        <w:spacing w:after="120"/>
+      </w:pPr>
+      <w:r>
+        <w:rPr>
+          <w:sz w:val="22"/>
+          <w:szCs w:val="22"/>
+        </w:rPr>
+        <w:t xml:space="preserve">Depuis la rubrique, ouvrez « Statut général de la Fonction Publique » : c'est un véritable cours de préparation, fondé exclusivement sur la loi n° 2023-892 du 23 novembre 2023.</w:t>
+      </w:r>
+    </w:p>
+    <w:p>
+      <w:pPr>
+        <w:pStyle w:val="ListParagraph"/>
+        <w:numPr>
+          <w:ilvl w:val="0"/>
+          <w:numId w:val="2"/>
+        </w:numPr>
+        <w:spacing w:after="40"/>
+      </w:pPr>
+      <w:r>
+        <w:rPr>
+          <w:sz w:val="22"/>
+          <w:szCs w:val="22"/>
+        </w:rPr>
+        <w:t xml:space="preserve">LE COURS : 15 séquences couvrant les 116 articles (droits, obligations, positions, discipline, retraite…), chaque règle essentielle expliquée article par article, avec lecture audio.</w:t>
+      </w:r>
+    </w:p>
+    <w:p>
+      <w:pPr>
+        <w:pStyle w:val="ListParagraph"/>
+        <w:numPr>
+          <w:ilvl w:val="0"/>
+          <w:numId w:val="2"/>
+        </w:numPr>
+        <w:spacing w:after="40"/>
+      </w:pPr>
+      <w:r>
+        <w:rPr>
+          <w:sz w:val="22"/>
+          <w:szCs w:val="22"/>
+        </w:rPr>
+        <w:t xml:space="preserve">LE PARCOURS : 5 paliers — Débutant → Intermédiaire → Avancé → Expert → SIMULATION CONCOURS. Montez de palier dès 80 % de réussite ; la Simulation reproduit les conditions réelles (chronomètre strict, correction à la fin), visez 90 %.</w:t>
+      </w:r>
+    </w:p>
+    <w:p>
+      <w:pPr>
+        <w:pStyle w:val="ListParagraph"/>
+        <w:numPr>
+          <w:ilvl w:val="0"/>
+          <w:numId w:val="2"/>
+        </w:numPr>
+        <w:spacing w:after="40"/>
+      </w:pPr>
+      <w:r>
+        <w:rPr>
+          <w:sz w:val="22"/>
+          <w:szCs w:val="22"/>
+        </w:rPr>
+        <w:t xml:space="preserve">LES EXERCICES : 580 exercices variés — QCM, questions-pièges, vrai/faux, textes à trous, QCM à PLUSIEURS bonnes réponses (cochez puis validez), ASSOCIATIONS (reliez chaque élément à la bonne proposition), CLASSEMENTS (remettez dans l'ordre avec les flèches) et CAS PRATIQUES administratifs.</w:t>
+      </w:r>
+    </w:p>
+    <w:p>
+      <w:pPr>
+        <w:pStyle w:val="ListParagraph"/>
+        <w:numPr>
+          <w:ilvl w:val="0"/>
+          <w:numId w:val="2"/>
+        </w:numPr>
+        <w:spacing w:after="40"/>
+      </w:pPr>
+      <w:r>
+        <w:rPr>
+          <w:sz w:val="22"/>
+          <w:szCs w:val="22"/>
+        </w:rPr>
+        <w:t xml:space="preserve">Chaque correction cite L'ARTICLE DE LOI : c'est la référence à retenir pour le jour du concours.</w:t>
+      </w:r>
+    </w:p>
+    <w:p>
+      <w:pPr>
+        <w:pStyle w:val="ListParagraph"/>
+        <w:numPr>
+          <w:ilvl w:val="0"/>
+          <w:numId w:val="2"/>
+        </w:numPr>
+        <w:spacing w:after="40"/>
+      </w:pPr>
+      <w:r>
+        <w:rPr>
+          <w:sz w:val="22"/>
+          <w:szCs w:val="22"/>
+        </w:rPr>
+        <w:t xml:space="preserve">Vous pouvez réviser TOUTES les séquences ou seulement celles que vous choisissez.</w:t>
+      </w:r>
+    </w:p>
+    <w:p>
+      <w:pPr>
+        <w:pBdr>
+          <w:top w:val="single" w:color="EAF3FB" w:sz="2" w:space="6"/>
+          <w:bottom w:val="single" w:color="EAF3FB" w:sz="2" w:space="6"/>
+          <w:left w:val="single" w:color="2A77C6" w:sz="18" w:space="10"/>
+          <w:right w:val="single" w:color="EAF3FB" w:sz="2" w:space="6"/>
+        </w:pBdr>
+        <w:shd w:fill="EAF3FB" w:color="auto" w:val="clear"/>
+        <w:spacing w:after="140" w:before="80"/>
+      </w:pPr>
+      <w:r>
+        <w:rPr>
+          <w:b/>
+          <w:bCs/>
+          <w:color w:val="2A77C6"/>
+          <w:sz w:val="21"/>
+          <w:szCs w:val="21"/>
+        </w:rPr>
+        <w:t xml:space="preserve">Astuce — </w:t>
+      </w:r>
+      <w:r>
+        <w:rPr>
+          <w:color w:val="1B3A57"/>
+          <w:sz w:val="21"/>
+          <w:szCs w:val="21"/>
+        </w:rPr>
+        <w:t xml:space="preserve">La bonne boucle de travail : lisez le cours d'une séquence → entraînez-vous en Débutant sur cette séquence → montez de palier dès 80 % → quand toutes les séquences sont solides, passez en Simulation Concours.</w:t>
       </w:r>
     </w:p>
     <w:p>

--- a/guides/Guide-Coach-EduWeb.docx
+++ b/guides/Guide-Coach-EduWeb.docx
@@ -1777,7 +1777,24 @@
           <w:sz w:val="22"/>
           <w:szCs w:val="22"/>
         </w:rPr>
-        <w:t xml:space="preserve">La page présente les deux parcours, les formules d'accès et votre progression.</w:t>
+        <w:t xml:space="preserve">La page présente les deux parcours et les formules d'accès.</w:t>
+      </w:r>
+    </w:p>
+    <w:p>
+      <w:pPr>
+        <w:pStyle w:val="ListParagraph"/>
+        <w:numPr>
+          <w:ilvl w:val="0"/>
+          <w:numId w:val="10"/>
+        </w:numPr>
+        <w:spacing w:after="40"/>
+      </w:pPr>
+      <w:r>
+        <w:rPr>
+          <w:sz w:val="22"/>
+          <w:szCs w:val="22"/>
+        </w:rPr>
+        <w:t xml:space="preserve">Appuyez sur « Ouvrir le module » du parcours voulu : chaque module contient ses actions ET votre progression (catégories pour les tests psychotechniques, carte de maîtrise pour la Fonction Publique).</w:t>
       </w:r>
     </w:p>
     <w:p>

--- a/guides/Guide-Coach-EduWeb.docx
+++ b/guides/Guide-Coach-EduWeb.docx
@@ -109,7 +109,7 @@
           <w:sz w:val="16"/>
           <w:szCs w:val="16"/>
         </w:rPr>
-        <w:t xml:space="preserve">family.eduweb.ci · Version du 13 août 2026</w:t>
+        <w:t xml:space="preserve">family.eduweb.ci · Version du 15 août 2026</w:t>
       </w:r>
     </w:p>
     <w:p>

--- a/guides/Guide-Coach-EduWeb.docx
+++ b/guides/Guide-Coach-EduWeb.docx
@@ -109,7 +109,7 @@
           <w:sz w:val="16"/>
           <w:szCs w:val="16"/>
         </w:rPr>
-        <w:t xml:space="preserve">family.eduweb.ci · Version du 15 août 2026</w:t>
+        <w:t xml:space="preserve">family.eduweb.ci · Version du 16 août 2026</w:t>
       </w:r>
     </w:p>
     <w:p>

--- a/guides/Guide-Coach-EduWeb.docx
+++ b/guides/Guide-Coach-EduWeb.docx
@@ -1735,7 +1735,7 @@
           <w:sz w:val="22"/>
           <w:szCs w:val="22"/>
         </w:rPr>
-        <w:t xml:space="preserve">EduWeb propose une rubrique « Préparation aux concours » pour réussir les concours d'instituteurs adjoints, de personnel de santé et les concours administratifs. Elle comporte DEUX parcours : les TESTS PSYCHOTECHNIQUES (576 questions corrigées — logique, calcul, vocabulaire, attention, organisation, mémoire) et le STATUT GÉNÉRAL DE LA FONCTION PUBLIQUE (la loi n° 2023-892 maîtrisée article par article). Un seul accès couvre les deux.</w:t>
+        <w:t xml:space="preserve">EduWeb propose une rubrique « Préparation aux concours » pour réussir les concours d'instituteurs adjoints, de personnel de santé et les concours administratifs. Elle comporte DEUX parcours : les TESTS PSYCHOTECHNIQUES (678 questions corrigées — logique, calcul, vocabulaire, attention, organisation, mémoire, personnalité) et le STATUT GÉNÉRAL DE LA FONCTION PUBLIQUE (la loi n° 2023-892 maîtrisée article par article). Un seul accès couvre les deux.</w:t>
       </w:r>
     </w:p>
     <w:p>

--- a/guides/Guide-Coach-EduWeb.docx
+++ b/guides/Guide-Coach-EduWeb.docx
@@ -109,7 +109,7 @@
           <w:sz w:val="16"/>
           <w:szCs w:val="16"/>
         </w:rPr>
-        <w:t xml:space="preserve">family.eduweb.ci · Version du 16 août 2026</w:t>
+        <w:t xml:space="preserve">family.eduweb.ci · Version du 31 août 2026</w:t>
       </w:r>
     </w:p>
     <w:p>

--- a/guides/Guide-Coach-EduWeb.docx
+++ b/guides/Guide-Coach-EduWeb.docx
@@ -109,7 +109,7 @@
           <w:sz w:val="16"/>
           <w:szCs w:val="16"/>
         </w:rPr>
-        <w:t xml:space="preserve">family.eduweb.ci · Version du 31 août 2026</w:t>
+        <w:t xml:space="preserve">family.eduweb.ci · Version du 1 septembre 2026</w:t>
       </w:r>
     </w:p>
     <w:p>

--- a/guides/Guide-Coach-EduWeb.docx
+++ b/guides/Guide-Coach-EduWeb.docx
@@ -109,7 +109,7 @@
           <w:sz w:val="16"/>
           <w:szCs w:val="16"/>
         </w:rPr>
-        <w:t xml:space="preserve">family.eduweb.ci · Version du 1 septembre 2026</w:t>
+        <w:t xml:space="preserve">family.eduweb.ci · Version du 6 septembre 2026</w:t>
       </w:r>
     </w:p>
     <w:p>

--- a/guides/Guide-Coach-EduWeb.docx
+++ b/guides/Guide-Coach-EduWeb.docx
@@ -109,7 +109,7 @@
           <w:sz w:val="16"/>
           <w:szCs w:val="16"/>
         </w:rPr>
-        <w:t xml:space="preserve">family.eduweb.ci · Version du 6 septembre 2026</w:t>
+        <w:t xml:space="preserve">family.eduweb.ci · Version du 7 septembre 2026</w:t>
       </w:r>
     </w:p>
     <w:p>
@@ -1831,7 +1831,7 @@
           <w:sz w:val="22"/>
           <w:szCs w:val="22"/>
         </w:rPr>
-        <w:t xml:space="preserve">PAYER UNE FORMULE : choisissez une formule (prix, durée et nombre de tests affichés), envoyez le montant par Mobile Money (Wave, Orange Money, MTN MoMo ou Moov Money) au numéro EduWeb indiqué à l'écran, PUIS déclarez votre versement dans le formulaire : opérateur utilisé + référence (l'identifiant reçu par SMS après votre transfert).</w:t>
+        <w:t xml:space="preserve">PAYER UNE FORMULE : choisissez une formule (prix, durée et nombre de tests affichés), envoyez le montant par Mobile Money — Wave ou Moov Money au (+225) 01 5263 3030, Orange Money au (+225) 07 0985 8042 —, PUIS déclarez votre versement dans le formulaire : opérateur utilisé + référence (l'identifiant reçu par SMS après votre transfert).</w:t>
       </w:r>
     </w:p>
     <w:p>
